--- a/Notes_Guids/CSS, Bootstrap, Tailwind deferences and Bootstrap.docx
+++ b/Notes_Guids/CSS, Bootstrap, Tailwind deferences and Bootstrap.docx
@@ -1,6 +1,6 @@
 
 <file path=word/document.xml><?xml version="1.0" encoding="utf-8"?>
-<w:document xmlns:wpc="http://schemas.microsoft.com/office/word/2010/wordprocessingCanvas" xmlns:cx="http://schemas.microsoft.com/office/drawing/2014/chartex" xmlns:cx1="http://schemas.microsoft.com/office/drawing/2015/9/8/chartex" xmlns:mc="http://schemas.openxmlformats.org/markup-compatibility/2006" xmlns:o="urn:schemas-microsoft-com:office:office" xmlns:r="http://schemas.openxmlformats.org/officeDocument/2006/relationships" xmlns:m="http://schemas.openxmlformats.org/officeDocument/2006/math" xmlns:v="urn:schemas-microsoft-com:vml" xmlns:wp14="http://schemas.microsoft.com/office/word/2010/wordprocessingDrawing" xmlns:wp="http://schemas.openxmlformats.org/drawingml/2006/wordprocessingDrawing" xmlns:w10="urn:schemas-microsoft-com:office:word" xmlns:w="http://schemas.openxmlformats.org/wordprocessingml/2006/main" xmlns:w14="http://schemas.microsoft.com/office/word/2010/wordml" xmlns:w15="http://schemas.microsoft.com/office/word/2012/wordml" xmlns:w16se="http://schemas.microsoft.com/office/word/2015/wordml/symex" xmlns:wpg="http://schemas.microsoft.com/office/word/2010/wordprocessingGroup" xmlns:wpi="http://schemas.microsoft.com/office/word/2010/wordprocessingInk" xmlns:wne="http://schemas.microsoft.com/office/word/2006/wordml" xmlns:wps="http://schemas.microsoft.com/office/word/2010/wordprocessingShape" mc:Ignorable="w14 w15 w16se wp14">
+<w:document xmlns:wpc="http://schemas.microsoft.com/office/word/2010/wordprocessingCanvas" xmlns:cx="http://schemas.microsoft.com/office/drawing/2014/chartex" xmlns:cx1="http://schemas.microsoft.com/office/drawing/2015/9/8/chartex" xmlns:cx2="http://schemas.microsoft.com/office/drawing/2015/10/21/chartex" xmlns:cx3="http://schemas.microsoft.com/office/drawing/2016/5/9/chartex" xmlns:cx4="http://schemas.microsoft.com/office/drawing/2016/5/10/chartex" xmlns:cx5="http://schemas.microsoft.com/office/drawing/2016/5/11/chartex" xmlns:cx6="http://schemas.microsoft.com/office/drawing/2016/5/12/chartex" xmlns:cx7="http://schemas.microsoft.com/office/drawing/2016/5/13/chartex" xmlns:cx8="http://schemas.microsoft.com/office/drawing/2016/5/14/chartex" xmlns:mc="http://schemas.openxmlformats.org/markup-compatibility/2006" xmlns:aink="http://schemas.microsoft.com/office/drawing/2016/ink" xmlns:am3d="http://schemas.microsoft.com/office/drawing/2017/model3d" xmlns:o="urn:schemas-microsoft-com:office:office" xmlns:oel="http://schemas.microsoft.com/office/2019/extlst" xmlns:r="http://schemas.openxmlformats.org/officeDocument/2006/relationships" xmlns:m="http://schemas.openxmlformats.org/officeDocument/2006/math" xmlns:v="urn:schemas-microsoft-com:vml" xmlns:wp14="http://schemas.microsoft.com/office/word/2010/wordprocessingDrawing" xmlns:wp="http://schemas.openxmlformats.org/drawingml/2006/wordprocessingDrawing" xmlns:w10="urn:schemas-microsoft-com:office:word" xmlns:w="http://schemas.openxmlformats.org/wordprocessingml/2006/main" xmlns:w14="http://schemas.microsoft.com/office/word/2010/wordml" xmlns:w15="http://schemas.microsoft.com/office/word/2012/wordml" xmlns:w16cex="http://schemas.microsoft.com/office/word/2018/wordml/cex" xmlns:w16cid="http://schemas.microsoft.com/office/word/2016/wordml/cid" xmlns:w16="http://schemas.microsoft.com/office/word/2018/wordml" xmlns:w16du="http://schemas.microsoft.com/office/word/2023/wordml/word16du" xmlns:w16sdtdh="http://schemas.microsoft.com/office/word/2020/wordml/sdtdatahash" xmlns:w16sdtfl="http://schemas.microsoft.com/office/word/2024/wordml/sdtformatlock" xmlns:w16se="http://schemas.microsoft.com/office/word/2015/wordml/symex" xmlns:wpg="http://schemas.microsoft.com/office/word/2010/wordprocessingGroup" xmlns:wpi="http://schemas.microsoft.com/office/word/2010/wordprocessingInk" xmlns:wne="http://schemas.microsoft.com/office/word/2006/wordml" xmlns:wps="http://schemas.microsoft.com/office/word/2010/wordprocessingShape" mc:Ignorable="w14 w15 w16se w16cid w16 w16cex w16sdtdh w16sdtfl w16du wp14">
   <w:body>
     <w:p>
       <w:pPr>
@@ -293,7 +293,7 @@
           <w:sz w:val="24"/>
           <w:szCs w:val="24"/>
         </w:rPr>
-        <w:pict>
+        <w:pict w14:anchorId="4BE749BF">
           <v:rect id="_x0000_i1025" style="width:0;height:1.5pt" o:hralign="center" o:hrstd="t" o:hr="t" fillcolor="#a0a0a0" stroked="f"/>
         </w:pict>
       </w:r>
@@ -336,25 +336,31 @@
         <w:spacing w:before="100" w:beforeAutospacing="1" w:after="100" w:afterAutospacing="1" w:line="240" w:lineRule="auto"/>
         <w:rPr>
           <w:rFonts w:eastAsia="Times New Roman" w:cs="Times New Roman"/>
-          <w:sz w:val="24"/>
-          <w:szCs w:val="24"/>
-        </w:rPr>
-      </w:pPr>
-      <w:r>
-        <w:rPr>
-          <w:rFonts w:ascii="Segoe UI Symbol" w:eastAsia="Times New Roman" w:hAnsi="Segoe UI Symbol" w:cs="Segoe UI Symbol"/>
-          <w:sz w:val="24"/>
-          <w:szCs w:val="24"/>
-        </w:rPr>
-        <w:t>👉</w:t>
+          <w:b/>
+          <w:bCs/>
+          <w:sz w:val="24"/>
+          <w:szCs w:val="24"/>
+        </w:rPr>
+      </w:pPr>
+      <w:r>
+        <w:rPr>
+          <w:rFonts w:ascii="Segoe UI Emoji" w:eastAsia="Times New Roman" w:hAnsi="Segoe UI Emoji" w:cs="Segoe UI Emoji"/>
+          <w:b/>
+          <w:bCs/>
+          <w:sz w:val="24"/>
+          <w:szCs w:val="24"/>
+        </w:rPr>
+        <w:t>✅</w:t>
       </w:r>
       <w:r>
         <w:rPr>
           <w:rFonts w:eastAsia="Times New Roman" w:cs="Times New Roman"/>
-          <w:sz w:val="24"/>
-          <w:szCs w:val="24"/>
-        </w:rPr>
-        <w:t xml:space="preserve"> </w:t>
+          <w:b/>
+          <w:bCs/>
+          <w:sz w:val="24"/>
+          <w:szCs w:val="24"/>
+        </w:rPr>
+        <w:t xml:space="preserve"> CSS </w:t>
       </w:r>
       <w:r>
         <w:rPr>
@@ -364,7 +370,7 @@
           <w:sz w:val="24"/>
           <w:szCs w:val="24"/>
         </w:rPr>
-        <w:t>কি</w:t>
+        <w:t>কী</w:t>
       </w:r>
       <w:r>
         <w:rPr>
@@ -471,7 +477,7 @@
           <w:sz w:val="24"/>
           <w:szCs w:val="24"/>
         </w:rPr>
-        <w:t>উপাদানগুলোকে</w:t>
+        <w:t>উপাদানগুলোর</w:t>
       </w:r>
       <w:r>
         <w:rPr>
@@ -487,7 +493,7 @@
           <w:sz w:val="24"/>
           <w:szCs w:val="24"/>
         </w:rPr>
-        <w:t>স্টাইল</w:t>
+        <w:t>ডিজাইন</w:t>
       </w:r>
       <w:r>
         <w:rPr>
@@ -503,6 +509,70 @@
           <w:sz w:val="24"/>
           <w:szCs w:val="24"/>
         </w:rPr>
+        <w:t>ও</w:t>
+      </w:r>
+      <w:r>
+        <w:rPr>
+          <w:rFonts w:eastAsia="Times New Roman" w:cs="Times New Roman"/>
+          <w:sz w:val="24"/>
+          <w:szCs w:val="24"/>
+        </w:rPr>
+        <w:t xml:space="preserve"> </w:t>
+      </w:r>
+      <w:r>
+        <w:rPr>
+          <w:rFonts w:ascii="Nirmala UI" w:eastAsia="Times New Roman" w:hAnsi="Nirmala UI" w:cs="Nirmala UI"/>
+          <w:sz w:val="24"/>
+          <w:szCs w:val="24"/>
+        </w:rPr>
+        <w:t>লে</w:t>
+      </w:r>
+      <w:r>
+        <w:rPr>
+          <w:rFonts w:eastAsia="Times New Roman" w:cs="Times New Roman"/>
+          <w:sz w:val="24"/>
+          <w:szCs w:val="24"/>
+        </w:rPr>
+        <w:t>-</w:t>
+      </w:r>
+      <w:r>
+        <w:rPr>
+          <w:rFonts w:ascii="Nirmala UI" w:eastAsia="Times New Roman" w:hAnsi="Nirmala UI" w:cs="Nirmala UI"/>
+          <w:sz w:val="24"/>
+          <w:szCs w:val="24"/>
+        </w:rPr>
+        <w:t>আউট</w:t>
+      </w:r>
+      <w:r>
+        <w:rPr>
+          <w:rFonts w:eastAsia="Times New Roman" w:cs="Times New Roman"/>
+          <w:sz w:val="24"/>
+          <w:szCs w:val="24"/>
+        </w:rPr>
+        <w:t xml:space="preserve"> </w:t>
+      </w:r>
+      <w:r>
+        <w:rPr>
+          <w:rFonts w:ascii="Nirmala UI" w:eastAsia="Times New Roman" w:hAnsi="Nirmala UI" w:cs="Nirmala UI"/>
+          <w:sz w:val="24"/>
+          <w:szCs w:val="24"/>
+        </w:rPr>
+        <w:t>নির্ধারণ</w:t>
+      </w:r>
+      <w:r>
+        <w:rPr>
+          <w:rFonts w:eastAsia="Times New Roman" w:cs="Times New Roman"/>
+          <w:sz w:val="24"/>
+          <w:szCs w:val="24"/>
+        </w:rPr>
+        <w:t xml:space="preserve"> </w:t>
+      </w:r>
+      <w:r>
+        <w:rPr>
+          <w:rFonts w:ascii="Nirmala UI" w:eastAsia="Times New Roman" w:hAnsi="Nirmala UI" w:cs="Nirmala UI"/>
+          <w:sz w:val="24"/>
+          <w:szCs w:val="24"/>
+        </w:rPr>
         <w:t>করা</w:t>
       </w:r>
       <w:r>
@@ -519,7 +589,7 @@
           <w:sz w:val="24"/>
           <w:szCs w:val="24"/>
         </w:rPr>
-        <w:t>হয়</w:t>
+        <w:t>হয়।</w:t>
       </w:r>
       <w:r>
         <w:rPr>
@@ -527,7 +597,15 @@
           <w:sz w:val="24"/>
           <w:szCs w:val="24"/>
         </w:rPr>
-        <w:t xml:space="preserve"> (</w:t>
+        <w:t xml:space="preserve"> </w:t>
+      </w:r>
+      <w:r>
+        <w:rPr>
+          <w:rFonts w:eastAsia="Times New Roman" w:cs="Times New Roman"/>
+          <w:sz w:val="24"/>
+          <w:szCs w:val="24"/>
+        </w:rPr>
+        <w:t>(</w:t>
       </w:r>
       <w:r>
         <w:rPr>
@@ -603,6 +681,14 @@
       </w:r>
       <w:r>
         <w:rPr>
+          <w:rFonts w:ascii="Nirmala UI" w:eastAsia="Times New Roman" w:hAnsi="Nirmala UI" w:cs="Nirmala UI"/>
+          <w:sz w:val="24"/>
+          <w:szCs w:val="24"/>
+        </w:rPr>
+        <w:t>0</w:t>
+      </w:r>
+      <w:r>
+        <w:rPr>
           <w:rFonts w:eastAsia="Times New Roman" w:cs="Times New Roman"/>
           <w:sz w:val="24"/>
           <w:szCs w:val="24"/>
@@ -633,7 +719,6 @@
         </w:rPr>
         <w:t>ইত্যাদি</w:t>
       </w:r>
-      <w:proofErr w:type="gramStart"/>
       <w:r>
         <w:rPr>
           <w:rFonts w:eastAsia="Times New Roman" w:cs="Times New Roman"/>
@@ -650,7 +735,6 @@
         </w:rPr>
         <w:t>।</w:t>
       </w:r>
-      <w:proofErr w:type="gramEnd"/>
     </w:p>
     <w:p>
       <w:pPr>
@@ -1040,35 +1124,37 @@
       <w:pPr>
         <w:spacing w:before="100" w:beforeAutospacing="1" w:after="100" w:afterAutospacing="1" w:line="240" w:lineRule="auto"/>
         <w:rPr>
-          <w:rFonts w:eastAsia="Times New Roman" w:cs="Times New Roman"/>
-          <w:sz w:val="24"/>
-          <w:szCs w:val="24"/>
-        </w:rPr>
-      </w:pPr>
-      <w:r>
-        <w:rPr>
-          <w:rFonts w:ascii="Segoe UI Symbol" w:eastAsia="Times New Roman" w:hAnsi="Segoe UI Symbol" w:cs="Segoe UI Symbol"/>
-          <w:sz w:val="24"/>
-          <w:szCs w:val="24"/>
-        </w:rPr>
-        <w:t>✅</w:t>
-      </w:r>
-      <w:r>
-        <w:rPr>
-          <w:rFonts w:eastAsia="Times New Roman" w:cs="Times New Roman"/>
-          <w:sz w:val="24"/>
-          <w:szCs w:val="24"/>
-        </w:rPr>
-        <w:t xml:space="preserve"> </w:t>
-      </w:r>
-      <w:r>
-        <w:rPr>
           <w:rFonts w:ascii="Nirmala UI" w:eastAsia="Times New Roman" w:hAnsi="Nirmala UI" w:cs="Nirmala UI"/>
           <w:b/>
           <w:bCs/>
           <w:sz w:val="24"/>
           <w:szCs w:val="24"/>
         </w:rPr>
+      </w:pPr>
+      <w:r>
+        <w:rPr>
+          <w:rFonts w:ascii="Segoe UI Symbol" w:eastAsia="Times New Roman" w:hAnsi="Segoe UI Symbol" w:cs="Segoe UI Symbol"/>
+          <w:sz w:val="24"/>
+          <w:szCs w:val="24"/>
+        </w:rPr>
+        <w:t>✅</w:t>
+      </w:r>
+      <w:r>
+        <w:rPr>
+          <w:rFonts w:eastAsia="Times New Roman" w:cs="Times New Roman"/>
+          <w:sz w:val="24"/>
+          <w:szCs w:val="24"/>
+        </w:rPr>
+        <w:t xml:space="preserve"> </w:t>
+      </w:r>
+      <w:r>
+        <w:rPr>
+          <w:rFonts w:ascii="Nirmala UI" w:eastAsia="Times New Roman" w:hAnsi="Nirmala UI" w:cs="Nirmala UI"/>
+          <w:b/>
+          <w:bCs/>
+          <w:sz w:val="24"/>
+          <w:szCs w:val="24"/>
+        </w:rPr>
         <w:t>সবাইকে</w:t>
       </w:r>
       <w:r>
@@ -1114,23 +1200,12 @@
     </w:p>
     <w:p>
       <w:pPr>
-        <w:spacing w:after="0" w:line="240" w:lineRule="auto"/>
         <w:rPr>
           <w:rFonts w:eastAsia="Times New Roman" w:cs="Times New Roman"/>
           <w:sz w:val="24"/>
           <w:szCs w:val="24"/>
         </w:rPr>
       </w:pPr>
-      <w:r>
-        <w:rPr>
-          <w:rFonts w:eastAsia="Times New Roman" w:cs="Times New Roman"/>
-          <w:sz w:val="24"/>
-          <w:szCs w:val="24"/>
-        </w:rPr>
-        <w:pict>
-          <v:rect id="_x0000_i1026" style="width:0;height:1.5pt" o:hralign="center" o:hrstd="t" o:hr="t" fillcolor="#a0a0a0" stroked="f"/>
-        </w:pict>
-      </w:r>
     </w:p>
     <w:p>
       <w:pPr>
@@ -1783,7 +1858,7 @@
           <w:sz w:val="24"/>
           <w:szCs w:val="24"/>
         </w:rPr>
-        <w:pict>
+        <w:pict w14:anchorId="705D96F7">
           <v:rect id="_x0000_i1027" style="width:0;height:1.5pt" o:hralign="center" o:hrstd="t" o:hr="t" fillcolor="#a0a0a0" stroked="f"/>
         </w:pict>
       </w:r>
@@ -2085,7 +2160,6 @@
         </w:rPr>
         <w:t>text-center</w:t>
       </w:r>
-      <w:proofErr w:type="gramStart"/>
       <w:r>
         <w:rPr>
           <w:rFonts w:eastAsia="Times New Roman" w:cs="Times New Roman"/>
@@ -2102,7 +2176,6 @@
         </w:rPr>
         <w:t>।</w:t>
       </w:r>
-      <w:proofErr w:type="gramEnd"/>
     </w:p>
     <w:p>
       <w:pPr>
@@ -2618,7 +2691,7 @@
           <w:sz w:val="24"/>
           <w:szCs w:val="24"/>
         </w:rPr>
-        <w:pict>
+        <w:pict w14:anchorId="51757A71">
           <v:rect id="_x0000_i1028" style="width:0;height:1.5pt" o:hralign="center" o:hrstd="t" o:hr="t" fillcolor="#a0a0a0" stroked="f"/>
         </w:pict>
       </w:r>
@@ -3283,7 +3356,7 @@
           <w:sz w:val="24"/>
           <w:szCs w:val="24"/>
         </w:rPr>
-        <w:pict>
+        <w:pict w14:anchorId="22E7236F">
           <v:rect id="_x0000_i1029" style="width:0;height:1.5pt" o:hralign="center" o:hrstd="t" o:hr="t" fillcolor="#a0a0a0" stroked="f"/>
         </w:pict>
       </w:r>
@@ -4192,7 +4265,7 @@
           <w:sz w:val="24"/>
           <w:szCs w:val="24"/>
         </w:rPr>
-        <w:pict>
+        <w:pict w14:anchorId="18471FC2">
           <v:rect id="_x0000_i1030" style="width:0;height:1.5pt" o:hralign="center" o:hrstd="t" o:hr="t" fillcolor="#a0a0a0" stroked="f"/>
         </w:pict>
       </w:r>
@@ -4958,11 +5031,9 @@
       <w:pPr>
         <w:pStyle w:val="HTMLPreformatted"/>
       </w:pPr>
-      <w:proofErr w:type="gramStart"/>
       <w:r>
         <w:t>html</w:t>
       </w:r>
-      <w:proofErr w:type="gramEnd"/>
     </w:p>
     <w:p>
       <w:pPr>
@@ -5048,7 +5119,7 @@
     </w:p>
     <w:p>
       <w:r>
-        <w:pict>
+        <w:pict w14:anchorId="7B9A256C">
           <v:rect id="_x0000_i1031" style="width:0;height:1.5pt" o:hralign="center" o:hrstd="t" o:hr="t" fillcolor="#a0a0a0" stroked="f"/>
         </w:pict>
       </w:r>
@@ -5158,13 +5229,8 @@
         <w:t>গা</w:t>
       </w:r>
       <w:r>
-        <w:t xml:space="preserve"> dark</w:t>
-      </w:r>
-      <w:proofErr w:type="gramStart"/>
-      <w:r>
-        <w:t>)</w:t>
-      </w:r>
-      <w:proofErr w:type="gramEnd"/>
+        <w:t xml:space="preserve"> dark)</w:t>
+      </w:r>
       <w:r>
         <w:br/>
       </w:r>
@@ -5284,7 +5350,7 @@
     </w:p>
     <w:p>
       <w:r>
-        <w:pict>
+        <w:pict w14:anchorId="639A992B">
           <v:rect id="_x0000_i1032" style="width:0;height:1.5pt" o:hralign="center" o:hrstd="t" o:hr="t" fillcolor="#a0a0a0" stroked="f"/>
         </w:pict>
       </w:r>
@@ -5580,7 +5646,7 @@
     </w:p>
     <w:p>
       <w:r>
-        <w:pict>
+        <w:pict w14:anchorId="3CF2E70E">
           <v:rect id="_x0000_i1033" style="width:0;height:1.5pt" o:hralign="center" o:hrstd="t" o:hr="t" fillcolor="#a0a0a0" stroked="f"/>
         </w:pict>
       </w:r>
@@ -6096,8 +6162,8 @@
     </w:p>
     <w:p>
       <w:r>
-        <w:pict>
-          <v:rect id="_x0000_i1061" style="width:0;height:1.5pt" o:hralign="center" o:hrstd="t" o:hr="t" fillcolor="#a0a0a0" stroked="f"/>
+        <w:pict w14:anchorId="4D96D528">
+          <v:rect id="_x0000_i1034" style="width:0;height:1.5pt" o:hralign="center" o:hrstd="t" o:hr="t" fillcolor="#a0a0a0" stroked="f"/>
         </w:pict>
       </w:r>
     </w:p>
@@ -6654,8 +6720,8 @@
     </w:tbl>
     <w:p>
       <w:r>
-        <w:pict>
-          <v:rect id="_x0000_i1062" style="width:0;height:1.5pt" o:hralign="center" o:hrstd="t" o:hr="t" fillcolor="#a0a0a0" stroked="f"/>
+        <w:pict w14:anchorId="2E7C4DE7">
+          <v:rect id="_x0000_i1035" style="width:0;height:1.5pt" o:hralign="center" o:hrstd="t" o:hr="t" fillcolor="#a0a0a0" stroked="f"/>
         </w:pict>
       </w:r>
     </w:p>
@@ -6795,11 +6861,9 @@
       <w:pPr>
         <w:pStyle w:val="HTMLPreformatted"/>
       </w:pPr>
-      <w:proofErr w:type="gramStart"/>
       <w:r>
         <w:t>html</w:t>
       </w:r>
-      <w:proofErr w:type="gramEnd"/>
     </w:p>
     <w:p>
       <w:pPr>
@@ -6961,21 +7025,7 @@
         <w:rPr>
           <w:rStyle w:val="hljs-comment"/>
         </w:rPr>
-        <w:t xml:space="preserve">  </w:t>
-      </w:r>
-      <w:proofErr w:type="gramStart"/>
-      <w:r>
-        <w:rPr>
-          <w:rStyle w:val="hljs-comment"/>
-        </w:rPr>
-        <w:t>sm</w:t>
-      </w:r>
-      <w:proofErr w:type="gramEnd"/>
-      <w:r>
-        <w:rPr>
-          <w:rStyle w:val="hljs-comment"/>
-        </w:rPr>
-        <w:t xml:space="preserve"> </w:t>
+        <w:t xml:space="preserve">  sm </w:t>
       </w:r>
       <w:r>
         <w:rPr>
@@ -7149,11 +7199,9 @@
       <w:pPr>
         <w:pStyle w:val="HTMLPreformatted"/>
       </w:pPr>
-      <w:proofErr w:type="gramStart"/>
       <w:r>
         <w:t>html</w:t>
       </w:r>
-      <w:proofErr w:type="gramEnd"/>
     </w:p>
     <w:p>
       <w:pPr>
@@ -7232,19 +7280,11 @@
         </w:rPr>
         <w:t xml:space="preserve">  </w:t>
       </w:r>
-      <w:proofErr w:type="gramStart"/>
       <w:r>
         <w:rPr>
           <w:rStyle w:val="hljs-comment"/>
         </w:rPr>
-        <w:t>&lt;!--</w:t>
-      </w:r>
-      <w:proofErr w:type="gramEnd"/>
-      <w:r>
-        <w:rPr>
-          <w:rStyle w:val="hljs-comment"/>
-        </w:rPr>
-        <w:t xml:space="preserve"> md </w:t>
+        <w:t xml:space="preserve">&lt;!-- md </w:t>
       </w:r>
       <w:r>
         <w:rPr>
@@ -7407,8 +7447,8 @@
     </w:p>
     <w:p>
       <w:r>
-        <w:pict>
-          <v:rect id="_x0000_i1063" style="width:0;height:1.5pt" o:hralign="center" o:hrstd="t" o:hr="t" fillcolor="#a0a0a0" stroked="f"/>
+        <w:pict w14:anchorId="71C55FBF">
+          <v:rect id="_x0000_i1036" style="width:0;height:1.5pt" o:hralign="center" o:hrstd="t" o:hr="t" fillcolor="#a0a0a0" stroked="f"/>
         </w:pict>
       </w:r>
     </w:p>
@@ -7671,12 +7711,7 @@
         <w:t>একাধিক</w:t>
       </w:r>
       <w:r>
-        <w:t xml:space="preserve"> brea</w:t>
-      </w:r>
-      <w:bookmarkStart w:id="0" w:name="_GoBack"/>
-      <w:bookmarkEnd w:id="0"/>
-      <w:r>
-        <w:t xml:space="preserve">kpoint </w:t>
+        <w:t xml:space="preserve"> breakpoint </w:t>
       </w:r>
       <w:r>
         <w:rPr>
@@ -7755,8 +7790,8 @@
     </w:p>
     <w:p>
       <w:r>
-        <w:pict>
-          <v:rect id="_x0000_i1034" style="width:0;height:1.5pt" o:hralign="center" o:hrstd="t" o:hr="t" fillcolor="#a0a0a0" stroked="f"/>
+        <w:pict w14:anchorId="3BF71182">
+          <v:rect id="_x0000_i1037" style="width:0;height:1.5pt" o:hralign="center" o:hrstd="t" o:hr="t" fillcolor="#a0a0a0" stroked="f"/>
         </w:pict>
       </w:r>
     </w:p>
@@ -8038,8 +8073,8 @@
     </w:p>
     <w:p>
       <w:r>
-        <w:pict>
-          <v:rect id="_x0000_i1035" style="width:0;height:1.5pt" o:hralign="center" o:hrstd="t" o:hr="t" fillcolor="#a0a0a0" stroked="f"/>
+        <w:pict w14:anchorId="10676A17">
+          <v:rect id="_x0000_i1038" style="width:0;height:1.5pt" o:hralign="center" o:hrstd="t" o:hr="t" fillcolor="#a0a0a0" stroked="f"/>
         </w:pict>
       </w:r>
     </w:p>
@@ -8316,8 +8351,8 @@
     </w:p>
     <w:p>
       <w:r>
-        <w:pict>
-          <v:rect id="_x0000_i1036" style="width:0;height:1.5pt" o:hralign="center" o:hrstd="t" o:hr="t" fillcolor="#a0a0a0" stroked="f"/>
+        <w:pict w14:anchorId="6A5DC13B">
+          <v:rect id="_x0000_i1039" style="width:0;height:1.5pt" o:hralign="center" o:hrstd="t" o:hr="t" fillcolor="#a0a0a0" stroked="f"/>
         </w:pict>
       </w:r>
     </w:p>
@@ -8567,8 +8602,8 @@
     </w:p>
     <w:p>
       <w:r>
-        <w:pict>
-          <v:rect id="_x0000_i1037" style="width:0;height:1.5pt" o:hralign="center" o:hrstd="t" o:hr="t" fillcolor="#a0a0a0" stroked="f"/>
+        <w:pict w14:anchorId="29CADC36">
+          <v:rect id="_x0000_i1040" style="width:0;height:1.5pt" o:hralign="center" o:hrstd="t" o:hr="t" fillcolor="#a0a0a0" stroked="f"/>
         </w:pict>
       </w:r>
     </w:p>
@@ -8827,8 +8862,8 @@
     </w:p>
     <w:p>
       <w:r>
-        <w:pict>
-          <v:rect id="_x0000_i1038" style="width:0;height:1.5pt" o:hralign="center" o:hrstd="t" o:hr="t" fillcolor="#a0a0a0" stroked="f"/>
+        <w:pict w14:anchorId="666ECD0B">
+          <v:rect id="_x0000_i1041" style="width:0;height:1.5pt" o:hralign="center" o:hrstd="t" o:hr="t" fillcolor="#a0a0a0" stroked="f"/>
         </w:pict>
       </w:r>
     </w:p>
@@ -9087,8 +9122,8 @@
     <w:p>
       <w:r>
         <w:lastRenderedPageBreak/>
-        <w:pict>
-          <v:rect id="_x0000_i1039" style="width:0;height:1.5pt" o:hralign="center" o:hrstd="t" o:hr="t" fillcolor="#a0a0a0" stroked="f"/>
+        <w:pict w14:anchorId="43BD1F80">
+          <v:rect id="_x0000_i1042" style="width:0;height:1.5pt" o:hralign="center" o:hrstd="t" o:hr="t" fillcolor="#a0a0a0" stroked="f"/>
         </w:pict>
       </w:r>
     </w:p>
@@ -9278,11 +9313,9 @@
       <w:pPr>
         <w:pStyle w:val="HTMLPreformatted"/>
       </w:pPr>
-      <w:proofErr w:type="gramStart"/>
       <w:r>
         <w:t>html</w:t>
       </w:r>
-      <w:proofErr w:type="gramEnd"/>
     </w:p>
     <w:p>
       <w:pPr>
@@ -9339,45 +9372,31 @@
         <w:rPr>
           <w:rStyle w:val="HTMLCode"/>
         </w:rPr>
-        <w:t>&gt;Registration successful</w:t>
-      </w:r>
-      <w:proofErr w:type="gramStart"/>
+        <w:t>&gt;Registration successful!</w:t>
+      </w:r>
+      <w:r>
+        <w:rPr>
+          <w:rStyle w:val="hljs-tag"/>
+        </w:rPr>
+        <w:t>&lt;/</w:t>
+      </w:r>
+      <w:r>
+        <w:rPr>
+          <w:rStyle w:val="hljs-name"/>
+        </w:rPr>
+        <w:t>div</w:t>
+      </w:r>
       <w:r>
         <w:rPr>
           <w:rStyle w:val="HTMLCode"/>
         </w:rPr>
-        <w:t>!</w:t>
-      </w:r>
-      <w:r>
-        <w:rPr>
-          <w:rStyle w:val="hljs-tag"/>
-        </w:rPr>
-        <w:t>&lt;</w:t>
-      </w:r>
-      <w:proofErr w:type="gramEnd"/>
-      <w:r>
-        <w:rPr>
-          <w:rStyle w:val="hljs-tag"/>
-        </w:rPr>
-        <w:t>/</w:t>
-      </w:r>
-      <w:r>
-        <w:rPr>
-          <w:rStyle w:val="hljs-name"/>
-        </w:rPr>
-        <w:t>div</w:t>
-      </w:r>
-      <w:r>
-        <w:rPr>
-          <w:rStyle w:val="HTMLCode"/>
-        </w:rPr>
         <w:t>&gt;</w:t>
       </w:r>
     </w:p>
     <w:p>
       <w:r>
-        <w:pict>
-          <v:rect id="_x0000_i1040" style="width:0;height:1.5pt" o:hralign="center" o:hrstd="t" o:hr="t" fillcolor="#a0a0a0" stroked="f"/>
+        <w:pict w14:anchorId="496E38AE">
+          <v:rect id="_x0000_i1043" style="width:0;height:1.5pt" o:hralign="center" o:hrstd="t" o:hr="t" fillcolor="#a0a0a0" stroked="f"/>
         </w:pict>
       </w:r>
     </w:p>
@@ -9569,11 +9588,9 @@
       <w:pPr>
         <w:pStyle w:val="HTMLPreformatted"/>
       </w:pPr>
-      <w:proofErr w:type="gramStart"/>
       <w:r>
         <w:t>html</w:t>
       </w:r>
-      <w:proofErr w:type="gramEnd"/>
     </w:p>
     <w:p>
       <w:pPr>
@@ -9653,8 +9670,8 @@
     </w:p>
     <w:p>
       <w:r>
-        <w:pict>
-          <v:rect id="_x0000_i1041" style="width:0;height:1.5pt" o:hralign="center" o:hrstd="t" o:hr="t" fillcolor="#a0a0a0" stroked="f"/>
+        <w:pict w14:anchorId="24815A7B">
+          <v:rect id="_x0000_i1044" style="width:0;height:1.5pt" o:hralign="center" o:hrstd="t" o:hr="t" fillcolor="#a0a0a0" stroked="f"/>
         </w:pict>
       </w:r>
     </w:p>
@@ -9922,8 +9939,8 @@
     </w:p>
     <w:p>
       <w:r>
-        <w:pict>
-          <v:rect id="_x0000_i1042" style="width:0;height:1.5pt" o:hralign="center" o:hrstd="t" o:hr="t" fillcolor="#a0a0a0" stroked="f"/>
+        <w:pict w14:anchorId="1178F069">
+          <v:rect id="_x0000_i1045" style="width:0;height:1.5pt" o:hralign="center" o:hrstd="t" o:hr="t" fillcolor="#a0a0a0" stroked="f"/>
         </w:pict>
       </w:r>
     </w:p>
@@ -10395,11 +10412,9 @@
       <w:pPr>
         <w:pStyle w:val="HTMLPreformatted"/>
       </w:pPr>
-      <w:proofErr w:type="gramStart"/>
       <w:r>
         <w:t>html</w:t>
       </w:r>
-      <w:proofErr w:type="gramEnd"/>
     </w:p>
     <w:p>
       <w:pPr>
@@ -10570,14 +10585,12 @@
         </w:rPr>
         <w:t>&lt;</w:t>
       </w:r>
-      <w:proofErr w:type="gramStart"/>
       <w:r>
         <w:rPr>
           <w:rStyle w:val="hljs-name"/>
         </w:rPr>
         <w:t>li</w:t>
       </w:r>
-      <w:proofErr w:type="gramEnd"/>
       <w:r>
         <w:rPr>
           <w:rStyle w:val="HTMLCode"/>
@@ -10706,14 +10719,12 @@
         </w:rPr>
         <w:t>&lt;</w:t>
       </w:r>
-      <w:proofErr w:type="gramStart"/>
       <w:r>
         <w:rPr>
           <w:rStyle w:val="hljs-name"/>
         </w:rPr>
         <w:t>li</w:t>
       </w:r>
-      <w:proofErr w:type="gramEnd"/>
       <w:r>
         <w:rPr>
           <w:rStyle w:val="HTMLCode"/>
@@ -10979,8 +10990,8 @@
     </w:p>
     <w:p>
       <w:r>
-        <w:pict>
-          <v:rect id="_x0000_i1043" style="width:0;height:1.5pt" o:hralign="center" o:hrstd="t" o:hr="t" fillcolor="#a0a0a0" stroked="f"/>
+        <w:pict w14:anchorId="67ABA9CF">
+          <v:rect id="_x0000_i1046" style="width:0;height:1.5pt" o:hralign="center" o:hrstd="t" o:hr="t" fillcolor="#a0a0a0" stroked="f"/>
         </w:pict>
       </w:r>
     </w:p>
@@ -11177,11 +11188,9 @@
       <w:pPr>
         <w:pStyle w:val="HTMLPreformatted"/>
       </w:pPr>
-      <w:proofErr w:type="gramStart"/>
       <w:r>
         <w:t>html</w:t>
       </w:r>
-      <w:proofErr w:type="gramEnd"/>
     </w:p>
     <w:p>
       <w:pPr>
@@ -11368,16 +11377,34 @@
         <w:rPr>
           <w:rStyle w:val="HTMLCode"/>
         </w:rPr>
+        <w:t>&gt;About</w:t>
+      </w:r>
+      <w:r>
+        <w:rPr>
+          <w:rStyle w:val="hljs-tag"/>
+        </w:rPr>
+        <w:t>&lt;/</w:t>
+      </w:r>
+      <w:r>
+        <w:rPr>
+          <w:rStyle w:val="hljs-name"/>
+        </w:rPr>
+        <w:t>li</w:t>
+      </w:r>
+      <w:r>
+        <w:rPr>
+          <w:rStyle w:val="HTMLCode"/>
+        </w:rPr>
         <w:t>&gt;</w:t>
       </w:r>
-      <w:proofErr w:type="gramStart"/>
-      <w:r>
+    </w:p>
+    <w:p>
+      <w:pPr>
+        <w:pStyle w:val="HTMLPreformatted"/>
         <w:rPr>
           <w:rStyle w:val="HTMLCode"/>
         </w:rPr>
-        <w:t>About</w:t>
-      </w:r>
-      <w:proofErr w:type="gramEnd"/>
+      </w:pPr>
       <w:r>
         <w:rPr>
           <w:rStyle w:val="hljs-tag"/>
@@ -11388,7 +11415,7 @@
         <w:rPr>
           <w:rStyle w:val="hljs-name"/>
         </w:rPr>
-        <w:t>li</w:t>
+        <w:t>ul</w:t>
       </w:r>
       <w:r>
         <w:rPr>
@@ -11398,8 +11425,208 @@
       </w:r>
     </w:p>
     <w:p>
+      <w:r>
+        <w:pict w14:anchorId="3F9E56D8">
+          <v:rect id="_x0000_i1047" style="width:0;height:1.5pt" o:hralign="center" o:hrstd="t" o:hr="t" fillcolor="#a0a0a0" stroked="f"/>
+        </w:pict>
+      </w:r>
+    </w:p>
+    <w:p>
+      <w:pPr>
+        <w:pStyle w:val="Heading3"/>
+      </w:pPr>
+      <w:r>
+        <w:rPr>
+          <w:rFonts w:ascii="Segoe UI Symbol" w:hAnsi="Segoe UI Symbol" w:cs="Segoe UI Symbol"/>
+        </w:rPr>
+        <w:t>🔹</w:t>
+      </w:r>
+      <w:r>
+        <w:t xml:space="preserve"> Spinner (</w:t>
+      </w:r>
+      <w:r>
+        <w:rPr>
+          <w:rFonts w:ascii="Nirmala UI" w:hAnsi="Nirmala UI" w:cs="Nirmala UI"/>
+        </w:rPr>
+        <w:t>লোডিং</w:t>
+      </w:r>
+      <w:r>
+        <w:t xml:space="preserve"> </w:t>
+      </w:r>
+      <w:r>
+        <w:rPr>
+          <w:rFonts w:ascii="Nirmala UI" w:hAnsi="Nirmala UI" w:cs="Nirmala UI"/>
+        </w:rPr>
+        <w:t>ইফেক্ট</w:t>
+      </w:r>
+      <w:r>
+        <w:t>)</w:t>
+      </w:r>
+    </w:p>
+    <w:p>
+      <w:pPr>
+        <w:pStyle w:val="NormalWeb"/>
+      </w:pPr>
+      <w:r>
+        <w:rPr>
+          <w:rFonts w:ascii="Segoe UI Symbol" w:hAnsi="Segoe UI Symbol" w:cs="Segoe UI Symbol"/>
+        </w:rPr>
+        <w:t>👉</w:t>
+      </w:r>
+      <w:r>
+        <w:t xml:space="preserve"> </w:t>
+      </w:r>
+      <w:r>
+        <w:rPr>
+          <w:rFonts w:ascii="Nirmala UI" w:hAnsi="Nirmala UI" w:cs="Nirmala UI"/>
+        </w:rPr>
+        <w:t>কোন</w:t>
+      </w:r>
+      <w:r>
+        <w:t xml:space="preserve"> </w:t>
+      </w:r>
+      <w:r>
+        <w:rPr>
+          <w:rFonts w:ascii="Nirmala UI" w:hAnsi="Nirmala UI" w:cs="Nirmala UI"/>
+        </w:rPr>
+        <w:t>কাজ</w:t>
+      </w:r>
+      <w:r>
+        <w:t xml:space="preserve"> </w:t>
+      </w:r>
+      <w:r>
+        <w:rPr>
+          <w:rFonts w:ascii="Nirmala UI" w:hAnsi="Nirmala UI" w:cs="Nirmala UI"/>
+        </w:rPr>
+        <w:t>লোড</w:t>
+      </w:r>
+      <w:r>
+        <w:t xml:space="preserve"> </w:t>
+      </w:r>
+      <w:r>
+        <w:rPr>
+          <w:rFonts w:ascii="Nirmala UI" w:hAnsi="Nirmala UI" w:cs="Nirmala UI"/>
+        </w:rPr>
+        <w:t>হচ্ছে</w:t>
+      </w:r>
+      <w:r>
+        <w:t xml:space="preserve"> </w:t>
+      </w:r>
+      <w:r>
+        <w:rPr>
+          <w:rFonts w:ascii="Nirmala UI" w:hAnsi="Nirmala UI" w:cs="Nirmala UI"/>
+        </w:rPr>
+        <w:t>বুঝানোর</w:t>
+      </w:r>
+      <w:r>
+        <w:t xml:space="preserve"> </w:t>
+      </w:r>
+      <w:r>
+        <w:rPr>
+          <w:rFonts w:ascii="Nirmala UI" w:hAnsi="Nirmala UI" w:cs="Nirmala UI"/>
+        </w:rPr>
+        <w:t>জন্য</w:t>
+      </w:r>
+      <w:r>
+        <w:t xml:space="preserve"> </w:t>
+      </w:r>
+      <w:r>
+        <w:rPr>
+          <w:rFonts w:ascii="Nirmala UI" w:hAnsi="Nirmala UI" w:cs="Nirmala UI"/>
+        </w:rPr>
+        <w:t>ঘূর্ণায়মান</w:t>
+      </w:r>
+      <w:r>
+        <w:t xml:space="preserve"> </w:t>
+      </w:r>
+      <w:r>
+        <w:rPr>
+          <w:rFonts w:ascii="Nirmala UI" w:hAnsi="Nirmala UI" w:cs="Nirmala UI"/>
+        </w:rPr>
+        <w:t>এনিমেশন।</w:t>
+      </w:r>
+      <w:r>
+        <w:br/>
+      </w:r>
+      <w:r>
+        <w:rPr>
+          <w:rFonts w:ascii="Segoe UI Symbol" w:hAnsi="Segoe UI Symbol" w:cs="Segoe UI Symbol"/>
+        </w:rPr>
+        <w:t>✅</w:t>
+      </w:r>
+      <w:r>
+        <w:t xml:space="preserve"> </w:t>
+      </w:r>
+      <w:r>
+        <w:rPr>
+          <w:rStyle w:val="HTMLCode"/>
+        </w:rPr>
+        <w:t>spinner-border</w:t>
+      </w:r>
+      <w:r>
+        <w:t xml:space="preserve">, </w:t>
+      </w:r>
+      <w:r>
+        <w:rPr>
+          <w:rStyle w:val="HTMLCode"/>
+        </w:rPr>
+        <w:t>spinner-grow</w:t>
+      </w:r>
+      <w:r>
+        <w:t xml:space="preserve"> </w:t>
+      </w:r>
+      <w:r>
+        <w:rPr>
+          <w:rFonts w:ascii="Nirmala UI" w:hAnsi="Nirmala UI" w:cs="Nirmala UI"/>
+        </w:rPr>
+        <w:t>ক্লাস</w:t>
+      </w:r>
+      <w:r>
+        <w:t xml:space="preserve"> </w:t>
+      </w:r>
+      <w:r>
+        <w:rPr>
+          <w:rFonts w:ascii="Nirmala UI" w:hAnsi="Nirmala UI" w:cs="Nirmala UI"/>
+        </w:rPr>
+        <w:t>থাকে।</w:t>
+      </w:r>
+    </w:p>
+    <w:p>
+      <w:pPr>
+        <w:pStyle w:val="NormalWeb"/>
+      </w:pPr>
+      <w:r>
+        <w:t xml:space="preserve">🧠 </w:t>
+      </w:r>
+      <w:r>
+        <w:rPr>
+          <w:rFonts w:ascii="Nirmala UI" w:hAnsi="Nirmala UI" w:cs="Nirmala UI"/>
+        </w:rPr>
+        <w:t>উদাহরণ</w:t>
+      </w:r>
+      <w:r>
+        <w:t>:</w:t>
+      </w:r>
+    </w:p>
+    <w:p>
       <w:pPr>
         <w:pStyle w:val="HTMLPreformatted"/>
+      </w:pPr>
+      <w:r>
+        <w:t>html</w:t>
+      </w:r>
+    </w:p>
+    <w:p>
+      <w:pPr>
+        <w:pStyle w:val="HTMLPreformatted"/>
+      </w:pPr>
+      <w:r>
+        <w:t>CopyEdit</w:t>
+      </w:r>
+    </w:p>
+    <w:p>
+      <w:pPr>
+        <w:pStyle w:val="HTMLPreformatted"/>
         <w:rPr>
           <w:rStyle w:val="HTMLCode"/>
         </w:rPr>
@@ -11408,13 +11635,55 @@
         <w:rPr>
           <w:rStyle w:val="hljs-tag"/>
         </w:rPr>
+        <w:t>&lt;</w:t>
+      </w:r>
+      <w:r>
+        <w:rPr>
+          <w:rStyle w:val="hljs-name"/>
+        </w:rPr>
+        <w:t>div</w:t>
+      </w:r>
+      <w:r>
+        <w:rPr>
+          <w:rStyle w:val="HTMLCode"/>
+        </w:rPr>
+        <w:t xml:space="preserve"> </w:t>
+      </w:r>
+      <w:r>
+        <w:rPr>
+          <w:rStyle w:val="hljs-attr"/>
+        </w:rPr>
+        <w:t>class</w:t>
+      </w:r>
+      <w:r>
+        <w:rPr>
+          <w:rStyle w:val="HTMLCode"/>
+        </w:rPr>
+        <w:t>=</w:t>
+      </w:r>
+      <w:r>
+        <w:rPr>
+          <w:rStyle w:val="hljs-string"/>
+        </w:rPr>
+        <w:t>"spinner-border text-primary"</w:t>
+      </w:r>
+      <w:r>
+        <w:rPr>
+          <w:rStyle w:val="HTMLCode"/>
+        </w:rPr>
+        <w:t>&gt;</w:t>
+      </w:r>
+      <w:r>
+        <w:rPr>
+          <w:rStyle w:val="hljs-tag"/>
+        </w:rPr>
         <w:t>&lt;/</w:t>
       </w:r>
       <w:r>
         <w:rPr>
           <w:rStyle w:val="hljs-name"/>
         </w:rPr>
-        <w:t>ul</w:t>
+        <w:t>div</w:t>
       </w:r>
       <w:r>
         <w:rPr>
@@ -11425,8 +11694,8 @@
     </w:p>
     <w:p>
       <w:r>
-        <w:pict>
-          <v:rect id="_x0000_i1044" style="width:0;height:1.5pt" o:hralign="center" o:hrstd="t" o:hr="t" fillcolor="#a0a0a0" stroked="f"/>
+        <w:pict w14:anchorId="387684D8">
+          <v:rect id="_x0000_i1048" style="width:0;height:1.5pt" o:hralign="center" o:hrstd="t" o:hr="t" fillcolor="#a0a0a0" stroked="f"/>
         </w:pict>
       </w:r>
     </w:p>
@@ -11441,25 +11710,7 @@
         <w:t>🔹</w:t>
       </w:r>
       <w:r>
-        <w:t xml:space="preserve"> Spinner (</w:t>
-      </w:r>
-      <w:r>
-        <w:rPr>
-          <w:rFonts w:ascii="Nirmala UI" w:hAnsi="Nirmala UI" w:cs="Nirmala UI"/>
-        </w:rPr>
-        <w:t>লোডিং</w:t>
-      </w:r>
-      <w:r>
-        <w:t xml:space="preserve"> </w:t>
-      </w:r>
-      <w:r>
-        <w:rPr>
-          <w:rFonts w:ascii="Nirmala UI" w:hAnsi="Nirmala UI" w:cs="Nirmala UI"/>
-        </w:rPr>
-        <w:t>ইফেক্ট</w:t>
-      </w:r>
-      <w:r>
-        <w:t>)</w:t>
+        <w:t xml:space="preserve"> Progress Bar</w:t>
       </w:r>
     </w:p>
     <w:p>
@@ -11497,52 +11748,57 @@
         <w:rPr>
           <w:rFonts w:ascii="Nirmala UI" w:hAnsi="Nirmala UI" w:cs="Nirmala UI"/>
         </w:rPr>
-        <w:t>লোড</w:t>
-      </w:r>
-      <w:r>
-        <w:t xml:space="preserve"> </w:t>
-      </w:r>
-      <w:r>
-        <w:rPr>
-          <w:rFonts w:ascii="Nirmala UI" w:hAnsi="Nirmala UI" w:cs="Nirmala UI"/>
-        </w:rPr>
-        <w:t>হচ্ছে</w:t>
-      </w:r>
-      <w:r>
-        <w:t xml:space="preserve"> </w:t>
-      </w:r>
-      <w:r>
-        <w:rPr>
-          <w:rFonts w:ascii="Nirmala UI" w:hAnsi="Nirmala UI" w:cs="Nirmala UI"/>
-        </w:rPr>
-        <w:t>বুঝানোর</w:t>
-      </w:r>
-      <w:r>
-        <w:t xml:space="preserve"> </w:t>
-      </w:r>
-      <w:r>
-        <w:rPr>
-          <w:rFonts w:ascii="Nirmala UI" w:hAnsi="Nirmala UI" w:cs="Nirmala UI"/>
-        </w:rPr>
-        <w:t>জন্য</w:t>
-      </w:r>
-      <w:r>
-        <w:t xml:space="preserve"> </w:t>
-      </w:r>
-      <w:r>
-        <w:rPr>
-          <w:rFonts w:ascii="Nirmala UI" w:hAnsi="Nirmala UI" w:cs="Nirmala UI"/>
-        </w:rPr>
-        <w:t>ঘূর্ণায়মান</w:t>
-      </w:r>
-      <w:r>
-        <w:t xml:space="preserve"> </w:t>
-      </w:r>
-      <w:r>
-        <w:rPr>
-          <w:rFonts w:ascii="Nirmala UI" w:hAnsi="Nirmala UI" w:cs="Nirmala UI"/>
-        </w:rPr>
-        <w:t>এনিমেশন।</w:t>
+        <w:t>কতটা</w:t>
+      </w:r>
+      <w:r>
+        <w:t xml:space="preserve"> </w:t>
+      </w:r>
+      <w:r>
+        <w:rPr>
+          <w:rFonts w:ascii="Nirmala UI" w:hAnsi="Nirmala UI" w:cs="Nirmala UI"/>
+        </w:rPr>
+        <w:t>হয়েছে</w:t>
+      </w:r>
+      <w:r>
+        <w:t xml:space="preserve"> </w:t>
+      </w:r>
+      <w:r>
+        <w:rPr>
+          <w:rFonts w:ascii="Nirmala UI" w:hAnsi="Nirmala UI" w:cs="Nirmala UI"/>
+        </w:rPr>
+        <w:t>সেটা</w:t>
+      </w:r>
+      <w:r>
+        <w:t xml:space="preserve"> </w:t>
+      </w:r>
+      <w:r>
+        <w:rPr>
+          <w:rStyle w:val="Strong"/>
+          <w:rFonts w:ascii="Nirmala UI" w:hAnsi="Nirmala UI" w:cs="Nirmala UI"/>
+        </w:rPr>
+        <w:t>বার</w:t>
+      </w:r>
+      <w:r>
+        <w:rPr>
+          <w:rStyle w:val="Strong"/>
+        </w:rPr>
+        <w:t xml:space="preserve"> </w:t>
+      </w:r>
+      <w:r>
+        <w:rPr>
+          <w:rStyle w:val="Strong"/>
+          <w:rFonts w:ascii="Nirmala UI" w:hAnsi="Nirmala UI" w:cs="Nirmala UI"/>
+        </w:rPr>
+        <w:t>আকারে</w:t>
+      </w:r>
+      <w:r>
+        <w:t xml:space="preserve"> </w:t>
+      </w:r>
+      <w:r>
+        <w:rPr>
+          <w:rFonts w:ascii="Nirmala UI" w:hAnsi="Nirmala UI" w:cs="Nirmala UI"/>
+        </w:rPr>
+        <w:t>দেখায়।</w:t>
       </w:r>
       <w:r>
         <w:br/>
@@ -11560,7 +11816,7 @@
         <w:rPr>
           <w:rStyle w:val="HTMLCode"/>
         </w:rPr>
-        <w:t>spinner-border</w:t>
+        <w:t>progress</w:t>
       </w:r>
       <w:r>
         <w:t xml:space="preserve">, </w:t>
@@ -11569,7 +11825,7 @@
         <w:rPr>
           <w:rStyle w:val="HTMLCode"/>
         </w:rPr>
-        <w:t>spinner-grow</w:t>
+        <w:t>progress-bar</w:t>
       </w:r>
       <w:r>
         <w:t xml:space="preserve"> </w:t>
@@ -11587,7 +11843,16 @@
         <w:rPr>
           <w:rFonts w:ascii="Nirmala UI" w:hAnsi="Nirmala UI" w:cs="Nirmala UI"/>
         </w:rPr>
-        <w:t>থাকে।</w:t>
+        <w:t>ব্যবহার</w:t>
+      </w:r>
+      <w:r>
+        <w:t xml:space="preserve"> </w:t>
+      </w:r>
+      <w:r>
+        <w:rPr>
+          <w:rFonts w:ascii="Nirmala UI" w:hAnsi="Nirmala UI" w:cs="Nirmala UI"/>
+        </w:rPr>
+        <w:t>হয়।</w:t>
       </w:r>
     </w:p>
     <w:p>
@@ -11611,278 +11876,10 @@
       <w:pPr>
         <w:pStyle w:val="HTMLPreformatted"/>
       </w:pPr>
-      <w:proofErr w:type="gramStart"/>
-      <w:r>
-        <w:t>html</w:t>
-      </w:r>
-      <w:proofErr w:type="gramEnd"/>
-    </w:p>
-    <w:p>
-      <w:pPr>
-        <w:pStyle w:val="HTMLPreformatted"/>
-      </w:pPr>
-      <w:r>
-        <w:t>CopyEdit</w:t>
-      </w:r>
-    </w:p>
-    <w:p>
-      <w:pPr>
-        <w:pStyle w:val="HTMLPreformatted"/>
-        <w:rPr>
-          <w:rStyle w:val="HTMLCode"/>
-        </w:rPr>
-      </w:pPr>
-      <w:r>
-        <w:rPr>
-          <w:rStyle w:val="hljs-tag"/>
-        </w:rPr>
-        <w:t>&lt;</w:t>
-      </w:r>
-      <w:r>
-        <w:rPr>
-          <w:rStyle w:val="hljs-name"/>
-        </w:rPr>
-        <w:t>div</w:t>
-      </w:r>
-      <w:r>
-        <w:rPr>
-          <w:rStyle w:val="HTMLCode"/>
-        </w:rPr>
-        <w:t xml:space="preserve"> </w:t>
-      </w:r>
-      <w:r>
-        <w:rPr>
-          <w:rStyle w:val="hljs-attr"/>
-        </w:rPr>
-        <w:t>class</w:t>
-      </w:r>
-      <w:r>
-        <w:rPr>
-          <w:rStyle w:val="HTMLCode"/>
-        </w:rPr>
-        <w:t>=</w:t>
-      </w:r>
-      <w:r>
-        <w:rPr>
-          <w:rStyle w:val="hljs-string"/>
-        </w:rPr>
-        <w:t>"spinner-border text-primary"</w:t>
-      </w:r>
-      <w:r>
-        <w:rPr>
-          <w:rStyle w:val="HTMLCode"/>
-        </w:rPr>
-        <w:t>&gt;</w:t>
-      </w:r>
-      <w:r>
-        <w:rPr>
-          <w:rStyle w:val="hljs-tag"/>
-        </w:rPr>
-        <w:t>&lt;/</w:t>
-      </w:r>
-      <w:r>
-        <w:rPr>
-          <w:rStyle w:val="hljs-name"/>
-        </w:rPr>
-        <w:t>div</w:t>
-      </w:r>
-      <w:r>
-        <w:rPr>
-          <w:rStyle w:val="HTMLCode"/>
-        </w:rPr>
-        <w:t>&gt;</w:t>
-      </w:r>
-    </w:p>
-    <w:p>
-      <w:r>
-        <w:pict>
-          <v:rect id="_x0000_i1045" style="width:0;height:1.5pt" o:hralign="center" o:hrstd="t" o:hr="t" fillcolor="#a0a0a0" stroked="f"/>
-        </w:pict>
-      </w:r>
-    </w:p>
-    <w:p>
-      <w:pPr>
-        <w:pStyle w:val="Heading3"/>
-      </w:pPr>
-      <w:r>
-        <w:rPr>
-          <w:rFonts w:ascii="Segoe UI Symbol" w:hAnsi="Segoe UI Symbol" w:cs="Segoe UI Symbol"/>
-        </w:rPr>
-        <w:t>🔹</w:t>
-      </w:r>
-      <w:r>
-        <w:t xml:space="preserve"> Progress Bar</w:t>
-      </w:r>
-    </w:p>
-    <w:p>
-      <w:pPr>
-        <w:pStyle w:val="NormalWeb"/>
-      </w:pPr>
-      <w:r>
-        <w:rPr>
-          <w:rFonts w:ascii="Segoe UI Symbol" w:hAnsi="Segoe UI Symbol" w:cs="Segoe UI Symbol"/>
-        </w:rPr>
-        <w:t>👉</w:t>
-      </w:r>
-      <w:r>
-        <w:t xml:space="preserve"> </w:t>
-      </w:r>
-      <w:r>
-        <w:rPr>
-          <w:rFonts w:ascii="Nirmala UI" w:hAnsi="Nirmala UI" w:cs="Nirmala UI"/>
-        </w:rPr>
-        <w:t>কোন</w:t>
-      </w:r>
-      <w:r>
-        <w:t xml:space="preserve"> </w:t>
-      </w:r>
-      <w:r>
-        <w:rPr>
-          <w:rFonts w:ascii="Nirmala UI" w:hAnsi="Nirmala UI" w:cs="Nirmala UI"/>
-        </w:rPr>
-        <w:t>কাজ</w:t>
-      </w:r>
-      <w:r>
-        <w:t xml:space="preserve"> </w:t>
-      </w:r>
-      <w:r>
-        <w:rPr>
-          <w:rFonts w:ascii="Nirmala UI" w:hAnsi="Nirmala UI" w:cs="Nirmala UI"/>
-        </w:rPr>
-        <w:t>কতটা</w:t>
-      </w:r>
-      <w:r>
-        <w:t xml:space="preserve"> </w:t>
-      </w:r>
-      <w:r>
-        <w:rPr>
-          <w:rFonts w:ascii="Nirmala UI" w:hAnsi="Nirmala UI" w:cs="Nirmala UI"/>
-        </w:rPr>
-        <w:t>হয়েছে</w:t>
-      </w:r>
-      <w:r>
-        <w:t xml:space="preserve"> </w:t>
-      </w:r>
-      <w:r>
-        <w:rPr>
-          <w:rFonts w:ascii="Nirmala UI" w:hAnsi="Nirmala UI" w:cs="Nirmala UI"/>
-        </w:rPr>
-        <w:t>সেটা</w:t>
-      </w:r>
-      <w:r>
-        <w:t xml:space="preserve"> </w:t>
-      </w:r>
-      <w:r>
-        <w:rPr>
-          <w:rStyle w:val="Strong"/>
-          <w:rFonts w:ascii="Nirmala UI" w:hAnsi="Nirmala UI" w:cs="Nirmala UI"/>
-        </w:rPr>
-        <w:t>বার</w:t>
-      </w:r>
-      <w:r>
-        <w:rPr>
-          <w:rStyle w:val="Strong"/>
-        </w:rPr>
-        <w:t xml:space="preserve"> </w:t>
-      </w:r>
-      <w:r>
-        <w:rPr>
-          <w:rStyle w:val="Strong"/>
-          <w:rFonts w:ascii="Nirmala UI" w:hAnsi="Nirmala UI" w:cs="Nirmala UI"/>
-        </w:rPr>
-        <w:t>আকারে</w:t>
-      </w:r>
-      <w:r>
-        <w:t xml:space="preserve"> </w:t>
-      </w:r>
-      <w:r>
-        <w:rPr>
-          <w:rFonts w:ascii="Nirmala UI" w:hAnsi="Nirmala UI" w:cs="Nirmala UI"/>
-        </w:rPr>
-        <w:t>দেখায়।</w:t>
-      </w:r>
-      <w:r>
-        <w:br/>
-      </w:r>
-      <w:r>
-        <w:rPr>
-          <w:rFonts w:ascii="Segoe UI Symbol" w:hAnsi="Segoe UI Symbol" w:cs="Segoe UI Symbol"/>
-        </w:rPr>
-        <w:t>✅</w:t>
-      </w:r>
-      <w:r>
-        <w:t xml:space="preserve"> </w:t>
-      </w:r>
-      <w:r>
-        <w:rPr>
-          <w:rStyle w:val="HTMLCode"/>
-        </w:rPr>
-        <w:t>progress</w:t>
-      </w:r>
-      <w:r>
-        <w:t xml:space="preserve">, </w:t>
-      </w:r>
-      <w:r>
-        <w:rPr>
-          <w:rStyle w:val="HTMLCode"/>
-        </w:rPr>
-        <w:t>progress-bar</w:t>
-      </w:r>
-      <w:r>
-        <w:t xml:space="preserve"> </w:t>
-      </w:r>
-      <w:r>
-        <w:rPr>
-          <w:rFonts w:ascii="Nirmala UI" w:hAnsi="Nirmala UI" w:cs="Nirmala UI"/>
-        </w:rPr>
-        <w:t>ক্লাস</w:t>
-      </w:r>
-      <w:r>
-        <w:t xml:space="preserve"> </w:t>
-      </w:r>
-      <w:r>
-        <w:rPr>
-          <w:rFonts w:ascii="Nirmala UI" w:hAnsi="Nirmala UI" w:cs="Nirmala UI"/>
-        </w:rPr>
-        <w:t>ব্যবহার</w:t>
-      </w:r>
-      <w:r>
-        <w:t xml:space="preserve"> </w:t>
-      </w:r>
-      <w:r>
-        <w:rPr>
-          <w:rFonts w:ascii="Nirmala UI" w:hAnsi="Nirmala UI" w:cs="Nirmala UI"/>
-        </w:rPr>
-        <w:t>হয়।</w:t>
-      </w:r>
-    </w:p>
-    <w:p>
-      <w:pPr>
-        <w:pStyle w:val="NormalWeb"/>
-      </w:pPr>
-      <w:r>
-        <w:t xml:space="preserve">🧠 </w:t>
-      </w:r>
-      <w:r>
-        <w:rPr>
-          <w:rFonts w:ascii="Nirmala UI" w:hAnsi="Nirmala UI" w:cs="Nirmala UI"/>
-        </w:rPr>
-        <w:t>উদাহরণ</w:t>
-      </w:r>
-      <w:r>
-        <w:t>:</w:t>
-      </w:r>
-    </w:p>
-    <w:p>
-      <w:pPr>
-        <w:pStyle w:val="HTMLPreformatted"/>
-      </w:pPr>
-      <w:proofErr w:type="gramStart"/>
       <w:r>
         <w:lastRenderedPageBreak/>
         <w:t>html</w:t>
       </w:r>
-      <w:proofErr w:type="gramEnd"/>
     </w:p>
     <w:p>
       <w:pPr>
@@ -12013,21 +12010,7 @@
         <w:rPr>
           <w:rStyle w:val="hljs-string"/>
         </w:rPr>
-        <w:t xml:space="preserve">"width: </w:t>
-      </w:r>
-      <w:proofErr w:type="gramStart"/>
-      <w:r>
-        <w:rPr>
-          <w:rStyle w:val="hljs-string"/>
-        </w:rPr>
-        <w:t>60%</w:t>
-      </w:r>
-      <w:proofErr w:type="gramEnd"/>
-      <w:r>
-        <w:rPr>
-          <w:rStyle w:val="hljs-string"/>
-        </w:rPr>
-        <w:t>"</w:t>
+        <w:t>"width: 60%"</w:t>
       </w:r>
       <w:r>
         <w:rPr>
@@ -12082,8 +12065,8 @@
     </w:p>
     <w:p>
       <w:r>
-        <w:pict>
-          <v:rect id="_x0000_i1046" style="width:0;height:1.5pt" o:hralign="center" o:hrstd="t" o:hr="t" fillcolor="#a0a0a0" stroked="f"/>
+        <w:pict w14:anchorId="35D32D48">
+          <v:rect id="_x0000_i1049" style="width:0;height:1.5pt" o:hralign="center" o:hrstd="t" o:hr="t" fillcolor="#a0a0a0" stroked="f"/>
         </w:pict>
       </w:r>
     </w:p>
@@ -12275,11 +12258,9 @@
       <w:pPr>
         <w:pStyle w:val="HTMLPreformatted"/>
       </w:pPr>
-      <w:proofErr w:type="gramStart"/>
       <w:r>
         <w:t>html</w:t>
       </w:r>
-      <w:proofErr w:type="gramEnd"/>
     </w:p>
     <w:p>
       <w:pPr>
@@ -12451,8 +12432,8 @@
     </w:p>
     <w:p>
       <w:r>
-        <w:pict>
-          <v:rect id="_x0000_i1047" style="width:0;height:1.5pt" o:hralign="center" o:hrstd="t" o:hr="t" fillcolor="#a0a0a0" stroked="f"/>
+        <w:pict w14:anchorId="017D02B2">
+          <v:rect id="_x0000_i1050" style="width:0;height:1.5pt" o:hralign="center" o:hrstd="t" o:hr="t" fillcolor="#a0a0a0" stroked="f"/>
         </w:pict>
       </w:r>
     </w:p>
@@ -12644,11 +12625,9 @@
       <w:pPr>
         <w:pStyle w:val="HTMLPreformatted"/>
       </w:pPr>
-      <w:proofErr w:type="gramStart"/>
       <w:r>
         <w:t>html</w:t>
       </w:r>
-      <w:proofErr w:type="gramEnd"/>
     </w:p>
     <w:p>
       <w:pPr>
@@ -13079,8 +13058,8 @@
     </w:p>
     <w:p>
       <w:r>
-        <w:pict>
-          <v:rect id="_x0000_i1048" style="width:0;height:1.5pt" o:hralign="center" o:hrstd="t" o:hr="t" fillcolor="#a0a0a0" stroked="f"/>
+        <w:pict w14:anchorId="33DD0A7B">
+          <v:rect id="_x0000_i1051" style="width:0;height:1.5pt" o:hralign="center" o:hrstd="t" o:hr="t" fillcolor="#a0a0a0" stroked="f"/>
         </w:pict>
       </w:r>
     </w:p>
@@ -13246,11 +13225,9 @@
       <w:pPr>
         <w:pStyle w:val="HTMLPreformatted"/>
       </w:pPr>
-      <w:proofErr w:type="gramStart"/>
       <w:r>
         <w:t>html</w:t>
       </w:r>
-      <w:proofErr w:type="gramEnd"/>
     </w:p>
     <w:p>
       <w:pPr>
@@ -13502,8 +13479,8 @@
     </w:p>
     <w:p>
       <w:r>
-        <w:pict>
-          <v:rect id="_x0000_i1049" style="width:0;height:1.5pt" o:hralign="center" o:hrstd="t" o:hr="t" fillcolor="#a0a0a0" stroked="f"/>
+        <w:pict w14:anchorId="41E7E3C8">
+          <v:rect id="_x0000_i1052" style="width:0;height:1.5pt" o:hralign="center" o:hrstd="t" o:hr="t" fillcolor="#a0a0a0" stroked="f"/>
         </w:pict>
       </w:r>
     </w:p>
@@ -13849,11 +13826,9 @@
       <w:pPr>
         <w:pStyle w:val="HTMLPreformatted"/>
       </w:pPr>
-      <w:proofErr w:type="gramStart"/>
       <w:r>
         <w:t>html</w:t>
       </w:r>
-      <w:proofErr w:type="gramEnd"/>
     </w:p>
     <w:p>
       <w:pPr>
@@ -13933,8 +13908,8 @@
     </w:p>
     <w:p>
       <w:r>
-        <w:pict>
-          <v:rect id="_x0000_i1050" style="width:0;height:1.5pt" o:hralign="center" o:hrstd="t" o:hr="t" fillcolor="#a0a0a0" stroked="f"/>
+        <w:pict w14:anchorId="781A3F7D">
+          <v:rect id="_x0000_i1053" style="width:0;height:1.5pt" o:hralign="center" o:hrstd="t" o:hr="t" fillcolor="#a0a0a0" stroked="f"/>
         </w:pict>
       </w:r>
     </w:p>
@@ -14134,7 +14109,6 @@
         </w:rPr>
         <w:t>স্পেস</w:t>
       </w:r>
-      <w:proofErr w:type="gramStart"/>
       <w:r>
         <w:t>)</w:t>
       </w:r>
@@ -14144,7 +14118,6 @@
         </w:rPr>
         <w:t>।</w:t>
       </w:r>
-      <w:proofErr w:type="gramEnd"/>
     </w:p>
     <w:p>
       <w:pPr>
@@ -14260,7 +14233,6 @@
         </w:rPr>
         <w:t>স্পেস</w:t>
       </w:r>
-      <w:proofErr w:type="gramStart"/>
       <w:r>
         <w:t>)</w:t>
       </w:r>
@@ -14270,12 +14242,11 @@
         </w:rPr>
         <w:t>।</w:t>
       </w:r>
-      <w:proofErr w:type="gramEnd"/>
-    </w:p>
-    <w:p>
-      <w:r>
-        <w:pict>
-          <v:rect id="_x0000_i1051" style="width:0;height:1.5pt" o:hralign="center" o:hrstd="t" o:hr="t" fillcolor="#a0a0a0" stroked="f"/>
+    </w:p>
+    <w:p>
+      <w:r>
+        <w:pict w14:anchorId="2202A00A">
+          <v:rect id="_x0000_i1054" style="width:0;height:1.5pt" o:hralign="center" o:hrstd="t" o:hr="t" fillcolor="#a0a0a0" stroked="f"/>
         </w:pict>
       </w:r>
     </w:p>
@@ -14564,11 +14535,9 @@
       <w:pPr>
         <w:pStyle w:val="HTMLPreformatted"/>
       </w:pPr>
-      <w:proofErr w:type="gramStart"/>
       <w:r>
         <w:t>html</w:t>
       </w:r>
-      <w:proofErr w:type="gramEnd"/>
     </w:p>
     <w:p>
       <w:pPr>
@@ -14648,8 +14617,8 @@
     </w:p>
     <w:p>
       <w:r>
-        <w:pict>
-          <v:rect id="_x0000_i1052" style="width:0;height:1.5pt" o:hralign="center" o:hrstd="t" o:hr="t" fillcolor="#a0a0a0" stroked="f"/>
+        <w:pict w14:anchorId="59C25C66">
+          <v:rect id="_x0000_i1055" style="width:0;height:1.5pt" o:hralign="center" o:hrstd="t" o:hr="t" fillcolor="#a0a0a0" stroked="f"/>
         </w:pict>
       </w:r>
     </w:p>
@@ -14936,8 +14905,8 @@
     </w:p>
     <w:p>
       <w:r>
-        <w:pict>
-          <v:rect id="_x0000_i1053" style="width:0;height:1.5pt" o:hralign="center" o:hrstd="t" o:hr="t" fillcolor="#a0a0a0" stroked="f"/>
+        <w:pict w14:anchorId="105F9ACF">
+          <v:rect id="_x0000_i1056" style="width:0;height:1.5pt" o:hralign="center" o:hrstd="t" o:hr="t" fillcolor="#a0a0a0" stroked="f"/>
         </w:pict>
       </w:r>
     </w:p>
@@ -16362,8 +16331,8 @@
     </w:tbl>
     <w:p>
       <w:r>
-        <w:pict>
-          <v:rect id="_x0000_i1054" style="width:0;height:1.5pt" o:hralign="center" o:hrstd="t" o:hr="t" fillcolor="#a0a0a0" stroked="f"/>
+        <w:pict w14:anchorId="3EC2C44D">
+          <v:rect id="_x0000_i1057" style="width:0;height:1.5pt" o:hralign="center" o:hrstd="t" o:hr="t" fillcolor="#a0a0a0" stroked="f"/>
         </w:pict>
       </w:r>
     </w:p>
@@ -16394,11 +16363,9 @@
       <w:pPr>
         <w:pStyle w:val="HTMLPreformatted"/>
       </w:pPr>
-      <w:proofErr w:type="gramStart"/>
       <w:r>
         <w:t>html</w:t>
       </w:r>
-      <w:proofErr w:type="gramEnd"/>
     </w:p>
     <w:p>
       <w:pPr>
@@ -16459,117 +16426,115 @@
           <w:rStyle w:val="HTMLCode"/>
           <w:rFonts w:eastAsiaTheme="majorEastAsia"/>
         </w:rPr>
-        <w:t>&gt;This is a primary (blue) text</w:t>
-      </w:r>
-      <w:proofErr w:type="gramStart"/>
+        <w:t>&gt;This is a primary (blue) text.</w:t>
+      </w:r>
+      <w:r>
+        <w:rPr>
+          <w:rStyle w:val="hljs-tag"/>
+        </w:rPr>
+        <w:t>&lt;/</w:t>
+      </w:r>
+      <w:r>
+        <w:rPr>
+          <w:rStyle w:val="hljs-name"/>
+        </w:rPr>
+        <w:t>p</w:t>
+      </w:r>
       <w:r>
         <w:rPr>
           <w:rStyle w:val="HTMLCode"/>
           <w:rFonts w:eastAsiaTheme="majorEastAsia"/>
         </w:rPr>
-        <w:t>.</w:t>
-      </w:r>
-      <w:r>
-        <w:rPr>
-          <w:rStyle w:val="hljs-tag"/>
-        </w:rPr>
-        <w:t>&lt;</w:t>
-      </w:r>
-      <w:proofErr w:type="gramEnd"/>
-      <w:r>
-        <w:rPr>
-          <w:rStyle w:val="hljs-tag"/>
-        </w:rPr>
-        <w:t>/</w:t>
-      </w:r>
-      <w:r>
-        <w:rPr>
-          <w:rStyle w:val="hljs-name"/>
-        </w:rPr>
-        <w:t>p</w:t>
-      </w:r>
-      <w:r>
+        <w:t>&gt;</w:t>
+      </w:r>
+    </w:p>
+    <w:p>
+      <w:pPr>
+        <w:pStyle w:val="HTMLPreformatted"/>
         <w:rPr>
           <w:rStyle w:val="HTMLCode"/>
           <w:rFonts w:eastAsiaTheme="majorEastAsia"/>
         </w:rPr>
-        <w:t>&gt;</w:t>
-      </w:r>
-    </w:p>
-    <w:p>
-      <w:pPr>
-        <w:pStyle w:val="HTMLPreformatted"/>
+      </w:pPr>
+      <w:r>
+        <w:rPr>
+          <w:rStyle w:val="hljs-tag"/>
+        </w:rPr>
+        <w:lastRenderedPageBreak/>
+        <w:t>&lt;</w:t>
+      </w:r>
+      <w:r>
+        <w:rPr>
+          <w:rStyle w:val="hljs-name"/>
+        </w:rPr>
+        <w:t>p</w:t>
+      </w:r>
+      <w:r>
         <w:rPr>
           <w:rStyle w:val="HTMLCode"/>
           <w:rFonts w:eastAsiaTheme="majorEastAsia"/>
         </w:rPr>
-      </w:pPr>
-      <w:r>
-        <w:rPr>
-          <w:rStyle w:val="hljs-tag"/>
-        </w:rPr>
-        <w:lastRenderedPageBreak/>
-        <w:t>&lt;</w:t>
-      </w:r>
-      <w:r>
-        <w:rPr>
-          <w:rStyle w:val="hljs-name"/>
-        </w:rPr>
-        <w:t>p</w:t>
+        <w:t xml:space="preserve"> </w:t>
+      </w:r>
+      <w:r>
+        <w:rPr>
+          <w:rStyle w:val="hljs-attr"/>
+        </w:rPr>
+        <w:t>class</w:t>
       </w:r>
       <w:r>
         <w:rPr>
           <w:rStyle w:val="HTMLCode"/>
           <w:rFonts w:eastAsiaTheme="majorEastAsia"/>
         </w:rPr>
-        <w:t xml:space="preserve"> </w:t>
-      </w:r>
-      <w:r>
-        <w:rPr>
-          <w:rStyle w:val="hljs-attr"/>
-        </w:rPr>
-        <w:t>class</w:t>
+        <w:t>=</w:t>
+      </w:r>
+      <w:r>
+        <w:rPr>
+          <w:rStyle w:val="hljs-string"/>
+        </w:rPr>
+        <w:t>"text-success"</w:t>
       </w:r>
       <w:r>
         <w:rPr>
           <w:rStyle w:val="HTMLCode"/>
           <w:rFonts w:eastAsiaTheme="majorEastAsia"/>
         </w:rPr>
-        <w:t>=</w:t>
-      </w:r>
-      <w:r>
-        <w:rPr>
-          <w:rStyle w:val="hljs-string"/>
-        </w:rPr>
-        <w:t>"text-success"</w:t>
+        <w:t>&gt;This is a success (green) message.</w:t>
+      </w:r>
+      <w:r>
+        <w:rPr>
+          <w:rStyle w:val="hljs-tag"/>
+        </w:rPr>
+        <w:t>&lt;/</w:t>
+      </w:r>
+      <w:r>
+        <w:rPr>
+          <w:rStyle w:val="hljs-name"/>
+        </w:rPr>
+        <w:t>p</w:t>
       </w:r>
       <w:r>
         <w:rPr>
           <w:rStyle w:val="HTMLCode"/>
           <w:rFonts w:eastAsiaTheme="majorEastAsia"/>
         </w:rPr>
-        <w:t>&gt;This is a success (green) message</w:t>
-      </w:r>
-      <w:proofErr w:type="gramStart"/>
-      <w:r>
+        <w:t>&gt;</w:t>
+      </w:r>
+    </w:p>
+    <w:p>
+      <w:pPr>
+        <w:pStyle w:val="HTMLPreformatted"/>
         <w:rPr>
           <w:rStyle w:val="HTMLCode"/>
           <w:rFonts w:eastAsiaTheme="majorEastAsia"/>
         </w:rPr>
-        <w:t>.</w:t>
-      </w:r>
+      </w:pPr>
       <w:r>
         <w:rPr>
           <w:rStyle w:val="hljs-tag"/>
         </w:rPr>
         <w:t>&lt;</w:t>
-      </w:r>
-      <w:proofErr w:type="gramEnd"/>
-      <w:r>
-        <w:rPr>
-          <w:rStyle w:val="hljs-tag"/>
-        </w:rPr>
-        <w:t>/</w:t>
       </w:r>
       <w:r>
         <w:rPr>
@@ -16582,101 +16547,58 @@
           <w:rStyle w:val="HTMLCode"/>
           <w:rFonts w:eastAsiaTheme="majorEastAsia"/>
         </w:rPr>
-        <w:t>&gt;</w:t>
-      </w:r>
-    </w:p>
-    <w:p>
-      <w:pPr>
-        <w:pStyle w:val="HTMLPreformatted"/>
+        <w:t xml:space="preserve"> </w:t>
+      </w:r>
+      <w:r>
+        <w:rPr>
+          <w:rStyle w:val="hljs-attr"/>
+        </w:rPr>
+        <w:t>class</w:t>
+      </w:r>
+      <w:r>
         <w:rPr>
           <w:rStyle w:val="HTMLCode"/>
           <w:rFonts w:eastAsiaTheme="majorEastAsia"/>
         </w:rPr>
-      </w:pPr>
-      <w:r>
-        <w:rPr>
-          <w:rStyle w:val="hljs-tag"/>
-        </w:rPr>
-        <w:t>&lt;</w:t>
-      </w:r>
-      <w:r>
-        <w:rPr>
-          <w:rStyle w:val="hljs-name"/>
-        </w:rPr>
-        <w:t>p</w:t>
+        <w:t>=</w:t>
+      </w:r>
+      <w:r>
+        <w:rPr>
+          <w:rStyle w:val="hljs-string"/>
+        </w:rPr>
+        <w:t>"bg-danger text-white"</w:t>
       </w:r>
       <w:r>
         <w:rPr>
           <w:rStyle w:val="HTMLCode"/>
           <w:rFonts w:eastAsiaTheme="majorEastAsia"/>
         </w:rPr>
-        <w:t xml:space="preserve"> </w:t>
-      </w:r>
-      <w:r>
-        <w:rPr>
-          <w:rStyle w:val="hljs-attr"/>
-        </w:rPr>
-        <w:t>class</w:t>
+        <w:t>&gt;Danger alert with white text on red background.</w:t>
+      </w:r>
+      <w:r>
+        <w:rPr>
+          <w:rStyle w:val="hljs-tag"/>
+        </w:rPr>
+        <w:t>&lt;/</w:t>
+      </w:r>
+      <w:r>
+        <w:rPr>
+          <w:rStyle w:val="hljs-name"/>
+        </w:rPr>
+        <w:t>p</w:t>
       </w:r>
       <w:r>
         <w:rPr>
           <w:rStyle w:val="HTMLCode"/>
           <w:rFonts w:eastAsiaTheme="majorEastAsia"/>
         </w:rPr>
-        <w:t>=</w:t>
-      </w:r>
-      <w:r>
-        <w:rPr>
-          <w:rStyle w:val="hljs-string"/>
-        </w:rPr>
-        <w:t>"bg-danger text-white"</w:t>
-      </w:r>
-      <w:r>
-        <w:rPr>
-          <w:rStyle w:val="HTMLCode"/>
-          <w:rFonts w:eastAsiaTheme="majorEastAsia"/>
-        </w:rPr>
-        <w:t>&gt;Danger alert with white text on red background</w:t>
-      </w:r>
-      <w:proofErr w:type="gramStart"/>
-      <w:r>
-        <w:rPr>
-          <w:rStyle w:val="HTMLCode"/>
-          <w:rFonts w:eastAsiaTheme="majorEastAsia"/>
-        </w:rPr>
-        <w:t>.</w:t>
-      </w:r>
-      <w:r>
-        <w:rPr>
-          <w:rStyle w:val="hljs-tag"/>
-        </w:rPr>
-        <w:t>&lt;</w:t>
-      </w:r>
-      <w:proofErr w:type="gramEnd"/>
-      <w:r>
-        <w:rPr>
-          <w:rStyle w:val="hljs-tag"/>
-        </w:rPr>
-        <w:t>/</w:t>
-      </w:r>
-      <w:r>
-        <w:rPr>
-          <w:rStyle w:val="hljs-name"/>
-        </w:rPr>
-        <w:t>p</w:t>
-      </w:r>
-      <w:r>
-        <w:rPr>
-          <w:rStyle w:val="HTMLCode"/>
-          <w:rFonts w:eastAsiaTheme="majorEastAsia"/>
-        </w:rPr>
         <w:t>&gt;</w:t>
       </w:r>
     </w:p>
     <w:p>
       <w:r>
-        <w:pict>
-          <v:rect id="_x0000_i1055" style="width:0;height:1.5pt" o:hralign="center" o:hrstd="t" o:hr="t" fillcolor="#a0a0a0" stroked="f"/>
+        <w:pict w14:anchorId="50F1944A">
+          <v:rect id="_x0000_i1058" style="width:0;height:1.5pt" o:hralign="center" o:hrstd="t" o:hr="t" fillcolor="#a0a0a0" stroked="f"/>
         </w:pict>
       </w:r>
     </w:p>
@@ -17193,8 +17115,8 @@
     </w:tbl>
     <w:p>
       <w:r>
-        <w:pict>
-          <v:rect id="_x0000_i1056" style="width:0;height:1.5pt" o:hralign="center" o:hrstd="t" o:hr="t" fillcolor="#a0a0a0" stroked="f"/>
+        <w:pict w14:anchorId="5ED2BE50">
+          <v:rect id="_x0000_i1059" style="width:0;height:1.5pt" o:hralign="center" o:hrstd="t" o:hr="t" fillcolor="#a0a0a0" stroked="f"/>
         </w:pict>
       </w:r>
     </w:p>
@@ -17635,11 +17557,130 @@
     </w:p>
     <w:p>
       <w:pPr>
+        <w:rPr>
+          <w:rStyle w:val="Strong"/>
+          <w:rFonts w:eastAsia="Times New Roman" w:cs="Times New Roman"/>
+          <w:sz w:val="24"/>
+          <w:szCs w:val="24"/>
+        </w:rPr>
+      </w:pPr>
+      <w:r>
+        <w:rPr>
+          <w:rStyle w:val="Strong"/>
+        </w:rPr>
+        <w:br w:type="page"/>
+      </w:r>
+    </w:p>
+    <w:p>
+      <w:pPr>
         <w:pStyle w:val="NormalWeb"/>
+      </w:pPr>
+      <w:r>
         <w:rPr>
           <w:rStyle w:val="Strong"/>
         </w:rPr>
-      </w:pPr>
+        <w:lastRenderedPageBreak/>
+        <w:t>Bootstrap</w:t>
+      </w:r>
+      <w:r>
+        <w:t xml:space="preserve"> </w:t>
+      </w:r>
+      <w:r>
+        <w:rPr>
+          <w:rFonts w:ascii="Nirmala UI" w:hAnsi="Nirmala UI" w:cs="Nirmala UI"/>
+        </w:rPr>
+        <w:t>আর</w:t>
+      </w:r>
+      <w:r>
+        <w:t xml:space="preserve"> </w:t>
+      </w:r>
+      <w:r>
+        <w:rPr>
+          <w:rStyle w:val="Strong"/>
+        </w:rPr>
+        <w:t>Tailwind CSS</w:t>
+      </w:r>
+      <w:r>
+        <w:t xml:space="preserve"> — </w:t>
+      </w:r>
+      <w:r>
+        <w:rPr>
+          <w:rFonts w:ascii="Nirmala UI" w:hAnsi="Nirmala UI" w:cs="Nirmala UI"/>
+        </w:rPr>
+        <w:t>দুইটাই</w:t>
+      </w:r>
+      <w:r>
+        <w:t xml:space="preserve"> CSS Framework </w:t>
+      </w:r>
+      <w:r>
+        <w:rPr>
+          <w:rFonts w:ascii="Nirmala UI" w:hAnsi="Nirmala UI" w:cs="Nirmala UI"/>
+        </w:rPr>
+        <w:t>হলেও</w:t>
+      </w:r>
+      <w:r>
+        <w:t xml:space="preserve"> </w:t>
+      </w:r>
+      <w:r>
+        <w:rPr>
+          <w:rFonts w:ascii="Nirmala UI" w:hAnsi="Nirmala UI" w:cs="Nirmala UI"/>
+        </w:rPr>
+        <w:t>এদের</w:t>
+      </w:r>
+      <w:r>
+        <w:t xml:space="preserve"> </w:t>
+      </w:r>
+      <w:r>
+        <w:rPr>
+          <w:rFonts w:ascii="Nirmala UI" w:hAnsi="Nirmala UI" w:cs="Nirmala UI"/>
+        </w:rPr>
+        <w:t>কাজ</w:t>
+      </w:r>
+      <w:r>
+        <w:t xml:space="preserve"> </w:t>
+      </w:r>
+      <w:r>
+        <w:rPr>
+          <w:rFonts w:ascii="Nirmala UI" w:hAnsi="Nirmala UI" w:cs="Nirmala UI"/>
+        </w:rPr>
+        <w:t>করার</w:t>
+      </w:r>
+      <w:r>
+        <w:t xml:space="preserve"> </w:t>
+      </w:r>
+      <w:r>
+        <w:rPr>
+          <w:rStyle w:val="Strong"/>
+          <w:rFonts w:ascii="Nirmala UI" w:hAnsi="Nirmala UI" w:cs="Nirmala UI"/>
+        </w:rPr>
+        <w:t>ধরণ</w:t>
+      </w:r>
+      <w:r>
+        <w:rPr>
+          <w:rStyle w:val="Strong"/>
+        </w:rPr>
+        <w:t xml:space="preserve"> </w:t>
+      </w:r>
+      <w:r>
+        <w:rPr>
+          <w:rStyle w:val="Strong"/>
+          <w:rFonts w:ascii="Nirmala UI" w:hAnsi="Nirmala UI" w:cs="Nirmala UI"/>
+        </w:rPr>
+        <w:t>একদম</w:t>
+      </w:r>
+      <w:r>
+        <w:rPr>
+          <w:rStyle w:val="Strong"/>
+        </w:rPr>
+        <w:t xml:space="preserve"> </w:t>
+      </w:r>
+      <w:r>
+        <w:rPr>
+          <w:rStyle w:val="Strong"/>
+          <w:rFonts w:ascii="Nirmala UI" w:hAnsi="Nirmala UI" w:cs="Nirmala UI"/>
+        </w:rPr>
+        <w:t>আলাদা।</w:t>
+      </w:r>
     </w:p>
     <w:p>
       <w:pPr>
@@ -17647,74 +17688,69 @@
       </w:pPr>
       <w:r>
         <w:rPr>
+          <w:rFonts w:ascii="Nirmala UI" w:hAnsi="Nirmala UI" w:cs="Nirmala UI"/>
+        </w:rPr>
+        <w:t>চলো</w:t>
+      </w:r>
+      <w:r>
+        <w:t xml:space="preserve">, </w:t>
+      </w:r>
+      <w:r>
+        <w:rPr>
+          <w:rFonts w:ascii="Nirmala UI" w:hAnsi="Nirmala UI" w:cs="Nirmala UI"/>
+        </w:rPr>
+        <w:t>একদম</w:t>
+      </w:r>
+      <w:r>
+        <w:t xml:space="preserve"> </w:t>
+      </w:r>
+      <w:r>
+        <w:rPr>
+          <w:rFonts w:ascii="Nirmala UI" w:hAnsi="Nirmala UI" w:cs="Nirmala UI"/>
+        </w:rPr>
+        <w:t>সহজ</w:t>
+      </w:r>
+      <w:r>
+        <w:t xml:space="preserve"> </w:t>
+      </w:r>
+      <w:r>
+        <w:rPr>
+          <w:rFonts w:ascii="Nirmala UI" w:hAnsi="Nirmala UI" w:cs="Nirmala UI"/>
+        </w:rPr>
+        <w:t>ভাষায়</w:t>
+      </w:r>
+      <w:r>
+        <w:t xml:space="preserve"> </w:t>
+      </w:r>
+      <w:r>
+        <w:rPr>
+          <w:rFonts w:ascii="Nirmala UI" w:hAnsi="Nirmala UI" w:cs="Nirmala UI"/>
+        </w:rPr>
+        <w:t>তাদের</w:t>
+      </w:r>
+      <w:r>
+        <w:t xml:space="preserve"> </w:t>
+      </w:r>
+      <w:r>
+        <w:rPr>
+          <w:rFonts w:ascii="Nirmala UI" w:hAnsi="Nirmala UI" w:cs="Nirmala UI"/>
+        </w:rPr>
+        <w:t>মধ্যে</w:t>
+      </w:r>
+      <w:r>
+        <w:t xml:space="preserve"> </w:t>
+      </w:r>
+      <w:r>
+        <w:rPr>
           <w:rStyle w:val="Strong"/>
-        </w:rPr>
-        <w:t>Bootstrap</w:t>
-      </w:r>
-      <w:r>
-        <w:t xml:space="preserve"> </w:t>
-      </w:r>
-      <w:r>
-        <w:rPr>
-          <w:rFonts w:ascii="Nirmala UI" w:hAnsi="Nirmala UI" w:cs="Nirmala UI"/>
-        </w:rPr>
-        <w:t>আর</w:t>
-      </w:r>
-      <w:r>
-        <w:t xml:space="preserve"> </w:t>
+          <w:rFonts w:ascii="Nirmala UI" w:hAnsi="Nirmala UI" w:cs="Nirmala UI"/>
+        </w:rPr>
+        <w:t>মূল</w:t>
       </w:r>
       <w:r>
         <w:rPr>
           <w:rStyle w:val="Strong"/>
         </w:rPr>
-        <w:t>Tailwind CSS</w:t>
-      </w:r>
-      <w:r>
-        <w:t xml:space="preserve"> — </w:t>
-      </w:r>
-      <w:r>
-        <w:rPr>
-          <w:rFonts w:ascii="Nirmala UI" w:hAnsi="Nirmala UI" w:cs="Nirmala UI"/>
-        </w:rPr>
-        <w:t>দুইটাই</w:t>
-      </w:r>
-      <w:r>
-        <w:t xml:space="preserve"> CSS Framework </w:t>
-      </w:r>
-      <w:r>
-        <w:rPr>
-          <w:rFonts w:ascii="Nirmala UI" w:hAnsi="Nirmala UI" w:cs="Nirmala UI"/>
-        </w:rPr>
-        <w:t>হলেও</w:t>
-      </w:r>
-      <w:r>
-        <w:t xml:space="preserve"> </w:t>
-      </w:r>
-      <w:r>
-        <w:rPr>
-          <w:rFonts w:ascii="Nirmala UI" w:hAnsi="Nirmala UI" w:cs="Nirmala UI"/>
-        </w:rPr>
-        <w:t>এদের</w:t>
-      </w:r>
-      <w:r>
-        <w:t xml:space="preserve"> </w:t>
-      </w:r>
-      <w:r>
-        <w:rPr>
-          <w:rFonts w:ascii="Nirmala UI" w:hAnsi="Nirmala UI" w:cs="Nirmala UI"/>
-        </w:rPr>
-        <w:t>কাজ</w:t>
-      </w:r>
-      <w:r>
-        <w:t xml:space="preserve"> </w:t>
-      </w:r>
-      <w:r>
-        <w:rPr>
-          <w:rFonts w:ascii="Nirmala UI" w:hAnsi="Nirmala UI" w:cs="Nirmala UI"/>
-        </w:rPr>
-        <w:t>করার</w:t>
-      </w:r>
-      <w:r>
         <w:t xml:space="preserve"> </w:t>
       </w:r>
       <w:r>
@@ -17722,111 +17758,6 @@
           <w:rStyle w:val="Strong"/>
           <w:rFonts w:ascii="Nirmala UI" w:hAnsi="Nirmala UI" w:cs="Nirmala UI"/>
         </w:rPr>
-        <w:t>ধরণ</w:t>
-      </w:r>
-      <w:r>
-        <w:rPr>
-          <w:rStyle w:val="Strong"/>
-        </w:rPr>
-        <w:t xml:space="preserve"> </w:t>
-      </w:r>
-      <w:r>
-        <w:rPr>
-          <w:rStyle w:val="Strong"/>
-          <w:rFonts w:ascii="Nirmala UI" w:hAnsi="Nirmala UI" w:cs="Nirmala UI"/>
-        </w:rPr>
-        <w:t>একদম</w:t>
-      </w:r>
-      <w:r>
-        <w:rPr>
-          <w:rStyle w:val="Strong"/>
-        </w:rPr>
-        <w:t xml:space="preserve"> </w:t>
-      </w:r>
-      <w:r>
-        <w:rPr>
-          <w:rStyle w:val="Strong"/>
-          <w:rFonts w:ascii="Nirmala UI" w:hAnsi="Nirmala UI" w:cs="Nirmala UI"/>
-        </w:rPr>
-        <w:t>আলাদা।</w:t>
-      </w:r>
-    </w:p>
-    <w:p>
-      <w:pPr>
-        <w:pStyle w:val="NormalWeb"/>
-      </w:pPr>
-      <w:r>
-        <w:rPr>
-          <w:rFonts w:ascii="Nirmala UI" w:hAnsi="Nirmala UI" w:cs="Nirmala UI"/>
-        </w:rPr>
-        <w:t>চলো</w:t>
-      </w:r>
-      <w:r>
-        <w:t xml:space="preserve">, </w:t>
-      </w:r>
-      <w:r>
-        <w:rPr>
-          <w:rFonts w:ascii="Nirmala UI" w:hAnsi="Nirmala UI" w:cs="Nirmala UI"/>
-        </w:rPr>
-        <w:t>একদম</w:t>
-      </w:r>
-      <w:r>
-        <w:t xml:space="preserve"> </w:t>
-      </w:r>
-      <w:r>
-        <w:rPr>
-          <w:rFonts w:ascii="Nirmala UI" w:hAnsi="Nirmala UI" w:cs="Nirmala UI"/>
-        </w:rPr>
-        <w:t>সহজ</w:t>
-      </w:r>
-      <w:r>
-        <w:t xml:space="preserve"> </w:t>
-      </w:r>
-      <w:r>
-        <w:rPr>
-          <w:rFonts w:ascii="Nirmala UI" w:hAnsi="Nirmala UI" w:cs="Nirmala UI"/>
-        </w:rPr>
-        <w:t>ভাষায়</w:t>
-      </w:r>
-      <w:r>
-        <w:t xml:space="preserve"> </w:t>
-      </w:r>
-      <w:r>
-        <w:rPr>
-          <w:rFonts w:ascii="Nirmala UI" w:hAnsi="Nirmala UI" w:cs="Nirmala UI"/>
-        </w:rPr>
-        <w:t>তাদের</w:t>
-      </w:r>
-      <w:r>
-        <w:t xml:space="preserve"> </w:t>
-      </w:r>
-      <w:r>
-        <w:rPr>
-          <w:rFonts w:ascii="Nirmala UI" w:hAnsi="Nirmala UI" w:cs="Nirmala UI"/>
-        </w:rPr>
-        <w:t>মধ্যে</w:t>
-      </w:r>
-      <w:r>
-        <w:t xml:space="preserve"> </w:t>
-      </w:r>
-      <w:r>
-        <w:rPr>
-          <w:rStyle w:val="Strong"/>
-          <w:rFonts w:ascii="Nirmala UI" w:hAnsi="Nirmala UI" w:cs="Nirmala UI"/>
-        </w:rPr>
-        <w:t>মূল</w:t>
-      </w:r>
-      <w:r>
-        <w:rPr>
-          <w:rStyle w:val="Strong"/>
-        </w:rPr>
-        <w:t xml:space="preserve"> </w:t>
-      </w:r>
-      <w:r>
-        <w:rPr>
-          <w:rStyle w:val="Strong"/>
-          <w:rFonts w:ascii="Nirmala UI" w:hAnsi="Nirmala UI" w:cs="Nirmala UI"/>
-        </w:rPr>
         <w:t>পার্থক্যগুলো</w:t>
       </w:r>
       <w:r>
@@ -17844,8 +17775,8 @@
     </w:p>
     <w:p>
       <w:r>
-        <w:pict>
-          <v:rect id="_x0000_i1057" style="width:0;height:1.5pt" o:hralign="center" o:hrstd="t" o:hr="t" fillcolor="#a0a0a0" stroked="f"/>
+        <w:pict w14:anchorId="55DBDE53">
+          <v:rect id="_x0000_i1060" style="width:0;height:1.5pt" o:hralign="center" o:hrstd="t" o:hr="t" fillcolor="#a0a0a0" stroked="f"/>
         </w:pict>
       </w:r>
     </w:p>
@@ -17857,7 +17788,6 @@
         <w:rPr>
           <w:rFonts w:ascii="Segoe UI Symbol" w:hAnsi="Segoe UI Symbol" w:cs="Segoe UI Symbol"/>
         </w:rPr>
-        <w:lastRenderedPageBreak/>
         <w:t>🆚</w:t>
       </w:r>
       <w:r>
@@ -17892,9 +17822,9 @@
         <w:tblLook w:val="04A0" w:firstRow="1" w:lastRow="0" w:firstColumn="1" w:lastColumn="0" w:noHBand="0" w:noVBand="1"/>
       </w:tblPr>
       <w:tblGrid>
-        <w:gridCol w:w="1964"/>
-        <w:gridCol w:w="3165"/>
-        <w:gridCol w:w="3897"/>
+        <w:gridCol w:w="2035"/>
+        <w:gridCol w:w="3134"/>
+        <w:gridCol w:w="3857"/>
       </w:tblGrid>
       <w:tr>
         <w:trPr>
@@ -19031,8 +18961,8 @@
     </w:tbl>
     <w:p>
       <w:r>
-        <w:pict>
-          <v:rect id="_x0000_i1058" style="width:0;height:1.5pt" o:hralign="center" o:hrstd="t" o:hr="t" fillcolor="#a0a0a0" stroked="f"/>
+        <w:pict w14:anchorId="6EECF921">
+          <v:rect id="_x0000_i1061" style="width:0;height:1.5pt" o:hralign="center" o:hrstd="t" o:hr="t" fillcolor="#a0a0a0" stroked="f"/>
         </w:pict>
       </w:r>
     </w:p>
@@ -19086,11 +19016,9 @@
       <w:pPr>
         <w:pStyle w:val="HTMLPreformatted"/>
       </w:pPr>
-      <w:proofErr w:type="gramStart"/>
       <w:r>
         <w:t>html</w:t>
       </w:r>
-      <w:proofErr w:type="gramEnd"/>
     </w:p>
     <w:p>
       <w:pPr>
@@ -19189,11 +19117,9 @@
       <w:pPr>
         <w:pStyle w:val="HTMLPreformatted"/>
       </w:pPr>
-      <w:proofErr w:type="gramStart"/>
       <w:r>
         <w:t>html</w:t>
       </w:r>
-      <w:proofErr w:type="gramEnd"/>
     </w:p>
     <w:p>
       <w:pPr>
@@ -19214,6 +19140,7 @@
         <w:rPr>
           <w:rStyle w:val="hljs-tag"/>
         </w:rPr>
+        <w:lastRenderedPageBreak/>
         <w:t>&lt;</w:t>
       </w:r>
       <w:r>
@@ -19244,21 +19171,7 @@
         <w:rPr>
           <w:rStyle w:val="hljs-string"/>
         </w:rPr>
-        <w:t>"bg-blue-500 hover</w:t>
-      </w:r>
-      <w:proofErr w:type="gramStart"/>
-      <w:r>
-        <w:rPr>
-          <w:rStyle w:val="hljs-string"/>
-        </w:rPr>
-        <w:t>:bg</w:t>
-      </w:r>
-      <w:proofErr w:type="gramEnd"/>
-      <w:r>
-        <w:rPr>
-          <w:rStyle w:val="hljs-string"/>
-        </w:rPr>
-        <w:t>-blue-700 text-white font-bold py-2 px-4 rounded"</w:t>
+        <w:t>"bg-blue-500 hover:bg-blue-700 text-white font-bold py-2 px-4 rounded"</w:t>
       </w:r>
       <w:r>
         <w:rPr>
@@ -19397,8 +19310,8 @@
     </w:p>
     <w:p>
       <w:r>
-        <w:pict>
-          <v:rect id="_x0000_i1059" style="width:0;height:1.5pt" o:hralign="center" o:hrstd="t" o:hr="t" fillcolor="#a0a0a0" stroked="f"/>
+        <w:pict w14:anchorId="141E652C">
+          <v:rect id="_x0000_i1062" style="width:0;height:1.5pt" o:hralign="center" o:hrstd="t" o:hr="t" fillcolor="#a0a0a0" stroked="f"/>
         </w:pict>
       </w:r>
     </w:p>
@@ -19410,7 +19323,6 @@
         <w:rPr>
           <w:rFonts w:ascii="Segoe UI Symbol" w:hAnsi="Segoe UI Symbol" w:cs="Segoe UI Symbol"/>
         </w:rPr>
-        <w:lastRenderedPageBreak/>
         <w:t>✅</w:t>
       </w:r>
       <w:r>
@@ -19936,8 +19848,8 @@
     </w:tbl>
     <w:p>
       <w:r>
-        <w:pict>
-          <v:rect id="_x0000_i1060" style="width:0;height:1.5pt" o:hralign="center" o:hrstd="t" o:hr="t" fillcolor="#a0a0a0" stroked="f"/>
+        <w:pict w14:anchorId="6D1BF7F6">
+          <v:rect id="_x0000_i1063" style="width:0;height:1.5pt" o:hralign="center" o:hrstd="t" o:hr="t" fillcolor="#a0a0a0" stroked="f"/>
         </w:pict>
       </w:r>
     </w:p>
@@ -20328,8 +20240,311 @@
 </file>
 
 <file path=word/numbering.xml><?xml version="1.0" encoding="utf-8"?>
-<w:numbering xmlns:wpc="http://schemas.microsoft.com/office/word/2010/wordprocessingCanvas" xmlns:cx="http://schemas.microsoft.com/office/drawing/2014/chartex" xmlns:cx1="http://schemas.microsoft.com/office/drawing/2015/9/8/chartex" xmlns:mc="http://schemas.openxmlformats.org/markup-compatibility/2006" xmlns:o="urn:schemas-microsoft-com:office:office" xmlns:r="http://schemas.openxmlformats.org/officeDocument/2006/relationships" xmlns:m="http://schemas.openxmlformats.org/officeDocument/2006/math" xmlns:v="urn:schemas-microsoft-com:vml" xmlns:wp14="http://schemas.microsoft.com/office/word/2010/wordprocessingDrawing" xmlns:wp="http://schemas.openxmlformats.org/drawingml/2006/wordprocessingDrawing" xmlns:w10="urn:schemas-microsoft-com:office:word" xmlns:w="http://schemas.openxmlformats.org/wordprocessingml/2006/main" xmlns:w14="http://schemas.microsoft.com/office/word/2010/wordml" xmlns:w15="http://schemas.microsoft.com/office/word/2012/wordml" xmlns:w16se="http://schemas.microsoft.com/office/word/2015/wordml/symex" xmlns:wpg="http://schemas.microsoft.com/office/word/2010/wordprocessingGroup" xmlns:wpi="http://schemas.microsoft.com/office/word/2010/wordprocessingInk" xmlns:wne="http://schemas.microsoft.com/office/word/2006/wordml" xmlns:wps="http://schemas.microsoft.com/office/word/2010/wordprocessingShape" mc:Ignorable="w14 w15 w16se wp14">
+<w:numbering xmlns:wpc="http://schemas.microsoft.com/office/word/2010/wordprocessingCanvas" xmlns:cx="http://schemas.microsoft.com/office/drawing/2014/chartex" xmlns:cx1="http://schemas.microsoft.com/office/drawing/2015/9/8/chartex" xmlns:cx2="http://schemas.microsoft.com/office/drawing/2015/10/21/chartex" xmlns:cx3="http://schemas.microsoft.com/office/drawing/2016/5/9/chartex" xmlns:cx4="http://schemas.microsoft.com/office/drawing/2016/5/10/chartex" xmlns:cx5="http://schemas.microsoft.com/office/drawing/2016/5/11/chartex" xmlns:cx6="http://schemas.microsoft.com/office/drawing/2016/5/12/chartex" xmlns:cx7="http://schemas.microsoft.com/office/drawing/2016/5/13/chartex" xmlns:cx8="http://schemas.microsoft.com/office/drawing/2016/5/14/chartex" xmlns:mc="http://schemas.openxmlformats.org/markup-compatibility/2006" xmlns:aink="http://schemas.microsoft.com/office/drawing/2016/ink" xmlns:am3d="http://schemas.microsoft.com/office/drawing/2017/model3d" xmlns:o="urn:schemas-microsoft-com:office:office" xmlns:oel="http://schemas.microsoft.com/office/2019/extlst" xmlns:r="http://schemas.openxmlformats.org/officeDocument/2006/relationships" xmlns:m="http://schemas.openxmlformats.org/officeDocument/2006/math" xmlns:v="urn:schemas-microsoft-com:vml" xmlns:wp14="http://schemas.microsoft.com/office/word/2010/wordprocessingDrawing" xmlns:wp="http://schemas.openxmlformats.org/drawingml/2006/wordprocessingDrawing" xmlns:w10="urn:schemas-microsoft-com:office:word" xmlns:w="http://schemas.openxmlformats.org/wordprocessingml/2006/main" xmlns:w14="http://schemas.microsoft.com/office/word/2010/wordml" xmlns:w15="http://schemas.microsoft.com/office/word/2012/wordml" xmlns:w16cex="http://schemas.microsoft.com/office/word/2018/wordml/cex" xmlns:w16cid="http://schemas.microsoft.com/office/word/2016/wordml/cid" xmlns:w16="http://schemas.microsoft.com/office/word/2018/wordml" xmlns:w16du="http://schemas.microsoft.com/office/word/2023/wordml/word16du" xmlns:w16sdtdh="http://schemas.microsoft.com/office/word/2020/wordml/sdtdatahash" xmlns:w16sdtfl="http://schemas.microsoft.com/office/word/2024/wordml/sdtformatlock" xmlns:w16se="http://schemas.microsoft.com/office/word/2015/wordml/symex" xmlns:wpg="http://schemas.microsoft.com/office/word/2010/wordprocessingGroup" xmlns:wpi="http://schemas.microsoft.com/office/word/2010/wordprocessingInk" xmlns:wne="http://schemas.microsoft.com/office/word/2006/wordml" xmlns:wps="http://schemas.microsoft.com/office/word/2010/wordprocessingShape" mc:Ignorable="w14 w15 w16se w16cid w16 w16cex w16sdtdh w16sdtfl w16du wp14">
+  <w:numPicBullet w:numPicBulletId="0">
+    <w:pict>
+      <v:rect id="_x0000_i1039" style="width:0;height:1.5pt" o:hralign="center" o:bullet="t" o:hrstd="t" o:hr="t" fillcolor="#a0a0a0" stroked="f"/>
+    </w:pict>
+  </w:numPicBullet>
   <w:abstractNum w:abstractNumId="0" w15:restartNumberingAfterBreak="0">
+    <w:nsid w:val="00137EBA"/>
+    <w:multiLevelType w:val="multilevel"/>
+    <w:tmpl w:val="0F9C55BA"/>
+    <w:lvl w:ilvl="0">
+      <w:start w:val="1"/>
+      <w:numFmt w:val="bullet"/>
+      <w:lvlText w:val=""/>
+      <w:lvlJc w:val="left"/>
+      <w:pPr>
+        <w:tabs>
+          <w:tab w:val="num" w:pos="720"/>
+        </w:tabs>
+        <w:ind w:left="720" w:hanging="360"/>
+      </w:pPr>
+      <w:rPr>
+        <w:rFonts w:ascii="Symbol" w:hAnsi="Symbol" w:hint="default"/>
+        <w:sz w:val="20"/>
+      </w:rPr>
+    </w:lvl>
+    <w:lvl w:ilvl="1" w:tentative="1">
+      <w:start w:val="1"/>
+      <w:numFmt w:val="bullet"/>
+      <w:lvlText w:val="o"/>
+      <w:lvlJc w:val="left"/>
+      <w:pPr>
+        <w:tabs>
+          <w:tab w:val="num" w:pos="1440"/>
+        </w:tabs>
+        <w:ind w:left="1440" w:hanging="360"/>
+      </w:pPr>
+      <w:rPr>
+        <w:rFonts w:ascii="Courier New" w:hAnsi="Courier New" w:hint="default"/>
+        <w:sz w:val="20"/>
+      </w:rPr>
+    </w:lvl>
+    <w:lvl w:ilvl="2" w:tentative="1">
+      <w:start w:val="1"/>
+      <w:numFmt w:val="bullet"/>
+      <w:lvlText w:val=""/>
+      <w:lvlJc w:val="left"/>
+      <w:pPr>
+        <w:tabs>
+          <w:tab w:val="num" w:pos="2160"/>
+        </w:tabs>
+        <w:ind w:left="2160" w:hanging="360"/>
+      </w:pPr>
+      <w:rPr>
+        <w:rFonts w:ascii="Wingdings" w:hAnsi="Wingdings" w:hint="default"/>
+        <w:sz w:val="20"/>
+      </w:rPr>
+    </w:lvl>
+    <w:lvl w:ilvl="3" w:tentative="1">
+      <w:start w:val="1"/>
+      <w:numFmt w:val="bullet"/>
+      <w:lvlText w:val=""/>
+      <w:lvlJc w:val="left"/>
+      <w:pPr>
+        <w:tabs>
+          <w:tab w:val="num" w:pos="2880"/>
+        </w:tabs>
+        <w:ind w:left="2880" w:hanging="360"/>
+      </w:pPr>
+      <w:rPr>
+        <w:rFonts w:ascii="Wingdings" w:hAnsi="Wingdings" w:hint="default"/>
+        <w:sz w:val="20"/>
+      </w:rPr>
+    </w:lvl>
+    <w:lvl w:ilvl="4" w:tentative="1">
+      <w:start w:val="1"/>
+      <w:numFmt w:val="bullet"/>
+      <w:lvlText w:val=""/>
+      <w:lvlJc w:val="left"/>
+      <w:pPr>
+        <w:tabs>
+          <w:tab w:val="num" w:pos="3600"/>
+        </w:tabs>
+        <w:ind w:left="3600" w:hanging="360"/>
+      </w:pPr>
+      <w:rPr>
+        <w:rFonts w:ascii="Wingdings" w:hAnsi="Wingdings" w:hint="default"/>
+        <w:sz w:val="20"/>
+      </w:rPr>
+    </w:lvl>
+    <w:lvl w:ilvl="5" w:tentative="1">
+      <w:start w:val="1"/>
+      <w:numFmt w:val="bullet"/>
+      <w:lvlText w:val=""/>
+      <w:lvlJc w:val="left"/>
+      <w:pPr>
+        <w:tabs>
+          <w:tab w:val="num" w:pos="4320"/>
+        </w:tabs>
+        <w:ind w:left="4320" w:hanging="360"/>
+      </w:pPr>
+      <w:rPr>
+        <w:rFonts w:ascii="Wingdings" w:hAnsi="Wingdings" w:hint="default"/>
+        <w:sz w:val="20"/>
+      </w:rPr>
+    </w:lvl>
+    <w:lvl w:ilvl="6" w:tentative="1">
+      <w:start w:val="1"/>
+      <w:numFmt w:val="bullet"/>
+      <w:lvlText w:val=""/>
+      <w:lvlJc w:val="left"/>
+      <w:pPr>
+        <w:tabs>
+          <w:tab w:val="num" w:pos="5040"/>
+        </w:tabs>
+        <w:ind w:left="5040" w:hanging="360"/>
+      </w:pPr>
+      <w:rPr>
+        <w:rFonts w:ascii="Wingdings" w:hAnsi="Wingdings" w:hint="default"/>
+        <w:sz w:val="20"/>
+      </w:rPr>
+    </w:lvl>
+    <w:lvl w:ilvl="7" w:tentative="1">
+      <w:start w:val="1"/>
+      <w:numFmt w:val="bullet"/>
+      <w:lvlText w:val=""/>
+      <w:lvlJc w:val="left"/>
+      <w:pPr>
+        <w:tabs>
+          <w:tab w:val="num" w:pos="5760"/>
+        </w:tabs>
+        <w:ind w:left="5760" w:hanging="360"/>
+      </w:pPr>
+      <w:rPr>
+        <w:rFonts w:ascii="Wingdings" w:hAnsi="Wingdings" w:hint="default"/>
+        <w:sz w:val="20"/>
+      </w:rPr>
+    </w:lvl>
+    <w:lvl w:ilvl="8" w:tentative="1">
+      <w:start w:val="1"/>
+      <w:numFmt w:val="bullet"/>
+      <w:lvlText w:val=""/>
+      <w:lvlJc w:val="left"/>
+      <w:pPr>
+        <w:tabs>
+          <w:tab w:val="num" w:pos="6480"/>
+        </w:tabs>
+        <w:ind w:left="6480" w:hanging="360"/>
+      </w:pPr>
+      <w:rPr>
+        <w:rFonts w:ascii="Wingdings" w:hAnsi="Wingdings" w:hint="default"/>
+        <w:sz w:val="20"/>
+      </w:rPr>
+    </w:lvl>
+  </w:abstractNum>
+  <w:abstractNum w:abstractNumId="1" w15:restartNumberingAfterBreak="0">
+    <w:nsid w:val="0141494B"/>
+    <w:multiLevelType w:val="multilevel"/>
+    <w:tmpl w:val="21F036B0"/>
+    <w:lvl w:ilvl="0">
+      <w:start w:val="1"/>
+      <w:numFmt w:val="bullet"/>
+      <w:lvlText w:val=""/>
+      <w:lvlJc w:val="left"/>
+      <w:pPr>
+        <w:tabs>
+          <w:tab w:val="num" w:pos="720"/>
+        </w:tabs>
+        <w:ind w:left="720" w:hanging="360"/>
+      </w:pPr>
+      <w:rPr>
+        <w:rFonts w:ascii="Symbol" w:hAnsi="Symbol" w:hint="default"/>
+        <w:sz w:val="20"/>
+      </w:rPr>
+    </w:lvl>
+    <w:lvl w:ilvl="1" w:tentative="1">
+      <w:start w:val="1"/>
+      <w:numFmt w:val="bullet"/>
+      <w:lvlText w:val="o"/>
+      <w:lvlJc w:val="left"/>
+      <w:pPr>
+        <w:tabs>
+          <w:tab w:val="num" w:pos="1440"/>
+        </w:tabs>
+        <w:ind w:left="1440" w:hanging="360"/>
+      </w:pPr>
+      <w:rPr>
+        <w:rFonts w:ascii="Courier New" w:hAnsi="Courier New" w:hint="default"/>
+        <w:sz w:val="20"/>
+      </w:rPr>
+    </w:lvl>
+    <w:lvl w:ilvl="2" w:tentative="1">
+      <w:start w:val="1"/>
+      <w:numFmt w:val="bullet"/>
+      <w:lvlText w:val=""/>
+      <w:lvlJc w:val="left"/>
+      <w:pPr>
+        <w:tabs>
+          <w:tab w:val="num" w:pos="2160"/>
+        </w:tabs>
+        <w:ind w:left="2160" w:hanging="360"/>
+      </w:pPr>
+      <w:rPr>
+        <w:rFonts w:ascii="Wingdings" w:hAnsi="Wingdings" w:hint="default"/>
+        <w:sz w:val="20"/>
+      </w:rPr>
+    </w:lvl>
+    <w:lvl w:ilvl="3" w:tentative="1">
+      <w:start w:val="1"/>
+      <w:numFmt w:val="bullet"/>
+      <w:lvlText w:val=""/>
+      <w:lvlJc w:val="left"/>
+      <w:pPr>
+        <w:tabs>
+          <w:tab w:val="num" w:pos="2880"/>
+        </w:tabs>
+        <w:ind w:left="2880" w:hanging="360"/>
+      </w:pPr>
+      <w:rPr>
+        <w:rFonts w:ascii="Wingdings" w:hAnsi="Wingdings" w:hint="default"/>
+        <w:sz w:val="20"/>
+      </w:rPr>
+    </w:lvl>
+    <w:lvl w:ilvl="4" w:tentative="1">
+      <w:start w:val="1"/>
+      <w:numFmt w:val="bullet"/>
+      <w:lvlText w:val=""/>
+      <w:lvlJc w:val="left"/>
+      <w:pPr>
+        <w:tabs>
+          <w:tab w:val="num" w:pos="3600"/>
+        </w:tabs>
+        <w:ind w:left="3600" w:hanging="360"/>
+      </w:pPr>
+      <w:rPr>
+        <w:rFonts w:ascii="Wingdings" w:hAnsi="Wingdings" w:hint="default"/>
+        <w:sz w:val="20"/>
+      </w:rPr>
+    </w:lvl>
+    <w:lvl w:ilvl="5" w:tentative="1">
+      <w:start w:val="1"/>
+      <w:numFmt w:val="bullet"/>
+      <w:lvlText w:val=""/>
+      <w:lvlJc w:val="left"/>
+      <w:pPr>
+        <w:tabs>
+          <w:tab w:val="num" w:pos="4320"/>
+        </w:tabs>
+        <w:ind w:left="4320" w:hanging="360"/>
+      </w:pPr>
+      <w:rPr>
+        <w:rFonts w:ascii="Wingdings" w:hAnsi="Wingdings" w:hint="default"/>
+        <w:sz w:val="20"/>
+      </w:rPr>
+    </w:lvl>
+    <w:lvl w:ilvl="6" w:tentative="1">
+      <w:start w:val="1"/>
+      <w:numFmt w:val="bullet"/>
+      <w:lvlText w:val=""/>
+      <w:lvlJc w:val="left"/>
+      <w:pPr>
+        <w:tabs>
+          <w:tab w:val="num" w:pos="5040"/>
+        </w:tabs>
+        <w:ind w:left="5040" w:hanging="360"/>
+      </w:pPr>
+      <w:rPr>
+        <w:rFonts w:ascii="Wingdings" w:hAnsi="Wingdings" w:hint="default"/>
+        <w:sz w:val="20"/>
+      </w:rPr>
+    </w:lvl>
+    <w:lvl w:ilvl="7" w:tentative="1">
+      <w:start w:val="1"/>
+      <w:numFmt w:val="bullet"/>
+      <w:lvlText w:val=""/>
+      <w:lvlJc w:val="left"/>
+      <w:pPr>
+        <w:tabs>
+          <w:tab w:val="num" w:pos="5760"/>
+        </w:tabs>
+        <w:ind w:left="5760" w:hanging="360"/>
+      </w:pPr>
+      <w:rPr>
+        <w:rFonts w:ascii="Wingdings" w:hAnsi="Wingdings" w:hint="default"/>
+        <w:sz w:val="20"/>
+      </w:rPr>
+    </w:lvl>
+    <w:lvl w:ilvl="8" w:tentative="1">
+      <w:start w:val="1"/>
+      <w:numFmt w:val="bullet"/>
+      <w:lvlText w:val=""/>
+      <w:lvlJc w:val="left"/>
+      <w:pPr>
+        <w:tabs>
+          <w:tab w:val="num" w:pos="6480"/>
+        </w:tabs>
+        <w:ind w:left="6480" w:hanging="360"/>
+      </w:pPr>
+      <w:rPr>
+        <w:rFonts w:ascii="Wingdings" w:hAnsi="Wingdings" w:hint="default"/>
+        <w:sz w:val="20"/>
+      </w:rPr>
+    </w:lvl>
+  </w:abstractNum>
+  <w:abstractNum w:abstractNumId="2" w15:restartNumberingAfterBreak="0">
     <w:nsid w:val="01721289"/>
     <w:multiLevelType w:val="multilevel"/>
     <w:tmpl w:val="B0761D4C"/>
@@ -20478,7 +20693,7 @@
       </w:rPr>
     </w:lvl>
   </w:abstractNum>
-  <w:abstractNum w:abstractNumId="1" w15:restartNumberingAfterBreak="0">
+  <w:abstractNum w:abstractNumId="3" w15:restartNumberingAfterBreak="0">
     <w:nsid w:val="0623245B"/>
     <w:multiLevelType w:val="multilevel"/>
     <w:tmpl w:val="CAB29646"/>
@@ -20627,7 +20842,120 @@
       </w:rPr>
     </w:lvl>
   </w:abstractNum>
-  <w:abstractNum w:abstractNumId="2" w15:restartNumberingAfterBreak="0">
+  <w:abstractNum w:abstractNumId="4" w15:restartNumberingAfterBreak="0">
+    <w:nsid w:val="08BB2A1D"/>
+    <w:multiLevelType w:val="multilevel"/>
+    <w:tmpl w:val="B9404A78"/>
+    <w:lvl w:ilvl="0">
+      <w:start w:val="2"/>
+      <w:numFmt w:val="decimal"/>
+      <w:lvlText w:val="%1."/>
+      <w:lvlJc w:val="left"/>
+      <w:pPr>
+        <w:tabs>
+          <w:tab w:val="num" w:pos="720"/>
+        </w:tabs>
+        <w:ind w:left="720" w:hanging="360"/>
+      </w:pPr>
+    </w:lvl>
+    <w:lvl w:ilvl="1" w:tentative="1">
+      <w:start w:val="1"/>
+      <w:numFmt w:val="decimal"/>
+      <w:lvlText w:val="%2."/>
+      <w:lvlJc w:val="left"/>
+      <w:pPr>
+        <w:tabs>
+          <w:tab w:val="num" w:pos="1440"/>
+        </w:tabs>
+        <w:ind w:left="1440" w:hanging="360"/>
+      </w:pPr>
+    </w:lvl>
+    <w:lvl w:ilvl="2" w:tentative="1">
+      <w:start w:val="1"/>
+      <w:numFmt w:val="decimal"/>
+      <w:lvlText w:val="%3."/>
+      <w:lvlJc w:val="left"/>
+      <w:pPr>
+        <w:tabs>
+          <w:tab w:val="num" w:pos="2160"/>
+        </w:tabs>
+        <w:ind w:left="2160" w:hanging="360"/>
+      </w:pPr>
+    </w:lvl>
+    <w:lvl w:ilvl="3" w:tentative="1">
+      <w:start w:val="1"/>
+      <w:numFmt w:val="decimal"/>
+      <w:lvlText w:val="%4."/>
+      <w:lvlJc w:val="left"/>
+      <w:pPr>
+        <w:tabs>
+          <w:tab w:val="num" w:pos="2880"/>
+        </w:tabs>
+        <w:ind w:left="2880" w:hanging="360"/>
+      </w:pPr>
+    </w:lvl>
+    <w:lvl w:ilvl="4" w:tentative="1">
+      <w:start w:val="1"/>
+      <w:numFmt w:val="decimal"/>
+      <w:lvlText w:val="%5."/>
+      <w:lvlJc w:val="left"/>
+      <w:pPr>
+        <w:tabs>
+          <w:tab w:val="num" w:pos="3600"/>
+        </w:tabs>
+        <w:ind w:left="3600" w:hanging="360"/>
+      </w:pPr>
+    </w:lvl>
+    <w:lvl w:ilvl="5" w:tentative="1">
+      <w:start w:val="1"/>
+      <w:numFmt w:val="decimal"/>
+      <w:lvlText w:val="%6."/>
+      <w:lvlJc w:val="left"/>
+      <w:pPr>
+        <w:tabs>
+          <w:tab w:val="num" w:pos="4320"/>
+        </w:tabs>
+        <w:ind w:left="4320" w:hanging="360"/>
+      </w:pPr>
+    </w:lvl>
+    <w:lvl w:ilvl="6" w:tentative="1">
+      <w:start w:val="1"/>
+      <w:numFmt w:val="decimal"/>
+      <w:lvlText w:val="%7."/>
+      <w:lvlJc w:val="left"/>
+      <w:pPr>
+        <w:tabs>
+          <w:tab w:val="num" w:pos="5040"/>
+        </w:tabs>
+        <w:ind w:left="5040" w:hanging="360"/>
+      </w:pPr>
+    </w:lvl>
+    <w:lvl w:ilvl="7" w:tentative="1">
+      <w:start w:val="1"/>
+      <w:numFmt w:val="decimal"/>
+      <w:lvlText w:val="%8."/>
+      <w:lvlJc w:val="left"/>
+      <w:pPr>
+        <w:tabs>
+          <w:tab w:val="num" w:pos="5760"/>
+        </w:tabs>
+        <w:ind w:left="5760" w:hanging="360"/>
+      </w:pPr>
+    </w:lvl>
+    <w:lvl w:ilvl="8" w:tentative="1">
+      <w:start w:val="1"/>
+      <w:numFmt w:val="decimal"/>
+      <w:lvlText w:val="%9."/>
+      <w:lvlJc w:val="left"/>
+      <w:pPr>
+        <w:tabs>
+          <w:tab w:val="num" w:pos="6480"/>
+        </w:tabs>
+        <w:ind w:left="6480" w:hanging="360"/>
+      </w:pPr>
+    </w:lvl>
+  </w:abstractNum>
+  <w:abstractNum w:abstractNumId="5" w15:restartNumberingAfterBreak="0">
     <w:nsid w:val="08EB5C35"/>
     <w:multiLevelType w:val="multilevel"/>
     <w:tmpl w:val="73A4FC96"/>
@@ -20776,7 +21104,752 @@
       </w:rPr>
     </w:lvl>
   </w:abstractNum>
-  <w:abstractNum w:abstractNumId="3" w15:restartNumberingAfterBreak="0">
+  <w:abstractNum w:abstractNumId="6" w15:restartNumberingAfterBreak="0">
+    <w:nsid w:val="09537542"/>
+    <w:multiLevelType w:val="multilevel"/>
+    <w:tmpl w:val="7458F01E"/>
+    <w:lvl w:ilvl="0">
+      <w:start w:val="1"/>
+      <w:numFmt w:val="bullet"/>
+      <w:lvlText w:val=""/>
+      <w:lvlJc w:val="left"/>
+      <w:pPr>
+        <w:tabs>
+          <w:tab w:val="num" w:pos="720"/>
+        </w:tabs>
+        <w:ind w:left="720" w:hanging="360"/>
+      </w:pPr>
+      <w:rPr>
+        <w:rFonts w:ascii="Symbol" w:hAnsi="Symbol" w:hint="default"/>
+        <w:sz w:val="20"/>
+      </w:rPr>
+    </w:lvl>
+    <w:lvl w:ilvl="1" w:tentative="1">
+      <w:start w:val="1"/>
+      <w:numFmt w:val="bullet"/>
+      <w:lvlText w:val="o"/>
+      <w:lvlJc w:val="left"/>
+      <w:pPr>
+        <w:tabs>
+          <w:tab w:val="num" w:pos="1440"/>
+        </w:tabs>
+        <w:ind w:left="1440" w:hanging="360"/>
+      </w:pPr>
+      <w:rPr>
+        <w:rFonts w:ascii="Courier New" w:hAnsi="Courier New" w:hint="default"/>
+        <w:sz w:val="20"/>
+      </w:rPr>
+    </w:lvl>
+    <w:lvl w:ilvl="2" w:tentative="1">
+      <w:start w:val="1"/>
+      <w:numFmt w:val="bullet"/>
+      <w:lvlText w:val=""/>
+      <w:lvlJc w:val="left"/>
+      <w:pPr>
+        <w:tabs>
+          <w:tab w:val="num" w:pos="2160"/>
+        </w:tabs>
+        <w:ind w:left="2160" w:hanging="360"/>
+      </w:pPr>
+      <w:rPr>
+        <w:rFonts w:ascii="Wingdings" w:hAnsi="Wingdings" w:hint="default"/>
+        <w:sz w:val="20"/>
+      </w:rPr>
+    </w:lvl>
+    <w:lvl w:ilvl="3" w:tentative="1">
+      <w:start w:val="1"/>
+      <w:numFmt w:val="bullet"/>
+      <w:lvlText w:val=""/>
+      <w:lvlJc w:val="left"/>
+      <w:pPr>
+        <w:tabs>
+          <w:tab w:val="num" w:pos="2880"/>
+        </w:tabs>
+        <w:ind w:left="2880" w:hanging="360"/>
+      </w:pPr>
+      <w:rPr>
+        <w:rFonts w:ascii="Wingdings" w:hAnsi="Wingdings" w:hint="default"/>
+        <w:sz w:val="20"/>
+      </w:rPr>
+    </w:lvl>
+    <w:lvl w:ilvl="4" w:tentative="1">
+      <w:start w:val="1"/>
+      <w:numFmt w:val="bullet"/>
+      <w:lvlText w:val=""/>
+      <w:lvlJc w:val="left"/>
+      <w:pPr>
+        <w:tabs>
+          <w:tab w:val="num" w:pos="3600"/>
+        </w:tabs>
+        <w:ind w:left="3600" w:hanging="360"/>
+      </w:pPr>
+      <w:rPr>
+        <w:rFonts w:ascii="Wingdings" w:hAnsi="Wingdings" w:hint="default"/>
+        <w:sz w:val="20"/>
+      </w:rPr>
+    </w:lvl>
+    <w:lvl w:ilvl="5" w:tentative="1">
+      <w:start w:val="1"/>
+      <w:numFmt w:val="bullet"/>
+      <w:lvlText w:val=""/>
+      <w:lvlJc w:val="left"/>
+      <w:pPr>
+        <w:tabs>
+          <w:tab w:val="num" w:pos="4320"/>
+        </w:tabs>
+        <w:ind w:left="4320" w:hanging="360"/>
+      </w:pPr>
+      <w:rPr>
+        <w:rFonts w:ascii="Wingdings" w:hAnsi="Wingdings" w:hint="default"/>
+        <w:sz w:val="20"/>
+      </w:rPr>
+    </w:lvl>
+    <w:lvl w:ilvl="6" w:tentative="1">
+      <w:start w:val="1"/>
+      <w:numFmt w:val="bullet"/>
+      <w:lvlText w:val=""/>
+      <w:lvlJc w:val="left"/>
+      <w:pPr>
+        <w:tabs>
+          <w:tab w:val="num" w:pos="5040"/>
+        </w:tabs>
+        <w:ind w:left="5040" w:hanging="360"/>
+      </w:pPr>
+      <w:rPr>
+        <w:rFonts w:ascii="Wingdings" w:hAnsi="Wingdings" w:hint="default"/>
+        <w:sz w:val="20"/>
+      </w:rPr>
+    </w:lvl>
+    <w:lvl w:ilvl="7" w:tentative="1">
+      <w:start w:val="1"/>
+      <w:numFmt w:val="bullet"/>
+      <w:lvlText w:val=""/>
+      <w:lvlJc w:val="left"/>
+      <w:pPr>
+        <w:tabs>
+          <w:tab w:val="num" w:pos="5760"/>
+        </w:tabs>
+        <w:ind w:left="5760" w:hanging="360"/>
+      </w:pPr>
+      <w:rPr>
+        <w:rFonts w:ascii="Wingdings" w:hAnsi="Wingdings" w:hint="default"/>
+        <w:sz w:val="20"/>
+      </w:rPr>
+    </w:lvl>
+    <w:lvl w:ilvl="8" w:tentative="1">
+      <w:start w:val="1"/>
+      <w:numFmt w:val="bullet"/>
+      <w:lvlText w:val=""/>
+      <w:lvlJc w:val="left"/>
+      <w:pPr>
+        <w:tabs>
+          <w:tab w:val="num" w:pos="6480"/>
+        </w:tabs>
+        <w:ind w:left="6480" w:hanging="360"/>
+      </w:pPr>
+      <w:rPr>
+        <w:rFonts w:ascii="Wingdings" w:hAnsi="Wingdings" w:hint="default"/>
+        <w:sz w:val="20"/>
+      </w:rPr>
+    </w:lvl>
+  </w:abstractNum>
+  <w:abstractNum w:abstractNumId="7" w15:restartNumberingAfterBreak="0">
+    <w:nsid w:val="0D5654C3"/>
+    <w:multiLevelType w:val="multilevel"/>
+    <w:tmpl w:val="28521A80"/>
+    <w:lvl w:ilvl="0">
+      <w:start w:val="1"/>
+      <w:numFmt w:val="bullet"/>
+      <w:lvlText w:val=""/>
+      <w:lvlJc w:val="left"/>
+      <w:pPr>
+        <w:tabs>
+          <w:tab w:val="num" w:pos="720"/>
+        </w:tabs>
+        <w:ind w:left="720" w:hanging="360"/>
+      </w:pPr>
+      <w:rPr>
+        <w:rFonts w:ascii="Symbol" w:hAnsi="Symbol" w:hint="default"/>
+        <w:sz w:val="20"/>
+      </w:rPr>
+    </w:lvl>
+    <w:lvl w:ilvl="1" w:tentative="1">
+      <w:start w:val="1"/>
+      <w:numFmt w:val="bullet"/>
+      <w:lvlText w:val="o"/>
+      <w:lvlJc w:val="left"/>
+      <w:pPr>
+        <w:tabs>
+          <w:tab w:val="num" w:pos="1440"/>
+        </w:tabs>
+        <w:ind w:left="1440" w:hanging="360"/>
+      </w:pPr>
+      <w:rPr>
+        <w:rFonts w:ascii="Courier New" w:hAnsi="Courier New" w:hint="default"/>
+        <w:sz w:val="20"/>
+      </w:rPr>
+    </w:lvl>
+    <w:lvl w:ilvl="2" w:tentative="1">
+      <w:start w:val="1"/>
+      <w:numFmt w:val="bullet"/>
+      <w:lvlText w:val=""/>
+      <w:lvlJc w:val="left"/>
+      <w:pPr>
+        <w:tabs>
+          <w:tab w:val="num" w:pos="2160"/>
+        </w:tabs>
+        <w:ind w:left="2160" w:hanging="360"/>
+      </w:pPr>
+      <w:rPr>
+        <w:rFonts w:ascii="Wingdings" w:hAnsi="Wingdings" w:hint="default"/>
+        <w:sz w:val="20"/>
+      </w:rPr>
+    </w:lvl>
+    <w:lvl w:ilvl="3" w:tentative="1">
+      <w:start w:val="1"/>
+      <w:numFmt w:val="bullet"/>
+      <w:lvlText w:val=""/>
+      <w:lvlJc w:val="left"/>
+      <w:pPr>
+        <w:tabs>
+          <w:tab w:val="num" w:pos="2880"/>
+        </w:tabs>
+        <w:ind w:left="2880" w:hanging="360"/>
+      </w:pPr>
+      <w:rPr>
+        <w:rFonts w:ascii="Wingdings" w:hAnsi="Wingdings" w:hint="default"/>
+        <w:sz w:val="20"/>
+      </w:rPr>
+    </w:lvl>
+    <w:lvl w:ilvl="4" w:tentative="1">
+      <w:start w:val="1"/>
+      <w:numFmt w:val="bullet"/>
+      <w:lvlText w:val=""/>
+      <w:lvlJc w:val="left"/>
+      <w:pPr>
+        <w:tabs>
+          <w:tab w:val="num" w:pos="3600"/>
+        </w:tabs>
+        <w:ind w:left="3600" w:hanging="360"/>
+      </w:pPr>
+      <w:rPr>
+        <w:rFonts w:ascii="Wingdings" w:hAnsi="Wingdings" w:hint="default"/>
+        <w:sz w:val="20"/>
+      </w:rPr>
+    </w:lvl>
+    <w:lvl w:ilvl="5" w:tentative="1">
+      <w:start w:val="1"/>
+      <w:numFmt w:val="bullet"/>
+      <w:lvlText w:val=""/>
+      <w:lvlJc w:val="left"/>
+      <w:pPr>
+        <w:tabs>
+          <w:tab w:val="num" w:pos="4320"/>
+        </w:tabs>
+        <w:ind w:left="4320" w:hanging="360"/>
+      </w:pPr>
+      <w:rPr>
+        <w:rFonts w:ascii="Wingdings" w:hAnsi="Wingdings" w:hint="default"/>
+        <w:sz w:val="20"/>
+      </w:rPr>
+    </w:lvl>
+    <w:lvl w:ilvl="6" w:tentative="1">
+      <w:start w:val="1"/>
+      <w:numFmt w:val="bullet"/>
+      <w:lvlText w:val=""/>
+      <w:lvlJc w:val="left"/>
+      <w:pPr>
+        <w:tabs>
+          <w:tab w:val="num" w:pos="5040"/>
+        </w:tabs>
+        <w:ind w:left="5040" w:hanging="360"/>
+      </w:pPr>
+      <w:rPr>
+        <w:rFonts w:ascii="Wingdings" w:hAnsi="Wingdings" w:hint="default"/>
+        <w:sz w:val="20"/>
+      </w:rPr>
+    </w:lvl>
+    <w:lvl w:ilvl="7" w:tentative="1">
+      <w:start w:val="1"/>
+      <w:numFmt w:val="bullet"/>
+      <w:lvlText w:val=""/>
+      <w:lvlJc w:val="left"/>
+      <w:pPr>
+        <w:tabs>
+          <w:tab w:val="num" w:pos="5760"/>
+        </w:tabs>
+        <w:ind w:left="5760" w:hanging="360"/>
+      </w:pPr>
+      <w:rPr>
+        <w:rFonts w:ascii="Wingdings" w:hAnsi="Wingdings" w:hint="default"/>
+        <w:sz w:val="20"/>
+      </w:rPr>
+    </w:lvl>
+    <w:lvl w:ilvl="8" w:tentative="1">
+      <w:start w:val="1"/>
+      <w:numFmt w:val="bullet"/>
+      <w:lvlText w:val=""/>
+      <w:lvlJc w:val="left"/>
+      <w:pPr>
+        <w:tabs>
+          <w:tab w:val="num" w:pos="6480"/>
+        </w:tabs>
+        <w:ind w:left="6480" w:hanging="360"/>
+      </w:pPr>
+      <w:rPr>
+        <w:rFonts w:ascii="Wingdings" w:hAnsi="Wingdings" w:hint="default"/>
+        <w:sz w:val="20"/>
+      </w:rPr>
+    </w:lvl>
+  </w:abstractNum>
+  <w:abstractNum w:abstractNumId="8" w15:restartNumberingAfterBreak="0">
+    <w:nsid w:val="0FFA1573"/>
+    <w:multiLevelType w:val="multilevel"/>
+    <w:tmpl w:val="33F0EA30"/>
+    <w:lvl w:ilvl="0">
+      <w:start w:val="1"/>
+      <w:numFmt w:val="bullet"/>
+      <w:lvlText w:val=""/>
+      <w:lvlJc w:val="left"/>
+      <w:pPr>
+        <w:tabs>
+          <w:tab w:val="num" w:pos="720"/>
+        </w:tabs>
+        <w:ind w:left="720" w:hanging="360"/>
+      </w:pPr>
+      <w:rPr>
+        <w:rFonts w:ascii="Symbol" w:hAnsi="Symbol" w:hint="default"/>
+        <w:sz w:val="20"/>
+      </w:rPr>
+    </w:lvl>
+    <w:lvl w:ilvl="1" w:tentative="1">
+      <w:start w:val="1"/>
+      <w:numFmt w:val="bullet"/>
+      <w:lvlText w:val="o"/>
+      <w:lvlJc w:val="left"/>
+      <w:pPr>
+        <w:tabs>
+          <w:tab w:val="num" w:pos="1440"/>
+        </w:tabs>
+        <w:ind w:left="1440" w:hanging="360"/>
+      </w:pPr>
+      <w:rPr>
+        <w:rFonts w:ascii="Courier New" w:hAnsi="Courier New" w:hint="default"/>
+        <w:sz w:val="20"/>
+      </w:rPr>
+    </w:lvl>
+    <w:lvl w:ilvl="2" w:tentative="1">
+      <w:start w:val="1"/>
+      <w:numFmt w:val="bullet"/>
+      <w:lvlText w:val=""/>
+      <w:lvlJc w:val="left"/>
+      <w:pPr>
+        <w:tabs>
+          <w:tab w:val="num" w:pos="2160"/>
+        </w:tabs>
+        <w:ind w:left="2160" w:hanging="360"/>
+      </w:pPr>
+      <w:rPr>
+        <w:rFonts w:ascii="Wingdings" w:hAnsi="Wingdings" w:hint="default"/>
+        <w:sz w:val="20"/>
+      </w:rPr>
+    </w:lvl>
+    <w:lvl w:ilvl="3" w:tentative="1">
+      <w:start w:val="1"/>
+      <w:numFmt w:val="bullet"/>
+      <w:lvlText w:val=""/>
+      <w:lvlJc w:val="left"/>
+      <w:pPr>
+        <w:tabs>
+          <w:tab w:val="num" w:pos="2880"/>
+        </w:tabs>
+        <w:ind w:left="2880" w:hanging="360"/>
+      </w:pPr>
+      <w:rPr>
+        <w:rFonts w:ascii="Wingdings" w:hAnsi="Wingdings" w:hint="default"/>
+        <w:sz w:val="20"/>
+      </w:rPr>
+    </w:lvl>
+    <w:lvl w:ilvl="4" w:tentative="1">
+      <w:start w:val="1"/>
+      <w:numFmt w:val="bullet"/>
+      <w:lvlText w:val=""/>
+      <w:lvlJc w:val="left"/>
+      <w:pPr>
+        <w:tabs>
+          <w:tab w:val="num" w:pos="3600"/>
+        </w:tabs>
+        <w:ind w:left="3600" w:hanging="360"/>
+      </w:pPr>
+      <w:rPr>
+        <w:rFonts w:ascii="Wingdings" w:hAnsi="Wingdings" w:hint="default"/>
+        <w:sz w:val="20"/>
+      </w:rPr>
+    </w:lvl>
+    <w:lvl w:ilvl="5" w:tentative="1">
+      <w:start w:val="1"/>
+      <w:numFmt w:val="bullet"/>
+      <w:lvlText w:val=""/>
+      <w:lvlJc w:val="left"/>
+      <w:pPr>
+        <w:tabs>
+          <w:tab w:val="num" w:pos="4320"/>
+        </w:tabs>
+        <w:ind w:left="4320" w:hanging="360"/>
+      </w:pPr>
+      <w:rPr>
+        <w:rFonts w:ascii="Wingdings" w:hAnsi="Wingdings" w:hint="default"/>
+        <w:sz w:val="20"/>
+      </w:rPr>
+    </w:lvl>
+    <w:lvl w:ilvl="6" w:tentative="1">
+      <w:start w:val="1"/>
+      <w:numFmt w:val="bullet"/>
+      <w:lvlText w:val=""/>
+      <w:lvlJc w:val="left"/>
+      <w:pPr>
+        <w:tabs>
+          <w:tab w:val="num" w:pos="5040"/>
+        </w:tabs>
+        <w:ind w:left="5040" w:hanging="360"/>
+      </w:pPr>
+      <w:rPr>
+        <w:rFonts w:ascii="Wingdings" w:hAnsi="Wingdings" w:hint="default"/>
+        <w:sz w:val="20"/>
+      </w:rPr>
+    </w:lvl>
+    <w:lvl w:ilvl="7" w:tentative="1">
+      <w:start w:val="1"/>
+      <w:numFmt w:val="bullet"/>
+      <w:lvlText w:val=""/>
+      <w:lvlJc w:val="left"/>
+      <w:pPr>
+        <w:tabs>
+          <w:tab w:val="num" w:pos="5760"/>
+        </w:tabs>
+        <w:ind w:left="5760" w:hanging="360"/>
+      </w:pPr>
+      <w:rPr>
+        <w:rFonts w:ascii="Wingdings" w:hAnsi="Wingdings" w:hint="default"/>
+        <w:sz w:val="20"/>
+      </w:rPr>
+    </w:lvl>
+    <w:lvl w:ilvl="8" w:tentative="1">
+      <w:start w:val="1"/>
+      <w:numFmt w:val="bullet"/>
+      <w:lvlText w:val=""/>
+      <w:lvlJc w:val="left"/>
+      <w:pPr>
+        <w:tabs>
+          <w:tab w:val="num" w:pos="6480"/>
+        </w:tabs>
+        <w:ind w:left="6480" w:hanging="360"/>
+      </w:pPr>
+      <w:rPr>
+        <w:rFonts w:ascii="Wingdings" w:hAnsi="Wingdings" w:hint="default"/>
+        <w:sz w:val="20"/>
+      </w:rPr>
+    </w:lvl>
+  </w:abstractNum>
+  <w:abstractNum w:abstractNumId="9" w15:restartNumberingAfterBreak="0">
+    <w:nsid w:val="10857238"/>
+    <w:multiLevelType w:val="multilevel"/>
+    <w:tmpl w:val="3FAE8314"/>
+    <w:lvl w:ilvl="0">
+      <w:start w:val="1"/>
+      <w:numFmt w:val="bullet"/>
+      <w:lvlText w:val=""/>
+      <w:lvlJc w:val="left"/>
+      <w:pPr>
+        <w:tabs>
+          <w:tab w:val="num" w:pos="720"/>
+        </w:tabs>
+        <w:ind w:left="720" w:hanging="360"/>
+      </w:pPr>
+      <w:rPr>
+        <w:rFonts w:ascii="Symbol" w:hAnsi="Symbol" w:hint="default"/>
+        <w:sz w:val="20"/>
+      </w:rPr>
+    </w:lvl>
+    <w:lvl w:ilvl="1" w:tentative="1">
+      <w:start w:val="1"/>
+      <w:numFmt w:val="bullet"/>
+      <w:lvlText w:val="o"/>
+      <w:lvlJc w:val="left"/>
+      <w:pPr>
+        <w:tabs>
+          <w:tab w:val="num" w:pos="1440"/>
+        </w:tabs>
+        <w:ind w:left="1440" w:hanging="360"/>
+      </w:pPr>
+      <w:rPr>
+        <w:rFonts w:ascii="Courier New" w:hAnsi="Courier New" w:hint="default"/>
+        <w:sz w:val="20"/>
+      </w:rPr>
+    </w:lvl>
+    <w:lvl w:ilvl="2" w:tentative="1">
+      <w:start w:val="1"/>
+      <w:numFmt w:val="bullet"/>
+      <w:lvlText w:val=""/>
+      <w:lvlJc w:val="left"/>
+      <w:pPr>
+        <w:tabs>
+          <w:tab w:val="num" w:pos="2160"/>
+        </w:tabs>
+        <w:ind w:left="2160" w:hanging="360"/>
+      </w:pPr>
+      <w:rPr>
+        <w:rFonts w:ascii="Wingdings" w:hAnsi="Wingdings" w:hint="default"/>
+        <w:sz w:val="20"/>
+      </w:rPr>
+    </w:lvl>
+    <w:lvl w:ilvl="3" w:tentative="1">
+      <w:start w:val="1"/>
+      <w:numFmt w:val="bullet"/>
+      <w:lvlText w:val=""/>
+      <w:lvlJc w:val="left"/>
+      <w:pPr>
+        <w:tabs>
+          <w:tab w:val="num" w:pos="2880"/>
+        </w:tabs>
+        <w:ind w:left="2880" w:hanging="360"/>
+      </w:pPr>
+      <w:rPr>
+        <w:rFonts w:ascii="Wingdings" w:hAnsi="Wingdings" w:hint="default"/>
+        <w:sz w:val="20"/>
+      </w:rPr>
+    </w:lvl>
+    <w:lvl w:ilvl="4" w:tentative="1">
+      <w:start w:val="1"/>
+      <w:numFmt w:val="bullet"/>
+      <w:lvlText w:val=""/>
+      <w:lvlJc w:val="left"/>
+      <w:pPr>
+        <w:tabs>
+          <w:tab w:val="num" w:pos="3600"/>
+        </w:tabs>
+        <w:ind w:left="3600" w:hanging="360"/>
+      </w:pPr>
+      <w:rPr>
+        <w:rFonts w:ascii="Wingdings" w:hAnsi="Wingdings" w:hint="default"/>
+        <w:sz w:val="20"/>
+      </w:rPr>
+    </w:lvl>
+    <w:lvl w:ilvl="5" w:tentative="1">
+      <w:start w:val="1"/>
+      <w:numFmt w:val="bullet"/>
+      <w:lvlText w:val=""/>
+      <w:lvlJc w:val="left"/>
+      <w:pPr>
+        <w:tabs>
+          <w:tab w:val="num" w:pos="4320"/>
+        </w:tabs>
+        <w:ind w:left="4320" w:hanging="360"/>
+      </w:pPr>
+      <w:rPr>
+        <w:rFonts w:ascii="Wingdings" w:hAnsi="Wingdings" w:hint="default"/>
+        <w:sz w:val="20"/>
+      </w:rPr>
+    </w:lvl>
+    <w:lvl w:ilvl="6" w:tentative="1">
+      <w:start w:val="1"/>
+      <w:numFmt w:val="bullet"/>
+      <w:lvlText w:val=""/>
+      <w:lvlJc w:val="left"/>
+      <w:pPr>
+        <w:tabs>
+          <w:tab w:val="num" w:pos="5040"/>
+        </w:tabs>
+        <w:ind w:left="5040" w:hanging="360"/>
+      </w:pPr>
+      <w:rPr>
+        <w:rFonts w:ascii="Wingdings" w:hAnsi="Wingdings" w:hint="default"/>
+        <w:sz w:val="20"/>
+      </w:rPr>
+    </w:lvl>
+    <w:lvl w:ilvl="7" w:tentative="1">
+      <w:start w:val="1"/>
+      <w:numFmt w:val="bullet"/>
+      <w:lvlText w:val=""/>
+      <w:lvlJc w:val="left"/>
+      <w:pPr>
+        <w:tabs>
+          <w:tab w:val="num" w:pos="5760"/>
+        </w:tabs>
+        <w:ind w:left="5760" w:hanging="360"/>
+      </w:pPr>
+      <w:rPr>
+        <w:rFonts w:ascii="Wingdings" w:hAnsi="Wingdings" w:hint="default"/>
+        <w:sz w:val="20"/>
+      </w:rPr>
+    </w:lvl>
+    <w:lvl w:ilvl="8" w:tentative="1">
+      <w:start w:val="1"/>
+      <w:numFmt w:val="bullet"/>
+      <w:lvlText w:val=""/>
+      <w:lvlJc w:val="left"/>
+      <w:pPr>
+        <w:tabs>
+          <w:tab w:val="num" w:pos="6480"/>
+        </w:tabs>
+        <w:ind w:left="6480" w:hanging="360"/>
+      </w:pPr>
+      <w:rPr>
+        <w:rFonts w:ascii="Wingdings" w:hAnsi="Wingdings" w:hint="default"/>
+        <w:sz w:val="20"/>
+      </w:rPr>
+    </w:lvl>
+  </w:abstractNum>
+  <w:abstractNum w:abstractNumId="10" w15:restartNumberingAfterBreak="0">
+    <w:nsid w:val="17A7250F"/>
+    <w:multiLevelType w:val="multilevel"/>
+    <w:tmpl w:val="ED1CE6B2"/>
+    <w:lvl w:ilvl="0">
+      <w:start w:val="1"/>
+      <w:numFmt w:val="bullet"/>
+      <w:lvlText w:val=""/>
+      <w:lvlJc w:val="left"/>
+      <w:pPr>
+        <w:tabs>
+          <w:tab w:val="num" w:pos="720"/>
+        </w:tabs>
+        <w:ind w:left="720" w:hanging="360"/>
+      </w:pPr>
+      <w:rPr>
+        <w:rFonts w:ascii="Symbol" w:hAnsi="Symbol" w:hint="default"/>
+        <w:sz w:val="20"/>
+      </w:rPr>
+    </w:lvl>
+    <w:lvl w:ilvl="1" w:tentative="1">
+      <w:start w:val="1"/>
+      <w:numFmt w:val="bullet"/>
+      <w:lvlText w:val="o"/>
+      <w:lvlJc w:val="left"/>
+      <w:pPr>
+        <w:tabs>
+          <w:tab w:val="num" w:pos="1440"/>
+        </w:tabs>
+        <w:ind w:left="1440" w:hanging="360"/>
+      </w:pPr>
+      <w:rPr>
+        <w:rFonts w:ascii="Courier New" w:hAnsi="Courier New" w:hint="default"/>
+        <w:sz w:val="20"/>
+      </w:rPr>
+    </w:lvl>
+    <w:lvl w:ilvl="2" w:tentative="1">
+      <w:start w:val="1"/>
+      <w:numFmt w:val="bullet"/>
+      <w:lvlText w:val=""/>
+      <w:lvlJc w:val="left"/>
+      <w:pPr>
+        <w:tabs>
+          <w:tab w:val="num" w:pos="2160"/>
+        </w:tabs>
+        <w:ind w:left="2160" w:hanging="360"/>
+      </w:pPr>
+      <w:rPr>
+        <w:rFonts w:ascii="Wingdings" w:hAnsi="Wingdings" w:hint="default"/>
+        <w:sz w:val="20"/>
+      </w:rPr>
+    </w:lvl>
+    <w:lvl w:ilvl="3" w:tentative="1">
+      <w:start w:val="1"/>
+      <w:numFmt w:val="bullet"/>
+      <w:lvlText w:val=""/>
+      <w:lvlJc w:val="left"/>
+      <w:pPr>
+        <w:tabs>
+          <w:tab w:val="num" w:pos="2880"/>
+        </w:tabs>
+        <w:ind w:left="2880" w:hanging="360"/>
+      </w:pPr>
+      <w:rPr>
+        <w:rFonts w:ascii="Wingdings" w:hAnsi="Wingdings" w:hint="default"/>
+        <w:sz w:val="20"/>
+      </w:rPr>
+    </w:lvl>
+    <w:lvl w:ilvl="4" w:tentative="1">
+      <w:start w:val="1"/>
+      <w:numFmt w:val="bullet"/>
+      <w:lvlText w:val=""/>
+      <w:lvlJc w:val="left"/>
+      <w:pPr>
+        <w:tabs>
+          <w:tab w:val="num" w:pos="3600"/>
+        </w:tabs>
+        <w:ind w:left="3600" w:hanging="360"/>
+      </w:pPr>
+      <w:rPr>
+        <w:rFonts w:ascii="Wingdings" w:hAnsi="Wingdings" w:hint="default"/>
+        <w:sz w:val="20"/>
+      </w:rPr>
+    </w:lvl>
+    <w:lvl w:ilvl="5" w:tentative="1">
+      <w:start w:val="1"/>
+      <w:numFmt w:val="bullet"/>
+      <w:lvlText w:val=""/>
+      <w:lvlJc w:val="left"/>
+      <w:pPr>
+        <w:tabs>
+          <w:tab w:val="num" w:pos="4320"/>
+        </w:tabs>
+        <w:ind w:left="4320" w:hanging="360"/>
+      </w:pPr>
+      <w:rPr>
+        <w:rFonts w:ascii="Wingdings" w:hAnsi="Wingdings" w:hint="default"/>
+        <w:sz w:val="20"/>
+      </w:rPr>
+    </w:lvl>
+    <w:lvl w:ilvl="6" w:tentative="1">
+      <w:start w:val="1"/>
+      <w:numFmt w:val="bullet"/>
+      <w:lvlText w:val=""/>
+      <w:lvlJc w:val="left"/>
+      <w:pPr>
+        <w:tabs>
+          <w:tab w:val="num" w:pos="5040"/>
+        </w:tabs>
+        <w:ind w:left="5040" w:hanging="360"/>
+      </w:pPr>
+      <w:rPr>
+        <w:rFonts w:ascii="Wingdings" w:hAnsi="Wingdings" w:hint="default"/>
+        <w:sz w:val="20"/>
+      </w:rPr>
+    </w:lvl>
+    <w:lvl w:ilvl="7" w:tentative="1">
+      <w:start w:val="1"/>
+      <w:numFmt w:val="bullet"/>
+      <w:lvlText w:val=""/>
+      <w:lvlJc w:val="left"/>
+      <w:pPr>
+        <w:tabs>
+          <w:tab w:val="num" w:pos="5760"/>
+        </w:tabs>
+        <w:ind w:left="5760" w:hanging="360"/>
+      </w:pPr>
+      <w:rPr>
+        <w:rFonts w:ascii="Wingdings" w:hAnsi="Wingdings" w:hint="default"/>
+        <w:sz w:val="20"/>
+      </w:rPr>
+    </w:lvl>
+    <w:lvl w:ilvl="8" w:tentative="1">
+      <w:start w:val="1"/>
+      <w:numFmt w:val="bullet"/>
+      <w:lvlText w:val=""/>
+      <w:lvlJc w:val="left"/>
+      <w:pPr>
+        <w:tabs>
+          <w:tab w:val="num" w:pos="6480"/>
+        </w:tabs>
+        <w:ind w:left="6480" w:hanging="360"/>
+      </w:pPr>
+      <w:rPr>
+        <w:rFonts w:ascii="Wingdings" w:hAnsi="Wingdings" w:hint="default"/>
+        <w:sz w:val="20"/>
+      </w:rPr>
+    </w:lvl>
+  </w:abstractNum>
+  <w:abstractNum w:abstractNumId="11" w15:restartNumberingAfterBreak="0">
     <w:nsid w:val="1B652D66"/>
     <w:multiLevelType w:val="multilevel"/>
     <w:tmpl w:val="D5084696"/>
@@ -20925,7 +21998,305 @@
       </w:rPr>
     </w:lvl>
   </w:abstractNum>
-  <w:abstractNum w:abstractNumId="4" w15:restartNumberingAfterBreak="0">
+  <w:abstractNum w:abstractNumId="12" w15:restartNumberingAfterBreak="0">
+    <w:nsid w:val="2212523F"/>
+    <w:multiLevelType w:val="multilevel"/>
+    <w:tmpl w:val="0562D1F8"/>
+    <w:lvl w:ilvl="0">
+      <w:start w:val="1"/>
+      <w:numFmt w:val="bullet"/>
+      <w:lvlText w:val=""/>
+      <w:lvlJc w:val="left"/>
+      <w:pPr>
+        <w:tabs>
+          <w:tab w:val="num" w:pos="720"/>
+        </w:tabs>
+        <w:ind w:left="720" w:hanging="360"/>
+      </w:pPr>
+      <w:rPr>
+        <w:rFonts w:ascii="Symbol" w:hAnsi="Symbol" w:hint="default"/>
+        <w:sz w:val="20"/>
+      </w:rPr>
+    </w:lvl>
+    <w:lvl w:ilvl="1" w:tentative="1">
+      <w:start w:val="1"/>
+      <w:numFmt w:val="bullet"/>
+      <w:lvlText w:val="o"/>
+      <w:lvlJc w:val="left"/>
+      <w:pPr>
+        <w:tabs>
+          <w:tab w:val="num" w:pos="1440"/>
+        </w:tabs>
+        <w:ind w:left="1440" w:hanging="360"/>
+      </w:pPr>
+      <w:rPr>
+        <w:rFonts w:ascii="Courier New" w:hAnsi="Courier New" w:hint="default"/>
+        <w:sz w:val="20"/>
+      </w:rPr>
+    </w:lvl>
+    <w:lvl w:ilvl="2" w:tentative="1">
+      <w:start w:val="1"/>
+      <w:numFmt w:val="bullet"/>
+      <w:lvlText w:val=""/>
+      <w:lvlJc w:val="left"/>
+      <w:pPr>
+        <w:tabs>
+          <w:tab w:val="num" w:pos="2160"/>
+        </w:tabs>
+        <w:ind w:left="2160" w:hanging="360"/>
+      </w:pPr>
+      <w:rPr>
+        <w:rFonts w:ascii="Wingdings" w:hAnsi="Wingdings" w:hint="default"/>
+        <w:sz w:val="20"/>
+      </w:rPr>
+    </w:lvl>
+    <w:lvl w:ilvl="3" w:tentative="1">
+      <w:start w:val="1"/>
+      <w:numFmt w:val="bullet"/>
+      <w:lvlText w:val=""/>
+      <w:lvlJc w:val="left"/>
+      <w:pPr>
+        <w:tabs>
+          <w:tab w:val="num" w:pos="2880"/>
+        </w:tabs>
+        <w:ind w:left="2880" w:hanging="360"/>
+      </w:pPr>
+      <w:rPr>
+        <w:rFonts w:ascii="Wingdings" w:hAnsi="Wingdings" w:hint="default"/>
+        <w:sz w:val="20"/>
+      </w:rPr>
+    </w:lvl>
+    <w:lvl w:ilvl="4" w:tentative="1">
+      <w:start w:val="1"/>
+      <w:numFmt w:val="bullet"/>
+      <w:lvlText w:val=""/>
+      <w:lvlJc w:val="left"/>
+      <w:pPr>
+        <w:tabs>
+          <w:tab w:val="num" w:pos="3600"/>
+        </w:tabs>
+        <w:ind w:left="3600" w:hanging="360"/>
+      </w:pPr>
+      <w:rPr>
+        <w:rFonts w:ascii="Wingdings" w:hAnsi="Wingdings" w:hint="default"/>
+        <w:sz w:val="20"/>
+      </w:rPr>
+    </w:lvl>
+    <w:lvl w:ilvl="5" w:tentative="1">
+      <w:start w:val="1"/>
+      <w:numFmt w:val="bullet"/>
+      <w:lvlText w:val=""/>
+      <w:lvlJc w:val="left"/>
+      <w:pPr>
+        <w:tabs>
+          <w:tab w:val="num" w:pos="4320"/>
+        </w:tabs>
+        <w:ind w:left="4320" w:hanging="360"/>
+      </w:pPr>
+      <w:rPr>
+        <w:rFonts w:ascii="Wingdings" w:hAnsi="Wingdings" w:hint="default"/>
+        <w:sz w:val="20"/>
+      </w:rPr>
+    </w:lvl>
+    <w:lvl w:ilvl="6" w:tentative="1">
+      <w:start w:val="1"/>
+      <w:numFmt w:val="bullet"/>
+      <w:lvlText w:val=""/>
+      <w:lvlJc w:val="left"/>
+      <w:pPr>
+        <w:tabs>
+          <w:tab w:val="num" w:pos="5040"/>
+        </w:tabs>
+        <w:ind w:left="5040" w:hanging="360"/>
+      </w:pPr>
+      <w:rPr>
+        <w:rFonts w:ascii="Wingdings" w:hAnsi="Wingdings" w:hint="default"/>
+        <w:sz w:val="20"/>
+      </w:rPr>
+    </w:lvl>
+    <w:lvl w:ilvl="7" w:tentative="1">
+      <w:start w:val="1"/>
+      <w:numFmt w:val="bullet"/>
+      <w:lvlText w:val=""/>
+      <w:lvlJc w:val="left"/>
+      <w:pPr>
+        <w:tabs>
+          <w:tab w:val="num" w:pos="5760"/>
+        </w:tabs>
+        <w:ind w:left="5760" w:hanging="360"/>
+      </w:pPr>
+      <w:rPr>
+        <w:rFonts w:ascii="Wingdings" w:hAnsi="Wingdings" w:hint="default"/>
+        <w:sz w:val="20"/>
+      </w:rPr>
+    </w:lvl>
+    <w:lvl w:ilvl="8" w:tentative="1">
+      <w:start w:val="1"/>
+      <w:numFmt w:val="bullet"/>
+      <w:lvlText w:val=""/>
+      <w:lvlJc w:val="left"/>
+      <w:pPr>
+        <w:tabs>
+          <w:tab w:val="num" w:pos="6480"/>
+        </w:tabs>
+        <w:ind w:left="6480" w:hanging="360"/>
+      </w:pPr>
+      <w:rPr>
+        <w:rFonts w:ascii="Wingdings" w:hAnsi="Wingdings" w:hint="default"/>
+        <w:sz w:val="20"/>
+      </w:rPr>
+    </w:lvl>
+  </w:abstractNum>
+  <w:abstractNum w:abstractNumId="13" w15:restartNumberingAfterBreak="0">
+    <w:nsid w:val="237D2776"/>
+    <w:multiLevelType w:val="multilevel"/>
+    <w:tmpl w:val="06C63C4A"/>
+    <w:lvl w:ilvl="0">
+      <w:start w:val="1"/>
+      <w:numFmt w:val="bullet"/>
+      <w:lvlText w:val=""/>
+      <w:lvlJc w:val="left"/>
+      <w:pPr>
+        <w:tabs>
+          <w:tab w:val="num" w:pos="720"/>
+        </w:tabs>
+        <w:ind w:left="720" w:hanging="360"/>
+      </w:pPr>
+      <w:rPr>
+        <w:rFonts w:ascii="Symbol" w:hAnsi="Symbol" w:hint="default"/>
+        <w:sz w:val="20"/>
+      </w:rPr>
+    </w:lvl>
+    <w:lvl w:ilvl="1" w:tentative="1">
+      <w:start w:val="1"/>
+      <w:numFmt w:val="bullet"/>
+      <w:lvlText w:val="o"/>
+      <w:lvlJc w:val="left"/>
+      <w:pPr>
+        <w:tabs>
+          <w:tab w:val="num" w:pos="1440"/>
+        </w:tabs>
+        <w:ind w:left="1440" w:hanging="360"/>
+      </w:pPr>
+      <w:rPr>
+        <w:rFonts w:ascii="Courier New" w:hAnsi="Courier New" w:hint="default"/>
+        <w:sz w:val="20"/>
+      </w:rPr>
+    </w:lvl>
+    <w:lvl w:ilvl="2" w:tentative="1">
+      <w:start w:val="1"/>
+      <w:numFmt w:val="bullet"/>
+      <w:lvlText w:val=""/>
+      <w:lvlJc w:val="left"/>
+      <w:pPr>
+        <w:tabs>
+          <w:tab w:val="num" w:pos="2160"/>
+        </w:tabs>
+        <w:ind w:left="2160" w:hanging="360"/>
+      </w:pPr>
+      <w:rPr>
+        <w:rFonts w:ascii="Wingdings" w:hAnsi="Wingdings" w:hint="default"/>
+        <w:sz w:val="20"/>
+      </w:rPr>
+    </w:lvl>
+    <w:lvl w:ilvl="3" w:tentative="1">
+      <w:start w:val="1"/>
+      <w:numFmt w:val="bullet"/>
+      <w:lvlText w:val=""/>
+      <w:lvlJc w:val="left"/>
+      <w:pPr>
+        <w:tabs>
+          <w:tab w:val="num" w:pos="2880"/>
+        </w:tabs>
+        <w:ind w:left="2880" w:hanging="360"/>
+      </w:pPr>
+      <w:rPr>
+        <w:rFonts w:ascii="Wingdings" w:hAnsi="Wingdings" w:hint="default"/>
+        <w:sz w:val="20"/>
+      </w:rPr>
+    </w:lvl>
+    <w:lvl w:ilvl="4" w:tentative="1">
+      <w:start w:val="1"/>
+      <w:numFmt w:val="bullet"/>
+      <w:lvlText w:val=""/>
+      <w:lvlJc w:val="left"/>
+      <w:pPr>
+        <w:tabs>
+          <w:tab w:val="num" w:pos="3600"/>
+        </w:tabs>
+        <w:ind w:left="3600" w:hanging="360"/>
+      </w:pPr>
+      <w:rPr>
+        <w:rFonts w:ascii="Wingdings" w:hAnsi="Wingdings" w:hint="default"/>
+        <w:sz w:val="20"/>
+      </w:rPr>
+    </w:lvl>
+    <w:lvl w:ilvl="5" w:tentative="1">
+      <w:start w:val="1"/>
+      <w:numFmt w:val="bullet"/>
+      <w:lvlText w:val=""/>
+      <w:lvlJc w:val="left"/>
+      <w:pPr>
+        <w:tabs>
+          <w:tab w:val="num" w:pos="4320"/>
+        </w:tabs>
+        <w:ind w:left="4320" w:hanging="360"/>
+      </w:pPr>
+      <w:rPr>
+        <w:rFonts w:ascii="Wingdings" w:hAnsi="Wingdings" w:hint="default"/>
+        <w:sz w:val="20"/>
+      </w:rPr>
+    </w:lvl>
+    <w:lvl w:ilvl="6" w:tentative="1">
+      <w:start w:val="1"/>
+      <w:numFmt w:val="bullet"/>
+      <w:lvlText w:val=""/>
+      <w:lvlJc w:val="left"/>
+      <w:pPr>
+        <w:tabs>
+          <w:tab w:val="num" w:pos="5040"/>
+        </w:tabs>
+        <w:ind w:left="5040" w:hanging="360"/>
+      </w:pPr>
+      <w:rPr>
+        <w:rFonts w:ascii="Wingdings" w:hAnsi="Wingdings" w:hint="default"/>
+        <w:sz w:val="20"/>
+      </w:rPr>
+    </w:lvl>
+    <w:lvl w:ilvl="7" w:tentative="1">
+      <w:start w:val="1"/>
+      <w:numFmt w:val="bullet"/>
+      <w:lvlText w:val=""/>
+      <w:lvlJc w:val="left"/>
+      <w:pPr>
+        <w:tabs>
+          <w:tab w:val="num" w:pos="5760"/>
+        </w:tabs>
+        <w:ind w:left="5760" w:hanging="360"/>
+      </w:pPr>
+      <w:rPr>
+        <w:rFonts w:ascii="Wingdings" w:hAnsi="Wingdings" w:hint="default"/>
+        <w:sz w:val="20"/>
+      </w:rPr>
+    </w:lvl>
+    <w:lvl w:ilvl="8" w:tentative="1">
+      <w:start w:val="1"/>
+      <w:numFmt w:val="bullet"/>
+      <w:lvlText w:val=""/>
+      <w:lvlJc w:val="left"/>
+      <w:pPr>
+        <w:tabs>
+          <w:tab w:val="num" w:pos="6480"/>
+        </w:tabs>
+        <w:ind w:left="6480" w:hanging="360"/>
+      </w:pPr>
+      <w:rPr>
+        <w:rFonts w:ascii="Wingdings" w:hAnsi="Wingdings" w:hint="default"/>
+        <w:sz w:val="20"/>
+      </w:rPr>
+    </w:lvl>
+  </w:abstractNum>
+  <w:abstractNum w:abstractNumId="14" w15:restartNumberingAfterBreak="0">
     <w:nsid w:val="26E15212"/>
     <w:multiLevelType w:val="multilevel"/>
     <w:tmpl w:val="63DA09DC"/>
@@ -21074,7 +22445,1163 @@
       </w:rPr>
     </w:lvl>
   </w:abstractNum>
-  <w:abstractNum w:abstractNumId="5" w15:restartNumberingAfterBreak="0">
+  <w:abstractNum w:abstractNumId="15" w15:restartNumberingAfterBreak="0">
+    <w:nsid w:val="2C660571"/>
+    <w:multiLevelType w:val="multilevel"/>
+    <w:tmpl w:val="E2EAE120"/>
+    <w:lvl w:ilvl="0">
+      <w:start w:val="1"/>
+      <w:numFmt w:val="decimal"/>
+      <w:lvlText w:val="%1."/>
+      <w:lvlJc w:val="left"/>
+      <w:pPr>
+        <w:tabs>
+          <w:tab w:val="num" w:pos="720"/>
+        </w:tabs>
+        <w:ind w:left="720" w:hanging="360"/>
+      </w:pPr>
+    </w:lvl>
+    <w:lvl w:ilvl="1" w:tentative="1">
+      <w:start w:val="1"/>
+      <w:numFmt w:val="decimal"/>
+      <w:lvlText w:val="%2."/>
+      <w:lvlJc w:val="left"/>
+      <w:pPr>
+        <w:tabs>
+          <w:tab w:val="num" w:pos="1440"/>
+        </w:tabs>
+        <w:ind w:left="1440" w:hanging="360"/>
+      </w:pPr>
+    </w:lvl>
+    <w:lvl w:ilvl="2" w:tentative="1">
+      <w:start w:val="1"/>
+      <w:numFmt w:val="decimal"/>
+      <w:lvlText w:val="%3."/>
+      <w:lvlJc w:val="left"/>
+      <w:pPr>
+        <w:tabs>
+          <w:tab w:val="num" w:pos="2160"/>
+        </w:tabs>
+        <w:ind w:left="2160" w:hanging="360"/>
+      </w:pPr>
+    </w:lvl>
+    <w:lvl w:ilvl="3" w:tentative="1">
+      <w:start w:val="1"/>
+      <w:numFmt w:val="decimal"/>
+      <w:lvlText w:val="%4."/>
+      <w:lvlJc w:val="left"/>
+      <w:pPr>
+        <w:tabs>
+          <w:tab w:val="num" w:pos="2880"/>
+        </w:tabs>
+        <w:ind w:left="2880" w:hanging="360"/>
+      </w:pPr>
+    </w:lvl>
+    <w:lvl w:ilvl="4" w:tentative="1">
+      <w:start w:val="1"/>
+      <w:numFmt w:val="decimal"/>
+      <w:lvlText w:val="%5."/>
+      <w:lvlJc w:val="left"/>
+      <w:pPr>
+        <w:tabs>
+          <w:tab w:val="num" w:pos="3600"/>
+        </w:tabs>
+        <w:ind w:left="3600" w:hanging="360"/>
+      </w:pPr>
+    </w:lvl>
+    <w:lvl w:ilvl="5" w:tentative="1">
+      <w:start w:val="1"/>
+      <w:numFmt w:val="decimal"/>
+      <w:lvlText w:val="%6."/>
+      <w:lvlJc w:val="left"/>
+      <w:pPr>
+        <w:tabs>
+          <w:tab w:val="num" w:pos="4320"/>
+        </w:tabs>
+        <w:ind w:left="4320" w:hanging="360"/>
+      </w:pPr>
+    </w:lvl>
+    <w:lvl w:ilvl="6" w:tentative="1">
+      <w:start w:val="1"/>
+      <w:numFmt w:val="decimal"/>
+      <w:lvlText w:val="%7."/>
+      <w:lvlJc w:val="left"/>
+      <w:pPr>
+        <w:tabs>
+          <w:tab w:val="num" w:pos="5040"/>
+        </w:tabs>
+        <w:ind w:left="5040" w:hanging="360"/>
+      </w:pPr>
+    </w:lvl>
+    <w:lvl w:ilvl="7" w:tentative="1">
+      <w:start w:val="1"/>
+      <w:numFmt w:val="decimal"/>
+      <w:lvlText w:val="%8."/>
+      <w:lvlJc w:val="left"/>
+      <w:pPr>
+        <w:tabs>
+          <w:tab w:val="num" w:pos="5760"/>
+        </w:tabs>
+        <w:ind w:left="5760" w:hanging="360"/>
+      </w:pPr>
+    </w:lvl>
+    <w:lvl w:ilvl="8" w:tentative="1">
+      <w:start w:val="1"/>
+      <w:numFmt w:val="decimal"/>
+      <w:lvlText w:val="%9."/>
+      <w:lvlJc w:val="left"/>
+      <w:pPr>
+        <w:tabs>
+          <w:tab w:val="num" w:pos="6480"/>
+        </w:tabs>
+        <w:ind w:left="6480" w:hanging="360"/>
+      </w:pPr>
+    </w:lvl>
+  </w:abstractNum>
+  <w:abstractNum w:abstractNumId="16" w15:restartNumberingAfterBreak="0">
+    <w:nsid w:val="2E3851FA"/>
+    <w:multiLevelType w:val="multilevel"/>
+    <w:tmpl w:val="5C5EFB7A"/>
+    <w:lvl w:ilvl="0">
+      <w:start w:val="1"/>
+      <w:numFmt w:val="bullet"/>
+      <w:lvlText w:val=""/>
+      <w:lvlJc w:val="left"/>
+      <w:pPr>
+        <w:tabs>
+          <w:tab w:val="num" w:pos="720"/>
+        </w:tabs>
+        <w:ind w:left="720" w:hanging="360"/>
+      </w:pPr>
+      <w:rPr>
+        <w:rFonts w:ascii="Symbol" w:hAnsi="Symbol" w:hint="default"/>
+        <w:sz w:val="20"/>
+      </w:rPr>
+    </w:lvl>
+    <w:lvl w:ilvl="1" w:tentative="1">
+      <w:start w:val="1"/>
+      <w:numFmt w:val="bullet"/>
+      <w:lvlText w:val="o"/>
+      <w:lvlJc w:val="left"/>
+      <w:pPr>
+        <w:tabs>
+          <w:tab w:val="num" w:pos="1440"/>
+        </w:tabs>
+        <w:ind w:left="1440" w:hanging="360"/>
+      </w:pPr>
+      <w:rPr>
+        <w:rFonts w:ascii="Courier New" w:hAnsi="Courier New" w:hint="default"/>
+        <w:sz w:val="20"/>
+      </w:rPr>
+    </w:lvl>
+    <w:lvl w:ilvl="2" w:tentative="1">
+      <w:start w:val="1"/>
+      <w:numFmt w:val="bullet"/>
+      <w:lvlText w:val=""/>
+      <w:lvlJc w:val="left"/>
+      <w:pPr>
+        <w:tabs>
+          <w:tab w:val="num" w:pos="2160"/>
+        </w:tabs>
+        <w:ind w:left="2160" w:hanging="360"/>
+      </w:pPr>
+      <w:rPr>
+        <w:rFonts w:ascii="Wingdings" w:hAnsi="Wingdings" w:hint="default"/>
+        <w:sz w:val="20"/>
+      </w:rPr>
+    </w:lvl>
+    <w:lvl w:ilvl="3" w:tentative="1">
+      <w:start w:val="1"/>
+      <w:numFmt w:val="bullet"/>
+      <w:lvlText w:val=""/>
+      <w:lvlJc w:val="left"/>
+      <w:pPr>
+        <w:tabs>
+          <w:tab w:val="num" w:pos="2880"/>
+        </w:tabs>
+        <w:ind w:left="2880" w:hanging="360"/>
+      </w:pPr>
+      <w:rPr>
+        <w:rFonts w:ascii="Wingdings" w:hAnsi="Wingdings" w:hint="default"/>
+        <w:sz w:val="20"/>
+      </w:rPr>
+    </w:lvl>
+    <w:lvl w:ilvl="4" w:tentative="1">
+      <w:start w:val="1"/>
+      <w:numFmt w:val="bullet"/>
+      <w:lvlText w:val=""/>
+      <w:lvlJc w:val="left"/>
+      <w:pPr>
+        <w:tabs>
+          <w:tab w:val="num" w:pos="3600"/>
+        </w:tabs>
+        <w:ind w:left="3600" w:hanging="360"/>
+      </w:pPr>
+      <w:rPr>
+        <w:rFonts w:ascii="Wingdings" w:hAnsi="Wingdings" w:hint="default"/>
+        <w:sz w:val="20"/>
+      </w:rPr>
+    </w:lvl>
+    <w:lvl w:ilvl="5" w:tentative="1">
+      <w:start w:val="1"/>
+      <w:numFmt w:val="bullet"/>
+      <w:lvlText w:val=""/>
+      <w:lvlJc w:val="left"/>
+      <w:pPr>
+        <w:tabs>
+          <w:tab w:val="num" w:pos="4320"/>
+        </w:tabs>
+        <w:ind w:left="4320" w:hanging="360"/>
+      </w:pPr>
+      <w:rPr>
+        <w:rFonts w:ascii="Wingdings" w:hAnsi="Wingdings" w:hint="default"/>
+        <w:sz w:val="20"/>
+      </w:rPr>
+    </w:lvl>
+    <w:lvl w:ilvl="6" w:tentative="1">
+      <w:start w:val="1"/>
+      <w:numFmt w:val="bullet"/>
+      <w:lvlText w:val=""/>
+      <w:lvlJc w:val="left"/>
+      <w:pPr>
+        <w:tabs>
+          <w:tab w:val="num" w:pos="5040"/>
+        </w:tabs>
+        <w:ind w:left="5040" w:hanging="360"/>
+      </w:pPr>
+      <w:rPr>
+        <w:rFonts w:ascii="Wingdings" w:hAnsi="Wingdings" w:hint="default"/>
+        <w:sz w:val="20"/>
+      </w:rPr>
+    </w:lvl>
+    <w:lvl w:ilvl="7" w:tentative="1">
+      <w:start w:val="1"/>
+      <w:numFmt w:val="bullet"/>
+      <w:lvlText w:val=""/>
+      <w:lvlJc w:val="left"/>
+      <w:pPr>
+        <w:tabs>
+          <w:tab w:val="num" w:pos="5760"/>
+        </w:tabs>
+        <w:ind w:left="5760" w:hanging="360"/>
+      </w:pPr>
+      <w:rPr>
+        <w:rFonts w:ascii="Wingdings" w:hAnsi="Wingdings" w:hint="default"/>
+        <w:sz w:val="20"/>
+      </w:rPr>
+    </w:lvl>
+    <w:lvl w:ilvl="8" w:tentative="1">
+      <w:start w:val="1"/>
+      <w:numFmt w:val="bullet"/>
+      <w:lvlText w:val=""/>
+      <w:lvlJc w:val="left"/>
+      <w:pPr>
+        <w:tabs>
+          <w:tab w:val="num" w:pos="6480"/>
+        </w:tabs>
+        <w:ind w:left="6480" w:hanging="360"/>
+      </w:pPr>
+      <w:rPr>
+        <w:rFonts w:ascii="Wingdings" w:hAnsi="Wingdings" w:hint="default"/>
+        <w:sz w:val="20"/>
+      </w:rPr>
+    </w:lvl>
+  </w:abstractNum>
+  <w:abstractNum w:abstractNumId="17" w15:restartNumberingAfterBreak="0">
+    <w:nsid w:val="31490680"/>
+    <w:multiLevelType w:val="multilevel"/>
+    <w:tmpl w:val="283E5176"/>
+    <w:lvl w:ilvl="0">
+      <w:start w:val="1"/>
+      <w:numFmt w:val="bullet"/>
+      <w:lvlText w:val=""/>
+      <w:lvlJc w:val="left"/>
+      <w:pPr>
+        <w:tabs>
+          <w:tab w:val="num" w:pos="720"/>
+        </w:tabs>
+        <w:ind w:left="720" w:hanging="360"/>
+      </w:pPr>
+      <w:rPr>
+        <w:rFonts w:ascii="Symbol" w:hAnsi="Symbol" w:hint="default"/>
+        <w:sz w:val="20"/>
+      </w:rPr>
+    </w:lvl>
+    <w:lvl w:ilvl="1" w:tentative="1">
+      <w:start w:val="1"/>
+      <w:numFmt w:val="bullet"/>
+      <w:lvlText w:val="o"/>
+      <w:lvlJc w:val="left"/>
+      <w:pPr>
+        <w:tabs>
+          <w:tab w:val="num" w:pos="1440"/>
+        </w:tabs>
+        <w:ind w:left="1440" w:hanging="360"/>
+      </w:pPr>
+      <w:rPr>
+        <w:rFonts w:ascii="Courier New" w:hAnsi="Courier New" w:hint="default"/>
+        <w:sz w:val="20"/>
+      </w:rPr>
+    </w:lvl>
+    <w:lvl w:ilvl="2" w:tentative="1">
+      <w:start w:val="1"/>
+      <w:numFmt w:val="bullet"/>
+      <w:lvlText w:val=""/>
+      <w:lvlJc w:val="left"/>
+      <w:pPr>
+        <w:tabs>
+          <w:tab w:val="num" w:pos="2160"/>
+        </w:tabs>
+        <w:ind w:left="2160" w:hanging="360"/>
+      </w:pPr>
+      <w:rPr>
+        <w:rFonts w:ascii="Wingdings" w:hAnsi="Wingdings" w:hint="default"/>
+        <w:sz w:val="20"/>
+      </w:rPr>
+    </w:lvl>
+    <w:lvl w:ilvl="3" w:tentative="1">
+      <w:start w:val="1"/>
+      <w:numFmt w:val="bullet"/>
+      <w:lvlText w:val=""/>
+      <w:lvlJc w:val="left"/>
+      <w:pPr>
+        <w:tabs>
+          <w:tab w:val="num" w:pos="2880"/>
+        </w:tabs>
+        <w:ind w:left="2880" w:hanging="360"/>
+      </w:pPr>
+      <w:rPr>
+        <w:rFonts w:ascii="Wingdings" w:hAnsi="Wingdings" w:hint="default"/>
+        <w:sz w:val="20"/>
+      </w:rPr>
+    </w:lvl>
+    <w:lvl w:ilvl="4" w:tentative="1">
+      <w:start w:val="1"/>
+      <w:numFmt w:val="bullet"/>
+      <w:lvlText w:val=""/>
+      <w:lvlJc w:val="left"/>
+      <w:pPr>
+        <w:tabs>
+          <w:tab w:val="num" w:pos="3600"/>
+        </w:tabs>
+        <w:ind w:left="3600" w:hanging="360"/>
+      </w:pPr>
+      <w:rPr>
+        <w:rFonts w:ascii="Wingdings" w:hAnsi="Wingdings" w:hint="default"/>
+        <w:sz w:val="20"/>
+      </w:rPr>
+    </w:lvl>
+    <w:lvl w:ilvl="5" w:tentative="1">
+      <w:start w:val="1"/>
+      <w:numFmt w:val="bullet"/>
+      <w:lvlText w:val=""/>
+      <w:lvlJc w:val="left"/>
+      <w:pPr>
+        <w:tabs>
+          <w:tab w:val="num" w:pos="4320"/>
+        </w:tabs>
+        <w:ind w:left="4320" w:hanging="360"/>
+      </w:pPr>
+      <w:rPr>
+        <w:rFonts w:ascii="Wingdings" w:hAnsi="Wingdings" w:hint="default"/>
+        <w:sz w:val="20"/>
+      </w:rPr>
+    </w:lvl>
+    <w:lvl w:ilvl="6" w:tentative="1">
+      <w:start w:val="1"/>
+      <w:numFmt w:val="bullet"/>
+      <w:lvlText w:val=""/>
+      <w:lvlJc w:val="left"/>
+      <w:pPr>
+        <w:tabs>
+          <w:tab w:val="num" w:pos="5040"/>
+        </w:tabs>
+        <w:ind w:left="5040" w:hanging="360"/>
+      </w:pPr>
+      <w:rPr>
+        <w:rFonts w:ascii="Wingdings" w:hAnsi="Wingdings" w:hint="default"/>
+        <w:sz w:val="20"/>
+      </w:rPr>
+    </w:lvl>
+    <w:lvl w:ilvl="7" w:tentative="1">
+      <w:start w:val="1"/>
+      <w:numFmt w:val="bullet"/>
+      <w:lvlText w:val=""/>
+      <w:lvlJc w:val="left"/>
+      <w:pPr>
+        <w:tabs>
+          <w:tab w:val="num" w:pos="5760"/>
+        </w:tabs>
+        <w:ind w:left="5760" w:hanging="360"/>
+      </w:pPr>
+      <w:rPr>
+        <w:rFonts w:ascii="Wingdings" w:hAnsi="Wingdings" w:hint="default"/>
+        <w:sz w:val="20"/>
+      </w:rPr>
+    </w:lvl>
+    <w:lvl w:ilvl="8" w:tentative="1">
+      <w:start w:val="1"/>
+      <w:numFmt w:val="bullet"/>
+      <w:lvlText w:val=""/>
+      <w:lvlJc w:val="left"/>
+      <w:pPr>
+        <w:tabs>
+          <w:tab w:val="num" w:pos="6480"/>
+        </w:tabs>
+        <w:ind w:left="6480" w:hanging="360"/>
+      </w:pPr>
+      <w:rPr>
+        <w:rFonts w:ascii="Wingdings" w:hAnsi="Wingdings" w:hint="default"/>
+        <w:sz w:val="20"/>
+      </w:rPr>
+    </w:lvl>
+  </w:abstractNum>
+  <w:abstractNum w:abstractNumId="18" w15:restartNumberingAfterBreak="0">
+    <w:nsid w:val="31860EBF"/>
+    <w:multiLevelType w:val="multilevel"/>
+    <w:tmpl w:val="E166CBAE"/>
+    <w:lvl w:ilvl="0">
+      <w:start w:val="1"/>
+      <w:numFmt w:val="bullet"/>
+      <w:lvlText w:val=""/>
+      <w:lvlJc w:val="left"/>
+      <w:pPr>
+        <w:tabs>
+          <w:tab w:val="num" w:pos="720"/>
+        </w:tabs>
+        <w:ind w:left="720" w:hanging="360"/>
+      </w:pPr>
+      <w:rPr>
+        <w:rFonts w:ascii="Symbol" w:hAnsi="Symbol" w:hint="default"/>
+        <w:sz w:val="20"/>
+      </w:rPr>
+    </w:lvl>
+    <w:lvl w:ilvl="1" w:tentative="1">
+      <w:start w:val="1"/>
+      <w:numFmt w:val="bullet"/>
+      <w:lvlText w:val="o"/>
+      <w:lvlJc w:val="left"/>
+      <w:pPr>
+        <w:tabs>
+          <w:tab w:val="num" w:pos="1440"/>
+        </w:tabs>
+        <w:ind w:left="1440" w:hanging="360"/>
+      </w:pPr>
+      <w:rPr>
+        <w:rFonts w:ascii="Courier New" w:hAnsi="Courier New" w:hint="default"/>
+        <w:sz w:val="20"/>
+      </w:rPr>
+    </w:lvl>
+    <w:lvl w:ilvl="2" w:tentative="1">
+      <w:start w:val="1"/>
+      <w:numFmt w:val="bullet"/>
+      <w:lvlText w:val=""/>
+      <w:lvlJc w:val="left"/>
+      <w:pPr>
+        <w:tabs>
+          <w:tab w:val="num" w:pos="2160"/>
+        </w:tabs>
+        <w:ind w:left="2160" w:hanging="360"/>
+      </w:pPr>
+      <w:rPr>
+        <w:rFonts w:ascii="Wingdings" w:hAnsi="Wingdings" w:hint="default"/>
+        <w:sz w:val="20"/>
+      </w:rPr>
+    </w:lvl>
+    <w:lvl w:ilvl="3" w:tentative="1">
+      <w:start w:val="1"/>
+      <w:numFmt w:val="bullet"/>
+      <w:lvlText w:val=""/>
+      <w:lvlJc w:val="left"/>
+      <w:pPr>
+        <w:tabs>
+          <w:tab w:val="num" w:pos="2880"/>
+        </w:tabs>
+        <w:ind w:left="2880" w:hanging="360"/>
+      </w:pPr>
+      <w:rPr>
+        <w:rFonts w:ascii="Wingdings" w:hAnsi="Wingdings" w:hint="default"/>
+        <w:sz w:val="20"/>
+      </w:rPr>
+    </w:lvl>
+    <w:lvl w:ilvl="4" w:tentative="1">
+      <w:start w:val="1"/>
+      <w:numFmt w:val="bullet"/>
+      <w:lvlText w:val=""/>
+      <w:lvlJc w:val="left"/>
+      <w:pPr>
+        <w:tabs>
+          <w:tab w:val="num" w:pos="3600"/>
+        </w:tabs>
+        <w:ind w:left="3600" w:hanging="360"/>
+      </w:pPr>
+      <w:rPr>
+        <w:rFonts w:ascii="Wingdings" w:hAnsi="Wingdings" w:hint="default"/>
+        <w:sz w:val="20"/>
+      </w:rPr>
+    </w:lvl>
+    <w:lvl w:ilvl="5" w:tentative="1">
+      <w:start w:val="1"/>
+      <w:numFmt w:val="bullet"/>
+      <w:lvlText w:val=""/>
+      <w:lvlJc w:val="left"/>
+      <w:pPr>
+        <w:tabs>
+          <w:tab w:val="num" w:pos="4320"/>
+        </w:tabs>
+        <w:ind w:left="4320" w:hanging="360"/>
+      </w:pPr>
+      <w:rPr>
+        <w:rFonts w:ascii="Wingdings" w:hAnsi="Wingdings" w:hint="default"/>
+        <w:sz w:val="20"/>
+      </w:rPr>
+    </w:lvl>
+    <w:lvl w:ilvl="6" w:tentative="1">
+      <w:start w:val="1"/>
+      <w:numFmt w:val="bullet"/>
+      <w:lvlText w:val=""/>
+      <w:lvlJc w:val="left"/>
+      <w:pPr>
+        <w:tabs>
+          <w:tab w:val="num" w:pos="5040"/>
+        </w:tabs>
+        <w:ind w:left="5040" w:hanging="360"/>
+      </w:pPr>
+      <w:rPr>
+        <w:rFonts w:ascii="Wingdings" w:hAnsi="Wingdings" w:hint="default"/>
+        <w:sz w:val="20"/>
+      </w:rPr>
+    </w:lvl>
+    <w:lvl w:ilvl="7" w:tentative="1">
+      <w:start w:val="1"/>
+      <w:numFmt w:val="bullet"/>
+      <w:lvlText w:val=""/>
+      <w:lvlJc w:val="left"/>
+      <w:pPr>
+        <w:tabs>
+          <w:tab w:val="num" w:pos="5760"/>
+        </w:tabs>
+        <w:ind w:left="5760" w:hanging="360"/>
+      </w:pPr>
+      <w:rPr>
+        <w:rFonts w:ascii="Wingdings" w:hAnsi="Wingdings" w:hint="default"/>
+        <w:sz w:val="20"/>
+      </w:rPr>
+    </w:lvl>
+    <w:lvl w:ilvl="8" w:tentative="1">
+      <w:start w:val="1"/>
+      <w:numFmt w:val="bullet"/>
+      <w:lvlText w:val=""/>
+      <w:lvlJc w:val="left"/>
+      <w:pPr>
+        <w:tabs>
+          <w:tab w:val="num" w:pos="6480"/>
+        </w:tabs>
+        <w:ind w:left="6480" w:hanging="360"/>
+      </w:pPr>
+      <w:rPr>
+        <w:rFonts w:ascii="Wingdings" w:hAnsi="Wingdings" w:hint="default"/>
+        <w:sz w:val="20"/>
+      </w:rPr>
+    </w:lvl>
+  </w:abstractNum>
+  <w:abstractNum w:abstractNumId="19" w15:restartNumberingAfterBreak="0">
+    <w:nsid w:val="357B7662"/>
+    <w:multiLevelType w:val="multilevel"/>
+    <w:tmpl w:val="C5EC8BD8"/>
+    <w:lvl w:ilvl="0">
+      <w:start w:val="1"/>
+      <w:numFmt w:val="bullet"/>
+      <w:lvlText w:val=""/>
+      <w:lvlJc w:val="left"/>
+      <w:pPr>
+        <w:tabs>
+          <w:tab w:val="num" w:pos="720"/>
+        </w:tabs>
+        <w:ind w:left="720" w:hanging="360"/>
+      </w:pPr>
+      <w:rPr>
+        <w:rFonts w:ascii="Symbol" w:hAnsi="Symbol" w:hint="default"/>
+        <w:sz w:val="20"/>
+      </w:rPr>
+    </w:lvl>
+    <w:lvl w:ilvl="1" w:tentative="1">
+      <w:start w:val="1"/>
+      <w:numFmt w:val="bullet"/>
+      <w:lvlText w:val="o"/>
+      <w:lvlJc w:val="left"/>
+      <w:pPr>
+        <w:tabs>
+          <w:tab w:val="num" w:pos="1440"/>
+        </w:tabs>
+        <w:ind w:left="1440" w:hanging="360"/>
+      </w:pPr>
+      <w:rPr>
+        <w:rFonts w:ascii="Courier New" w:hAnsi="Courier New" w:hint="default"/>
+        <w:sz w:val="20"/>
+      </w:rPr>
+    </w:lvl>
+    <w:lvl w:ilvl="2" w:tentative="1">
+      <w:start w:val="1"/>
+      <w:numFmt w:val="bullet"/>
+      <w:lvlText w:val=""/>
+      <w:lvlJc w:val="left"/>
+      <w:pPr>
+        <w:tabs>
+          <w:tab w:val="num" w:pos="2160"/>
+        </w:tabs>
+        <w:ind w:left="2160" w:hanging="360"/>
+      </w:pPr>
+      <w:rPr>
+        <w:rFonts w:ascii="Wingdings" w:hAnsi="Wingdings" w:hint="default"/>
+        <w:sz w:val="20"/>
+      </w:rPr>
+    </w:lvl>
+    <w:lvl w:ilvl="3" w:tentative="1">
+      <w:start w:val="1"/>
+      <w:numFmt w:val="bullet"/>
+      <w:lvlText w:val=""/>
+      <w:lvlJc w:val="left"/>
+      <w:pPr>
+        <w:tabs>
+          <w:tab w:val="num" w:pos="2880"/>
+        </w:tabs>
+        <w:ind w:left="2880" w:hanging="360"/>
+      </w:pPr>
+      <w:rPr>
+        <w:rFonts w:ascii="Wingdings" w:hAnsi="Wingdings" w:hint="default"/>
+        <w:sz w:val="20"/>
+      </w:rPr>
+    </w:lvl>
+    <w:lvl w:ilvl="4" w:tentative="1">
+      <w:start w:val="1"/>
+      <w:numFmt w:val="bullet"/>
+      <w:lvlText w:val=""/>
+      <w:lvlJc w:val="left"/>
+      <w:pPr>
+        <w:tabs>
+          <w:tab w:val="num" w:pos="3600"/>
+        </w:tabs>
+        <w:ind w:left="3600" w:hanging="360"/>
+      </w:pPr>
+      <w:rPr>
+        <w:rFonts w:ascii="Wingdings" w:hAnsi="Wingdings" w:hint="default"/>
+        <w:sz w:val="20"/>
+      </w:rPr>
+    </w:lvl>
+    <w:lvl w:ilvl="5" w:tentative="1">
+      <w:start w:val="1"/>
+      <w:numFmt w:val="bullet"/>
+      <w:lvlText w:val=""/>
+      <w:lvlJc w:val="left"/>
+      <w:pPr>
+        <w:tabs>
+          <w:tab w:val="num" w:pos="4320"/>
+        </w:tabs>
+        <w:ind w:left="4320" w:hanging="360"/>
+      </w:pPr>
+      <w:rPr>
+        <w:rFonts w:ascii="Wingdings" w:hAnsi="Wingdings" w:hint="default"/>
+        <w:sz w:val="20"/>
+      </w:rPr>
+    </w:lvl>
+    <w:lvl w:ilvl="6" w:tentative="1">
+      <w:start w:val="1"/>
+      <w:numFmt w:val="bullet"/>
+      <w:lvlText w:val=""/>
+      <w:lvlJc w:val="left"/>
+      <w:pPr>
+        <w:tabs>
+          <w:tab w:val="num" w:pos="5040"/>
+        </w:tabs>
+        <w:ind w:left="5040" w:hanging="360"/>
+      </w:pPr>
+      <w:rPr>
+        <w:rFonts w:ascii="Wingdings" w:hAnsi="Wingdings" w:hint="default"/>
+        <w:sz w:val="20"/>
+      </w:rPr>
+    </w:lvl>
+    <w:lvl w:ilvl="7" w:tentative="1">
+      <w:start w:val="1"/>
+      <w:numFmt w:val="bullet"/>
+      <w:lvlText w:val=""/>
+      <w:lvlJc w:val="left"/>
+      <w:pPr>
+        <w:tabs>
+          <w:tab w:val="num" w:pos="5760"/>
+        </w:tabs>
+        <w:ind w:left="5760" w:hanging="360"/>
+      </w:pPr>
+      <w:rPr>
+        <w:rFonts w:ascii="Wingdings" w:hAnsi="Wingdings" w:hint="default"/>
+        <w:sz w:val="20"/>
+      </w:rPr>
+    </w:lvl>
+    <w:lvl w:ilvl="8" w:tentative="1">
+      <w:start w:val="1"/>
+      <w:numFmt w:val="bullet"/>
+      <w:lvlText w:val=""/>
+      <w:lvlJc w:val="left"/>
+      <w:pPr>
+        <w:tabs>
+          <w:tab w:val="num" w:pos="6480"/>
+        </w:tabs>
+        <w:ind w:left="6480" w:hanging="360"/>
+      </w:pPr>
+      <w:rPr>
+        <w:rFonts w:ascii="Wingdings" w:hAnsi="Wingdings" w:hint="default"/>
+        <w:sz w:val="20"/>
+      </w:rPr>
+    </w:lvl>
+  </w:abstractNum>
+  <w:abstractNum w:abstractNumId="20" w15:restartNumberingAfterBreak="0">
+    <w:nsid w:val="39DC65F4"/>
+    <w:multiLevelType w:val="multilevel"/>
+    <w:tmpl w:val="11F8CEDC"/>
+    <w:lvl w:ilvl="0">
+      <w:start w:val="1"/>
+      <w:numFmt w:val="bullet"/>
+      <w:lvlText w:val=""/>
+      <w:lvlJc w:val="left"/>
+      <w:pPr>
+        <w:tabs>
+          <w:tab w:val="num" w:pos="720"/>
+        </w:tabs>
+        <w:ind w:left="720" w:hanging="360"/>
+      </w:pPr>
+      <w:rPr>
+        <w:rFonts w:ascii="Symbol" w:hAnsi="Symbol" w:hint="default"/>
+        <w:sz w:val="20"/>
+      </w:rPr>
+    </w:lvl>
+    <w:lvl w:ilvl="1" w:tentative="1">
+      <w:start w:val="1"/>
+      <w:numFmt w:val="bullet"/>
+      <w:lvlText w:val="o"/>
+      <w:lvlJc w:val="left"/>
+      <w:pPr>
+        <w:tabs>
+          <w:tab w:val="num" w:pos="1440"/>
+        </w:tabs>
+        <w:ind w:left="1440" w:hanging="360"/>
+      </w:pPr>
+      <w:rPr>
+        <w:rFonts w:ascii="Courier New" w:hAnsi="Courier New" w:hint="default"/>
+        <w:sz w:val="20"/>
+      </w:rPr>
+    </w:lvl>
+    <w:lvl w:ilvl="2" w:tentative="1">
+      <w:start w:val="1"/>
+      <w:numFmt w:val="bullet"/>
+      <w:lvlText w:val=""/>
+      <w:lvlJc w:val="left"/>
+      <w:pPr>
+        <w:tabs>
+          <w:tab w:val="num" w:pos="2160"/>
+        </w:tabs>
+        <w:ind w:left="2160" w:hanging="360"/>
+      </w:pPr>
+      <w:rPr>
+        <w:rFonts w:ascii="Wingdings" w:hAnsi="Wingdings" w:hint="default"/>
+        <w:sz w:val="20"/>
+      </w:rPr>
+    </w:lvl>
+    <w:lvl w:ilvl="3" w:tentative="1">
+      <w:start w:val="1"/>
+      <w:numFmt w:val="bullet"/>
+      <w:lvlText w:val=""/>
+      <w:lvlJc w:val="left"/>
+      <w:pPr>
+        <w:tabs>
+          <w:tab w:val="num" w:pos="2880"/>
+        </w:tabs>
+        <w:ind w:left="2880" w:hanging="360"/>
+      </w:pPr>
+      <w:rPr>
+        <w:rFonts w:ascii="Wingdings" w:hAnsi="Wingdings" w:hint="default"/>
+        <w:sz w:val="20"/>
+      </w:rPr>
+    </w:lvl>
+    <w:lvl w:ilvl="4" w:tentative="1">
+      <w:start w:val="1"/>
+      <w:numFmt w:val="bullet"/>
+      <w:lvlText w:val=""/>
+      <w:lvlJc w:val="left"/>
+      <w:pPr>
+        <w:tabs>
+          <w:tab w:val="num" w:pos="3600"/>
+        </w:tabs>
+        <w:ind w:left="3600" w:hanging="360"/>
+      </w:pPr>
+      <w:rPr>
+        <w:rFonts w:ascii="Wingdings" w:hAnsi="Wingdings" w:hint="default"/>
+        <w:sz w:val="20"/>
+      </w:rPr>
+    </w:lvl>
+    <w:lvl w:ilvl="5" w:tentative="1">
+      <w:start w:val="1"/>
+      <w:numFmt w:val="bullet"/>
+      <w:lvlText w:val=""/>
+      <w:lvlJc w:val="left"/>
+      <w:pPr>
+        <w:tabs>
+          <w:tab w:val="num" w:pos="4320"/>
+        </w:tabs>
+        <w:ind w:left="4320" w:hanging="360"/>
+      </w:pPr>
+      <w:rPr>
+        <w:rFonts w:ascii="Wingdings" w:hAnsi="Wingdings" w:hint="default"/>
+        <w:sz w:val="20"/>
+      </w:rPr>
+    </w:lvl>
+    <w:lvl w:ilvl="6" w:tentative="1">
+      <w:start w:val="1"/>
+      <w:numFmt w:val="bullet"/>
+      <w:lvlText w:val=""/>
+      <w:lvlJc w:val="left"/>
+      <w:pPr>
+        <w:tabs>
+          <w:tab w:val="num" w:pos="5040"/>
+        </w:tabs>
+        <w:ind w:left="5040" w:hanging="360"/>
+      </w:pPr>
+      <w:rPr>
+        <w:rFonts w:ascii="Wingdings" w:hAnsi="Wingdings" w:hint="default"/>
+        <w:sz w:val="20"/>
+      </w:rPr>
+    </w:lvl>
+    <w:lvl w:ilvl="7" w:tentative="1">
+      <w:start w:val="1"/>
+      <w:numFmt w:val="bullet"/>
+      <w:lvlText w:val=""/>
+      <w:lvlJc w:val="left"/>
+      <w:pPr>
+        <w:tabs>
+          <w:tab w:val="num" w:pos="5760"/>
+        </w:tabs>
+        <w:ind w:left="5760" w:hanging="360"/>
+      </w:pPr>
+      <w:rPr>
+        <w:rFonts w:ascii="Wingdings" w:hAnsi="Wingdings" w:hint="default"/>
+        <w:sz w:val="20"/>
+      </w:rPr>
+    </w:lvl>
+    <w:lvl w:ilvl="8" w:tentative="1">
+      <w:start w:val="1"/>
+      <w:numFmt w:val="bullet"/>
+      <w:lvlText w:val=""/>
+      <w:lvlJc w:val="left"/>
+      <w:pPr>
+        <w:tabs>
+          <w:tab w:val="num" w:pos="6480"/>
+        </w:tabs>
+        <w:ind w:left="6480" w:hanging="360"/>
+      </w:pPr>
+      <w:rPr>
+        <w:rFonts w:ascii="Wingdings" w:hAnsi="Wingdings" w:hint="default"/>
+        <w:sz w:val="20"/>
+      </w:rPr>
+    </w:lvl>
+  </w:abstractNum>
+  <w:abstractNum w:abstractNumId="21" w15:restartNumberingAfterBreak="0">
+    <w:nsid w:val="414F449F"/>
+    <w:multiLevelType w:val="multilevel"/>
+    <w:tmpl w:val="9DA2CD6A"/>
+    <w:lvl w:ilvl="0">
+      <w:start w:val="1"/>
+      <w:numFmt w:val="bullet"/>
+      <w:lvlText w:val=""/>
+      <w:lvlJc w:val="left"/>
+      <w:pPr>
+        <w:tabs>
+          <w:tab w:val="num" w:pos="720"/>
+        </w:tabs>
+        <w:ind w:left="720" w:hanging="360"/>
+      </w:pPr>
+      <w:rPr>
+        <w:rFonts w:ascii="Symbol" w:hAnsi="Symbol" w:hint="default"/>
+        <w:sz w:val="20"/>
+      </w:rPr>
+    </w:lvl>
+    <w:lvl w:ilvl="1" w:tentative="1">
+      <w:start w:val="1"/>
+      <w:numFmt w:val="bullet"/>
+      <w:lvlText w:val="o"/>
+      <w:lvlJc w:val="left"/>
+      <w:pPr>
+        <w:tabs>
+          <w:tab w:val="num" w:pos="1440"/>
+        </w:tabs>
+        <w:ind w:left="1440" w:hanging="360"/>
+      </w:pPr>
+      <w:rPr>
+        <w:rFonts w:ascii="Courier New" w:hAnsi="Courier New" w:hint="default"/>
+        <w:sz w:val="20"/>
+      </w:rPr>
+    </w:lvl>
+    <w:lvl w:ilvl="2" w:tentative="1">
+      <w:start w:val="1"/>
+      <w:numFmt w:val="bullet"/>
+      <w:lvlText w:val=""/>
+      <w:lvlJc w:val="left"/>
+      <w:pPr>
+        <w:tabs>
+          <w:tab w:val="num" w:pos="2160"/>
+        </w:tabs>
+        <w:ind w:left="2160" w:hanging="360"/>
+      </w:pPr>
+      <w:rPr>
+        <w:rFonts w:ascii="Wingdings" w:hAnsi="Wingdings" w:hint="default"/>
+        <w:sz w:val="20"/>
+      </w:rPr>
+    </w:lvl>
+    <w:lvl w:ilvl="3" w:tentative="1">
+      <w:start w:val="1"/>
+      <w:numFmt w:val="bullet"/>
+      <w:lvlText w:val=""/>
+      <w:lvlJc w:val="left"/>
+      <w:pPr>
+        <w:tabs>
+          <w:tab w:val="num" w:pos="2880"/>
+        </w:tabs>
+        <w:ind w:left="2880" w:hanging="360"/>
+      </w:pPr>
+      <w:rPr>
+        <w:rFonts w:ascii="Wingdings" w:hAnsi="Wingdings" w:hint="default"/>
+        <w:sz w:val="20"/>
+      </w:rPr>
+    </w:lvl>
+    <w:lvl w:ilvl="4" w:tentative="1">
+      <w:start w:val="1"/>
+      <w:numFmt w:val="bullet"/>
+      <w:lvlText w:val=""/>
+      <w:lvlJc w:val="left"/>
+      <w:pPr>
+        <w:tabs>
+          <w:tab w:val="num" w:pos="3600"/>
+        </w:tabs>
+        <w:ind w:left="3600" w:hanging="360"/>
+      </w:pPr>
+      <w:rPr>
+        <w:rFonts w:ascii="Wingdings" w:hAnsi="Wingdings" w:hint="default"/>
+        <w:sz w:val="20"/>
+      </w:rPr>
+    </w:lvl>
+    <w:lvl w:ilvl="5" w:tentative="1">
+      <w:start w:val="1"/>
+      <w:numFmt w:val="bullet"/>
+      <w:lvlText w:val=""/>
+      <w:lvlJc w:val="left"/>
+      <w:pPr>
+        <w:tabs>
+          <w:tab w:val="num" w:pos="4320"/>
+        </w:tabs>
+        <w:ind w:left="4320" w:hanging="360"/>
+      </w:pPr>
+      <w:rPr>
+        <w:rFonts w:ascii="Wingdings" w:hAnsi="Wingdings" w:hint="default"/>
+        <w:sz w:val="20"/>
+      </w:rPr>
+    </w:lvl>
+    <w:lvl w:ilvl="6" w:tentative="1">
+      <w:start w:val="1"/>
+      <w:numFmt w:val="bullet"/>
+      <w:lvlText w:val=""/>
+      <w:lvlJc w:val="left"/>
+      <w:pPr>
+        <w:tabs>
+          <w:tab w:val="num" w:pos="5040"/>
+        </w:tabs>
+        <w:ind w:left="5040" w:hanging="360"/>
+      </w:pPr>
+      <w:rPr>
+        <w:rFonts w:ascii="Wingdings" w:hAnsi="Wingdings" w:hint="default"/>
+        <w:sz w:val="20"/>
+      </w:rPr>
+    </w:lvl>
+    <w:lvl w:ilvl="7" w:tentative="1">
+      <w:start w:val="1"/>
+      <w:numFmt w:val="bullet"/>
+      <w:lvlText w:val=""/>
+      <w:lvlJc w:val="left"/>
+      <w:pPr>
+        <w:tabs>
+          <w:tab w:val="num" w:pos="5760"/>
+        </w:tabs>
+        <w:ind w:left="5760" w:hanging="360"/>
+      </w:pPr>
+      <w:rPr>
+        <w:rFonts w:ascii="Wingdings" w:hAnsi="Wingdings" w:hint="default"/>
+        <w:sz w:val="20"/>
+      </w:rPr>
+    </w:lvl>
+    <w:lvl w:ilvl="8" w:tentative="1">
+      <w:start w:val="1"/>
+      <w:numFmt w:val="bullet"/>
+      <w:lvlText w:val=""/>
+      <w:lvlJc w:val="left"/>
+      <w:pPr>
+        <w:tabs>
+          <w:tab w:val="num" w:pos="6480"/>
+        </w:tabs>
+        <w:ind w:left="6480" w:hanging="360"/>
+      </w:pPr>
+      <w:rPr>
+        <w:rFonts w:ascii="Wingdings" w:hAnsi="Wingdings" w:hint="default"/>
+        <w:sz w:val="20"/>
+      </w:rPr>
+    </w:lvl>
+  </w:abstractNum>
+  <w:abstractNum w:abstractNumId="22" w15:restartNumberingAfterBreak="0">
+    <w:nsid w:val="473C06EC"/>
+    <w:multiLevelType w:val="multilevel"/>
+    <w:tmpl w:val="8F5E72B4"/>
+    <w:lvl w:ilvl="0">
+      <w:start w:val="1"/>
+      <w:numFmt w:val="bullet"/>
+      <w:lvlText w:val=""/>
+      <w:lvlJc w:val="left"/>
+      <w:pPr>
+        <w:tabs>
+          <w:tab w:val="num" w:pos="720"/>
+        </w:tabs>
+        <w:ind w:left="720" w:hanging="360"/>
+      </w:pPr>
+      <w:rPr>
+        <w:rFonts w:ascii="Symbol" w:hAnsi="Symbol" w:hint="default"/>
+        <w:sz w:val="20"/>
+      </w:rPr>
+    </w:lvl>
+    <w:lvl w:ilvl="1" w:tentative="1">
+      <w:start w:val="1"/>
+      <w:numFmt w:val="bullet"/>
+      <w:lvlText w:val="o"/>
+      <w:lvlJc w:val="left"/>
+      <w:pPr>
+        <w:tabs>
+          <w:tab w:val="num" w:pos="1440"/>
+        </w:tabs>
+        <w:ind w:left="1440" w:hanging="360"/>
+      </w:pPr>
+      <w:rPr>
+        <w:rFonts w:ascii="Courier New" w:hAnsi="Courier New" w:hint="default"/>
+        <w:sz w:val="20"/>
+      </w:rPr>
+    </w:lvl>
+    <w:lvl w:ilvl="2" w:tentative="1">
+      <w:start w:val="1"/>
+      <w:numFmt w:val="bullet"/>
+      <w:lvlText w:val=""/>
+      <w:lvlJc w:val="left"/>
+      <w:pPr>
+        <w:tabs>
+          <w:tab w:val="num" w:pos="2160"/>
+        </w:tabs>
+        <w:ind w:left="2160" w:hanging="360"/>
+      </w:pPr>
+      <w:rPr>
+        <w:rFonts w:ascii="Wingdings" w:hAnsi="Wingdings" w:hint="default"/>
+        <w:sz w:val="20"/>
+      </w:rPr>
+    </w:lvl>
+    <w:lvl w:ilvl="3" w:tentative="1">
+      <w:start w:val="1"/>
+      <w:numFmt w:val="bullet"/>
+      <w:lvlText w:val=""/>
+      <w:lvlJc w:val="left"/>
+      <w:pPr>
+        <w:tabs>
+          <w:tab w:val="num" w:pos="2880"/>
+        </w:tabs>
+        <w:ind w:left="2880" w:hanging="360"/>
+      </w:pPr>
+      <w:rPr>
+        <w:rFonts w:ascii="Wingdings" w:hAnsi="Wingdings" w:hint="default"/>
+        <w:sz w:val="20"/>
+      </w:rPr>
+    </w:lvl>
+    <w:lvl w:ilvl="4" w:tentative="1">
+      <w:start w:val="1"/>
+      <w:numFmt w:val="bullet"/>
+      <w:lvlText w:val=""/>
+      <w:lvlJc w:val="left"/>
+      <w:pPr>
+        <w:tabs>
+          <w:tab w:val="num" w:pos="3600"/>
+        </w:tabs>
+        <w:ind w:left="3600" w:hanging="360"/>
+      </w:pPr>
+      <w:rPr>
+        <w:rFonts w:ascii="Wingdings" w:hAnsi="Wingdings" w:hint="default"/>
+        <w:sz w:val="20"/>
+      </w:rPr>
+    </w:lvl>
+    <w:lvl w:ilvl="5" w:tentative="1">
+      <w:start w:val="1"/>
+      <w:numFmt w:val="bullet"/>
+      <w:lvlText w:val=""/>
+      <w:lvlJc w:val="left"/>
+      <w:pPr>
+        <w:tabs>
+          <w:tab w:val="num" w:pos="4320"/>
+        </w:tabs>
+        <w:ind w:left="4320" w:hanging="360"/>
+      </w:pPr>
+      <w:rPr>
+        <w:rFonts w:ascii="Wingdings" w:hAnsi="Wingdings" w:hint="default"/>
+        <w:sz w:val="20"/>
+      </w:rPr>
+    </w:lvl>
+    <w:lvl w:ilvl="6" w:tentative="1">
+      <w:start w:val="1"/>
+      <w:numFmt w:val="bullet"/>
+      <w:lvlText w:val=""/>
+      <w:lvlJc w:val="left"/>
+      <w:pPr>
+        <w:tabs>
+          <w:tab w:val="num" w:pos="5040"/>
+        </w:tabs>
+        <w:ind w:left="5040" w:hanging="360"/>
+      </w:pPr>
+      <w:rPr>
+        <w:rFonts w:ascii="Wingdings" w:hAnsi="Wingdings" w:hint="default"/>
+        <w:sz w:val="20"/>
+      </w:rPr>
+    </w:lvl>
+    <w:lvl w:ilvl="7" w:tentative="1">
+      <w:start w:val="1"/>
+      <w:numFmt w:val="bullet"/>
+      <w:lvlText w:val=""/>
+      <w:lvlJc w:val="left"/>
+      <w:pPr>
+        <w:tabs>
+          <w:tab w:val="num" w:pos="5760"/>
+        </w:tabs>
+        <w:ind w:left="5760" w:hanging="360"/>
+      </w:pPr>
+      <w:rPr>
+        <w:rFonts w:ascii="Wingdings" w:hAnsi="Wingdings" w:hint="default"/>
+        <w:sz w:val="20"/>
+      </w:rPr>
+    </w:lvl>
+    <w:lvl w:ilvl="8" w:tentative="1">
+      <w:start w:val="1"/>
+      <w:numFmt w:val="bullet"/>
+      <w:lvlText w:val=""/>
+      <w:lvlJc w:val="left"/>
+      <w:pPr>
+        <w:tabs>
+          <w:tab w:val="num" w:pos="6480"/>
+        </w:tabs>
+        <w:ind w:left="6480" w:hanging="360"/>
+      </w:pPr>
+      <w:rPr>
+        <w:rFonts w:ascii="Wingdings" w:hAnsi="Wingdings" w:hint="default"/>
+        <w:sz w:val="20"/>
+      </w:rPr>
+    </w:lvl>
+  </w:abstractNum>
+  <w:abstractNum w:abstractNumId="23" w15:restartNumberingAfterBreak="0">
     <w:nsid w:val="48CD18F7"/>
     <w:multiLevelType w:val="multilevel"/>
     <w:tmpl w:val="D1E84E74"/>
@@ -21223,7 +23750,156 @@
       </w:rPr>
     </w:lvl>
   </w:abstractNum>
-  <w:abstractNum w:abstractNumId="6" w15:restartNumberingAfterBreak="0">
+  <w:abstractNum w:abstractNumId="24" w15:restartNumberingAfterBreak="0">
+    <w:nsid w:val="5C0047A7"/>
+    <w:multiLevelType w:val="multilevel"/>
+    <w:tmpl w:val="458A4F06"/>
+    <w:lvl w:ilvl="0">
+      <w:start w:val="1"/>
+      <w:numFmt w:val="bullet"/>
+      <w:lvlText w:val=""/>
+      <w:lvlJc w:val="left"/>
+      <w:pPr>
+        <w:tabs>
+          <w:tab w:val="num" w:pos="720"/>
+        </w:tabs>
+        <w:ind w:left="720" w:hanging="360"/>
+      </w:pPr>
+      <w:rPr>
+        <w:rFonts w:ascii="Symbol" w:hAnsi="Symbol" w:hint="default"/>
+        <w:sz w:val="20"/>
+      </w:rPr>
+    </w:lvl>
+    <w:lvl w:ilvl="1" w:tentative="1">
+      <w:start w:val="1"/>
+      <w:numFmt w:val="bullet"/>
+      <w:lvlText w:val="o"/>
+      <w:lvlJc w:val="left"/>
+      <w:pPr>
+        <w:tabs>
+          <w:tab w:val="num" w:pos="1440"/>
+        </w:tabs>
+        <w:ind w:left="1440" w:hanging="360"/>
+      </w:pPr>
+      <w:rPr>
+        <w:rFonts w:ascii="Courier New" w:hAnsi="Courier New" w:hint="default"/>
+        <w:sz w:val="20"/>
+      </w:rPr>
+    </w:lvl>
+    <w:lvl w:ilvl="2" w:tentative="1">
+      <w:start w:val="1"/>
+      <w:numFmt w:val="bullet"/>
+      <w:lvlText w:val=""/>
+      <w:lvlJc w:val="left"/>
+      <w:pPr>
+        <w:tabs>
+          <w:tab w:val="num" w:pos="2160"/>
+        </w:tabs>
+        <w:ind w:left="2160" w:hanging="360"/>
+      </w:pPr>
+      <w:rPr>
+        <w:rFonts w:ascii="Wingdings" w:hAnsi="Wingdings" w:hint="default"/>
+        <w:sz w:val="20"/>
+      </w:rPr>
+    </w:lvl>
+    <w:lvl w:ilvl="3" w:tentative="1">
+      <w:start w:val="1"/>
+      <w:numFmt w:val="bullet"/>
+      <w:lvlText w:val=""/>
+      <w:lvlJc w:val="left"/>
+      <w:pPr>
+        <w:tabs>
+          <w:tab w:val="num" w:pos="2880"/>
+        </w:tabs>
+        <w:ind w:left="2880" w:hanging="360"/>
+      </w:pPr>
+      <w:rPr>
+        <w:rFonts w:ascii="Wingdings" w:hAnsi="Wingdings" w:hint="default"/>
+        <w:sz w:val="20"/>
+      </w:rPr>
+    </w:lvl>
+    <w:lvl w:ilvl="4" w:tentative="1">
+      <w:start w:val="1"/>
+      <w:numFmt w:val="bullet"/>
+      <w:lvlText w:val=""/>
+      <w:lvlJc w:val="left"/>
+      <w:pPr>
+        <w:tabs>
+          <w:tab w:val="num" w:pos="3600"/>
+        </w:tabs>
+        <w:ind w:left="3600" w:hanging="360"/>
+      </w:pPr>
+      <w:rPr>
+        <w:rFonts w:ascii="Wingdings" w:hAnsi="Wingdings" w:hint="default"/>
+        <w:sz w:val="20"/>
+      </w:rPr>
+    </w:lvl>
+    <w:lvl w:ilvl="5" w:tentative="1">
+      <w:start w:val="1"/>
+      <w:numFmt w:val="bullet"/>
+      <w:lvlText w:val=""/>
+      <w:lvlJc w:val="left"/>
+      <w:pPr>
+        <w:tabs>
+          <w:tab w:val="num" w:pos="4320"/>
+        </w:tabs>
+        <w:ind w:left="4320" w:hanging="360"/>
+      </w:pPr>
+      <w:rPr>
+        <w:rFonts w:ascii="Wingdings" w:hAnsi="Wingdings" w:hint="default"/>
+        <w:sz w:val="20"/>
+      </w:rPr>
+    </w:lvl>
+    <w:lvl w:ilvl="6" w:tentative="1">
+      <w:start w:val="1"/>
+      <w:numFmt w:val="bullet"/>
+      <w:lvlText w:val=""/>
+      <w:lvlJc w:val="left"/>
+      <w:pPr>
+        <w:tabs>
+          <w:tab w:val="num" w:pos="5040"/>
+        </w:tabs>
+        <w:ind w:left="5040" w:hanging="360"/>
+      </w:pPr>
+      <w:rPr>
+        <w:rFonts w:ascii="Wingdings" w:hAnsi="Wingdings" w:hint="default"/>
+        <w:sz w:val="20"/>
+      </w:rPr>
+    </w:lvl>
+    <w:lvl w:ilvl="7" w:tentative="1">
+      <w:start w:val="1"/>
+      <w:numFmt w:val="bullet"/>
+      <w:lvlText w:val=""/>
+      <w:lvlJc w:val="left"/>
+      <w:pPr>
+        <w:tabs>
+          <w:tab w:val="num" w:pos="5760"/>
+        </w:tabs>
+        <w:ind w:left="5760" w:hanging="360"/>
+      </w:pPr>
+      <w:rPr>
+        <w:rFonts w:ascii="Wingdings" w:hAnsi="Wingdings" w:hint="default"/>
+        <w:sz w:val="20"/>
+      </w:rPr>
+    </w:lvl>
+    <w:lvl w:ilvl="8" w:tentative="1">
+      <w:start w:val="1"/>
+      <w:numFmt w:val="bullet"/>
+      <w:lvlText w:val=""/>
+      <w:lvlJc w:val="left"/>
+      <w:pPr>
+        <w:tabs>
+          <w:tab w:val="num" w:pos="6480"/>
+        </w:tabs>
+        <w:ind w:left="6480" w:hanging="360"/>
+      </w:pPr>
+      <w:rPr>
+        <w:rFonts w:ascii="Wingdings" w:hAnsi="Wingdings" w:hint="default"/>
+        <w:sz w:val="20"/>
+      </w:rPr>
+    </w:lvl>
+  </w:abstractNum>
+  <w:abstractNum w:abstractNumId="25" w15:restartNumberingAfterBreak="0">
     <w:nsid w:val="5E3555A2"/>
     <w:multiLevelType w:val="multilevel"/>
     <w:tmpl w:val="C73241A4"/>
@@ -21372,7 +24048,156 @@
       </w:rPr>
     </w:lvl>
   </w:abstractNum>
-  <w:abstractNum w:abstractNumId="7" w15:restartNumberingAfterBreak="0">
+  <w:abstractNum w:abstractNumId="26" w15:restartNumberingAfterBreak="0">
+    <w:nsid w:val="623F62AD"/>
+    <w:multiLevelType w:val="multilevel"/>
+    <w:tmpl w:val="B0A8AC56"/>
+    <w:lvl w:ilvl="0">
+      <w:start w:val="1"/>
+      <w:numFmt w:val="bullet"/>
+      <w:lvlText w:val=""/>
+      <w:lvlJc w:val="left"/>
+      <w:pPr>
+        <w:tabs>
+          <w:tab w:val="num" w:pos="720"/>
+        </w:tabs>
+        <w:ind w:left="720" w:hanging="360"/>
+      </w:pPr>
+      <w:rPr>
+        <w:rFonts w:ascii="Symbol" w:hAnsi="Symbol" w:hint="default"/>
+        <w:sz w:val="20"/>
+      </w:rPr>
+    </w:lvl>
+    <w:lvl w:ilvl="1" w:tentative="1">
+      <w:start w:val="1"/>
+      <w:numFmt w:val="bullet"/>
+      <w:lvlText w:val="o"/>
+      <w:lvlJc w:val="left"/>
+      <w:pPr>
+        <w:tabs>
+          <w:tab w:val="num" w:pos="1440"/>
+        </w:tabs>
+        <w:ind w:left="1440" w:hanging="360"/>
+      </w:pPr>
+      <w:rPr>
+        <w:rFonts w:ascii="Courier New" w:hAnsi="Courier New" w:hint="default"/>
+        <w:sz w:val="20"/>
+      </w:rPr>
+    </w:lvl>
+    <w:lvl w:ilvl="2" w:tentative="1">
+      <w:start w:val="1"/>
+      <w:numFmt w:val="bullet"/>
+      <w:lvlText w:val=""/>
+      <w:lvlJc w:val="left"/>
+      <w:pPr>
+        <w:tabs>
+          <w:tab w:val="num" w:pos="2160"/>
+        </w:tabs>
+        <w:ind w:left="2160" w:hanging="360"/>
+      </w:pPr>
+      <w:rPr>
+        <w:rFonts w:ascii="Wingdings" w:hAnsi="Wingdings" w:hint="default"/>
+        <w:sz w:val="20"/>
+      </w:rPr>
+    </w:lvl>
+    <w:lvl w:ilvl="3" w:tentative="1">
+      <w:start w:val="1"/>
+      <w:numFmt w:val="bullet"/>
+      <w:lvlText w:val=""/>
+      <w:lvlJc w:val="left"/>
+      <w:pPr>
+        <w:tabs>
+          <w:tab w:val="num" w:pos="2880"/>
+        </w:tabs>
+        <w:ind w:left="2880" w:hanging="360"/>
+      </w:pPr>
+      <w:rPr>
+        <w:rFonts w:ascii="Wingdings" w:hAnsi="Wingdings" w:hint="default"/>
+        <w:sz w:val="20"/>
+      </w:rPr>
+    </w:lvl>
+    <w:lvl w:ilvl="4" w:tentative="1">
+      <w:start w:val="1"/>
+      <w:numFmt w:val="bullet"/>
+      <w:lvlText w:val=""/>
+      <w:lvlJc w:val="left"/>
+      <w:pPr>
+        <w:tabs>
+          <w:tab w:val="num" w:pos="3600"/>
+        </w:tabs>
+        <w:ind w:left="3600" w:hanging="360"/>
+      </w:pPr>
+      <w:rPr>
+        <w:rFonts w:ascii="Wingdings" w:hAnsi="Wingdings" w:hint="default"/>
+        <w:sz w:val="20"/>
+      </w:rPr>
+    </w:lvl>
+    <w:lvl w:ilvl="5" w:tentative="1">
+      <w:start w:val="1"/>
+      <w:numFmt w:val="bullet"/>
+      <w:lvlText w:val=""/>
+      <w:lvlJc w:val="left"/>
+      <w:pPr>
+        <w:tabs>
+          <w:tab w:val="num" w:pos="4320"/>
+        </w:tabs>
+        <w:ind w:left="4320" w:hanging="360"/>
+      </w:pPr>
+      <w:rPr>
+        <w:rFonts w:ascii="Wingdings" w:hAnsi="Wingdings" w:hint="default"/>
+        <w:sz w:val="20"/>
+      </w:rPr>
+    </w:lvl>
+    <w:lvl w:ilvl="6" w:tentative="1">
+      <w:start w:val="1"/>
+      <w:numFmt w:val="bullet"/>
+      <w:lvlText w:val=""/>
+      <w:lvlJc w:val="left"/>
+      <w:pPr>
+        <w:tabs>
+          <w:tab w:val="num" w:pos="5040"/>
+        </w:tabs>
+        <w:ind w:left="5040" w:hanging="360"/>
+      </w:pPr>
+      <w:rPr>
+        <w:rFonts w:ascii="Wingdings" w:hAnsi="Wingdings" w:hint="default"/>
+        <w:sz w:val="20"/>
+      </w:rPr>
+    </w:lvl>
+    <w:lvl w:ilvl="7" w:tentative="1">
+      <w:start w:val="1"/>
+      <w:numFmt w:val="bullet"/>
+      <w:lvlText w:val=""/>
+      <w:lvlJc w:val="left"/>
+      <w:pPr>
+        <w:tabs>
+          <w:tab w:val="num" w:pos="5760"/>
+        </w:tabs>
+        <w:ind w:left="5760" w:hanging="360"/>
+      </w:pPr>
+      <w:rPr>
+        <w:rFonts w:ascii="Wingdings" w:hAnsi="Wingdings" w:hint="default"/>
+        <w:sz w:val="20"/>
+      </w:rPr>
+    </w:lvl>
+    <w:lvl w:ilvl="8" w:tentative="1">
+      <w:start w:val="1"/>
+      <w:numFmt w:val="bullet"/>
+      <w:lvlText w:val=""/>
+      <w:lvlJc w:val="left"/>
+      <w:pPr>
+        <w:tabs>
+          <w:tab w:val="num" w:pos="6480"/>
+        </w:tabs>
+        <w:ind w:left="6480" w:hanging="360"/>
+      </w:pPr>
+      <w:rPr>
+        <w:rFonts w:ascii="Wingdings" w:hAnsi="Wingdings" w:hint="default"/>
+        <w:sz w:val="20"/>
+      </w:rPr>
+    </w:lvl>
+  </w:abstractNum>
+  <w:abstractNum w:abstractNumId="27" w15:restartNumberingAfterBreak="0">
     <w:nsid w:val="63075FBB"/>
     <w:multiLevelType w:val="multilevel"/>
     <w:tmpl w:val="BE7C2F1C"/>
@@ -21485,7 +24310,7 @@
       </w:pPr>
     </w:lvl>
   </w:abstractNum>
-  <w:abstractNum w:abstractNumId="8" w15:restartNumberingAfterBreak="0">
+  <w:abstractNum w:abstractNumId="28" w15:restartNumberingAfterBreak="0">
     <w:nsid w:val="64F557D8"/>
     <w:multiLevelType w:val="multilevel"/>
     <w:tmpl w:val="7FA43010"/>
@@ -21634,7 +24459,269 @@
       </w:rPr>
     </w:lvl>
   </w:abstractNum>
-  <w:abstractNum w:abstractNumId="9" w15:restartNumberingAfterBreak="0">
+  <w:abstractNum w:abstractNumId="29" w15:restartNumberingAfterBreak="0">
+    <w:nsid w:val="6AF45BB4"/>
+    <w:multiLevelType w:val="multilevel"/>
+    <w:tmpl w:val="C3D42C82"/>
+    <w:lvl w:ilvl="0">
+      <w:start w:val="1"/>
+      <w:numFmt w:val="bullet"/>
+      <w:lvlText w:val=""/>
+      <w:lvlJc w:val="left"/>
+      <w:pPr>
+        <w:tabs>
+          <w:tab w:val="num" w:pos="720"/>
+        </w:tabs>
+        <w:ind w:left="720" w:hanging="360"/>
+      </w:pPr>
+      <w:rPr>
+        <w:rFonts w:ascii="Symbol" w:hAnsi="Symbol" w:hint="default"/>
+        <w:sz w:val="20"/>
+      </w:rPr>
+    </w:lvl>
+    <w:lvl w:ilvl="1" w:tentative="1">
+      <w:start w:val="1"/>
+      <w:numFmt w:val="bullet"/>
+      <w:lvlText w:val="o"/>
+      <w:lvlJc w:val="left"/>
+      <w:pPr>
+        <w:tabs>
+          <w:tab w:val="num" w:pos="1440"/>
+        </w:tabs>
+        <w:ind w:left="1440" w:hanging="360"/>
+      </w:pPr>
+      <w:rPr>
+        <w:rFonts w:ascii="Courier New" w:hAnsi="Courier New" w:hint="default"/>
+        <w:sz w:val="20"/>
+      </w:rPr>
+    </w:lvl>
+    <w:lvl w:ilvl="2" w:tentative="1">
+      <w:start w:val="1"/>
+      <w:numFmt w:val="bullet"/>
+      <w:lvlText w:val=""/>
+      <w:lvlJc w:val="left"/>
+      <w:pPr>
+        <w:tabs>
+          <w:tab w:val="num" w:pos="2160"/>
+        </w:tabs>
+        <w:ind w:left="2160" w:hanging="360"/>
+      </w:pPr>
+      <w:rPr>
+        <w:rFonts w:ascii="Wingdings" w:hAnsi="Wingdings" w:hint="default"/>
+        <w:sz w:val="20"/>
+      </w:rPr>
+    </w:lvl>
+    <w:lvl w:ilvl="3" w:tentative="1">
+      <w:start w:val="1"/>
+      <w:numFmt w:val="bullet"/>
+      <w:lvlText w:val=""/>
+      <w:lvlJc w:val="left"/>
+      <w:pPr>
+        <w:tabs>
+          <w:tab w:val="num" w:pos="2880"/>
+        </w:tabs>
+        <w:ind w:left="2880" w:hanging="360"/>
+      </w:pPr>
+      <w:rPr>
+        <w:rFonts w:ascii="Wingdings" w:hAnsi="Wingdings" w:hint="default"/>
+        <w:sz w:val="20"/>
+      </w:rPr>
+    </w:lvl>
+    <w:lvl w:ilvl="4" w:tentative="1">
+      <w:start w:val="1"/>
+      <w:numFmt w:val="bullet"/>
+      <w:lvlText w:val=""/>
+      <w:lvlJc w:val="left"/>
+      <w:pPr>
+        <w:tabs>
+          <w:tab w:val="num" w:pos="3600"/>
+        </w:tabs>
+        <w:ind w:left="3600" w:hanging="360"/>
+      </w:pPr>
+      <w:rPr>
+        <w:rFonts w:ascii="Wingdings" w:hAnsi="Wingdings" w:hint="default"/>
+        <w:sz w:val="20"/>
+      </w:rPr>
+    </w:lvl>
+    <w:lvl w:ilvl="5" w:tentative="1">
+      <w:start w:val="1"/>
+      <w:numFmt w:val="bullet"/>
+      <w:lvlText w:val=""/>
+      <w:lvlJc w:val="left"/>
+      <w:pPr>
+        <w:tabs>
+          <w:tab w:val="num" w:pos="4320"/>
+        </w:tabs>
+        <w:ind w:left="4320" w:hanging="360"/>
+      </w:pPr>
+      <w:rPr>
+        <w:rFonts w:ascii="Wingdings" w:hAnsi="Wingdings" w:hint="default"/>
+        <w:sz w:val="20"/>
+      </w:rPr>
+    </w:lvl>
+    <w:lvl w:ilvl="6" w:tentative="1">
+      <w:start w:val="1"/>
+      <w:numFmt w:val="bullet"/>
+      <w:lvlText w:val=""/>
+      <w:lvlJc w:val="left"/>
+      <w:pPr>
+        <w:tabs>
+          <w:tab w:val="num" w:pos="5040"/>
+        </w:tabs>
+        <w:ind w:left="5040" w:hanging="360"/>
+      </w:pPr>
+      <w:rPr>
+        <w:rFonts w:ascii="Wingdings" w:hAnsi="Wingdings" w:hint="default"/>
+        <w:sz w:val="20"/>
+      </w:rPr>
+    </w:lvl>
+    <w:lvl w:ilvl="7" w:tentative="1">
+      <w:start w:val="1"/>
+      <w:numFmt w:val="bullet"/>
+      <w:lvlText w:val=""/>
+      <w:lvlJc w:val="left"/>
+      <w:pPr>
+        <w:tabs>
+          <w:tab w:val="num" w:pos="5760"/>
+        </w:tabs>
+        <w:ind w:left="5760" w:hanging="360"/>
+      </w:pPr>
+      <w:rPr>
+        <w:rFonts w:ascii="Wingdings" w:hAnsi="Wingdings" w:hint="default"/>
+        <w:sz w:val="20"/>
+      </w:rPr>
+    </w:lvl>
+    <w:lvl w:ilvl="8" w:tentative="1">
+      <w:start w:val="1"/>
+      <w:numFmt w:val="bullet"/>
+      <w:lvlText w:val=""/>
+      <w:lvlJc w:val="left"/>
+      <w:pPr>
+        <w:tabs>
+          <w:tab w:val="num" w:pos="6480"/>
+        </w:tabs>
+        <w:ind w:left="6480" w:hanging="360"/>
+      </w:pPr>
+      <w:rPr>
+        <w:rFonts w:ascii="Wingdings" w:hAnsi="Wingdings" w:hint="default"/>
+        <w:sz w:val="20"/>
+      </w:rPr>
+    </w:lvl>
+  </w:abstractNum>
+  <w:abstractNum w:abstractNumId="30" w15:restartNumberingAfterBreak="0">
+    <w:nsid w:val="6FE31F5C"/>
+    <w:multiLevelType w:val="multilevel"/>
+    <w:tmpl w:val="7ECA7054"/>
+    <w:lvl w:ilvl="0">
+      <w:start w:val="3"/>
+      <w:numFmt w:val="decimal"/>
+      <w:lvlText w:val="%1."/>
+      <w:lvlJc w:val="left"/>
+      <w:pPr>
+        <w:tabs>
+          <w:tab w:val="num" w:pos="720"/>
+        </w:tabs>
+        <w:ind w:left="720" w:hanging="360"/>
+      </w:pPr>
+    </w:lvl>
+    <w:lvl w:ilvl="1" w:tentative="1">
+      <w:start w:val="1"/>
+      <w:numFmt w:val="decimal"/>
+      <w:lvlText w:val="%2."/>
+      <w:lvlJc w:val="left"/>
+      <w:pPr>
+        <w:tabs>
+          <w:tab w:val="num" w:pos="1440"/>
+        </w:tabs>
+        <w:ind w:left="1440" w:hanging="360"/>
+      </w:pPr>
+    </w:lvl>
+    <w:lvl w:ilvl="2" w:tentative="1">
+      <w:start w:val="1"/>
+      <w:numFmt w:val="decimal"/>
+      <w:lvlText w:val="%3."/>
+      <w:lvlJc w:val="left"/>
+      <w:pPr>
+        <w:tabs>
+          <w:tab w:val="num" w:pos="2160"/>
+        </w:tabs>
+        <w:ind w:left="2160" w:hanging="360"/>
+      </w:pPr>
+    </w:lvl>
+    <w:lvl w:ilvl="3" w:tentative="1">
+      <w:start w:val="1"/>
+      <w:numFmt w:val="decimal"/>
+      <w:lvlText w:val="%4."/>
+      <w:lvlJc w:val="left"/>
+      <w:pPr>
+        <w:tabs>
+          <w:tab w:val="num" w:pos="2880"/>
+        </w:tabs>
+        <w:ind w:left="2880" w:hanging="360"/>
+      </w:pPr>
+    </w:lvl>
+    <w:lvl w:ilvl="4" w:tentative="1">
+      <w:start w:val="1"/>
+      <w:numFmt w:val="decimal"/>
+      <w:lvlText w:val="%5."/>
+      <w:lvlJc w:val="left"/>
+      <w:pPr>
+        <w:tabs>
+          <w:tab w:val="num" w:pos="3600"/>
+        </w:tabs>
+        <w:ind w:left="3600" w:hanging="360"/>
+      </w:pPr>
+    </w:lvl>
+    <w:lvl w:ilvl="5" w:tentative="1">
+      <w:start w:val="1"/>
+      <w:numFmt w:val="decimal"/>
+      <w:lvlText w:val="%6."/>
+      <w:lvlJc w:val="left"/>
+      <w:pPr>
+        <w:tabs>
+          <w:tab w:val="num" w:pos="4320"/>
+        </w:tabs>
+        <w:ind w:left="4320" w:hanging="360"/>
+      </w:pPr>
+    </w:lvl>
+    <w:lvl w:ilvl="6" w:tentative="1">
+      <w:start w:val="1"/>
+      <w:numFmt w:val="decimal"/>
+      <w:lvlText w:val="%7."/>
+      <w:lvlJc w:val="left"/>
+      <w:pPr>
+        <w:tabs>
+          <w:tab w:val="num" w:pos="5040"/>
+        </w:tabs>
+        <w:ind w:left="5040" w:hanging="360"/>
+      </w:pPr>
+    </w:lvl>
+    <w:lvl w:ilvl="7" w:tentative="1">
+      <w:start w:val="1"/>
+      <w:numFmt w:val="decimal"/>
+      <w:lvlText w:val="%8."/>
+      <w:lvlJc w:val="left"/>
+      <w:pPr>
+        <w:tabs>
+          <w:tab w:val="num" w:pos="5760"/>
+        </w:tabs>
+        <w:ind w:left="5760" w:hanging="360"/>
+      </w:pPr>
+    </w:lvl>
+    <w:lvl w:ilvl="8" w:tentative="1">
+      <w:start w:val="1"/>
+      <w:numFmt w:val="decimal"/>
+      <w:lvlText w:val="%9."/>
+      <w:lvlJc w:val="left"/>
+      <w:pPr>
+        <w:tabs>
+          <w:tab w:val="num" w:pos="6480"/>
+        </w:tabs>
+        <w:ind w:left="6480" w:hanging="360"/>
+      </w:pPr>
+    </w:lvl>
+  </w:abstractNum>
+  <w:abstractNum w:abstractNumId="31" w15:restartNumberingAfterBreak="0">
     <w:nsid w:val="6FF96A82"/>
     <w:multiLevelType w:val="multilevel"/>
     <w:tmpl w:val="AB7C35D4"/>
@@ -21783,41 +24870,1135 @@
       </w:rPr>
     </w:lvl>
   </w:abstractNum>
-  <w:num w:numId="1">
+  <w:abstractNum w:abstractNumId="32" w15:restartNumberingAfterBreak="0">
+    <w:nsid w:val="701941F1"/>
+    <w:multiLevelType w:val="multilevel"/>
+    <w:tmpl w:val="0C4AECCC"/>
+    <w:lvl w:ilvl="0">
+      <w:start w:val="1"/>
+      <w:numFmt w:val="bullet"/>
+      <w:lvlText w:val=""/>
+      <w:lvlJc w:val="left"/>
+      <w:pPr>
+        <w:tabs>
+          <w:tab w:val="num" w:pos="720"/>
+        </w:tabs>
+        <w:ind w:left="720" w:hanging="360"/>
+      </w:pPr>
+      <w:rPr>
+        <w:rFonts w:ascii="Symbol" w:hAnsi="Symbol" w:hint="default"/>
+        <w:sz w:val="20"/>
+      </w:rPr>
+    </w:lvl>
+    <w:lvl w:ilvl="1" w:tentative="1">
+      <w:start w:val="1"/>
+      <w:numFmt w:val="bullet"/>
+      <w:lvlText w:val="o"/>
+      <w:lvlJc w:val="left"/>
+      <w:pPr>
+        <w:tabs>
+          <w:tab w:val="num" w:pos="1440"/>
+        </w:tabs>
+        <w:ind w:left="1440" w:hanging="360"/>
+      </w:pPr>
+      <w:rPr>
+        <w:rFonts w:ascii="Courier New" w:hAnsi="Courier New" w:hint="default"/>
+        <w:sz w:val="20"/>
+      </w:rPr>
+    </w:lvl>
+    <w:lvl w:ilvl="2" w:tentative="1">
+      <w:start w:val="1"/>
+      <w:numFmt w:val="bullet"/>
+      <w:lvlText w:val=""/>
+      <w:lvlJc w:val="left"/>
+      <w:pPr>
+        <w:tabs>
+          <w:tab w:val="num" w:pos="2160"/>
+        </w:tabs>
+        <w:ind w:left="2160" w:hanging="360"/>
+      </w:pPr>
+      <w:rPr>
+        <w:rFonts w:ascii="Wingdings" w:hAnsi="Wingdings" w:hint="default"/>
+        <w:sz w:val="20"/>
+      </w:rPr>
+    </w:lvl>
+    <w:lvl w:ilvl="3" w:tentative="1">
+      <w:start w:val="1"/>
+      <w:numFmt w:val="bullet"/>
+      <w:lvlText w:val=""/>
+      <w:lvlJc w:val="left"/>
+      <w:pPr>
+        <w:tabs>
+          <w:tab w:val="num" w:pos="2880"/>
+        </w:tabs>
+        <w:ind w:left="2880" w:hanging="360"/>
+      </w:pPr>
+      <w:rPr>
+        <w:rFonts w:ascii="Wingdings" w:hAnsi="Wingdings" w:hint="default"/>
+        <w:sz w:val="20"/>
+      </w:rPr>
+    </w:lvl>
+    <w:lvl w:ilvl="4" w:tentative="1">
+      <w:start w:val="1"/>
+      <w:numFmt w:val="bullet"/>
+      <w:lvlText w:val=""/>
+      <w:lvlJc w:val="left"/>
+      <w:pPr>
+        <w:tabs>
+          <w:tab w:val="num" w:pos="3600"/>
+        </w:tabs>
+        <w:ind w:left="3600" w:hanging="360"/>
+      </w:pPr>
+      <w:rPr>
+        <w:rFonts w:ascii="Wingdings" w:hAnsi="Wingdings" w:hint="default"/>
+        <w:sz w:val="20"/>
+      </w:rPr>
+    </w:lvl>
+    <w:lvl w:ilvl="5" w:tentative="1">
+      <w:start w:val="1"/>
+      <w:numFmt w:val="bullet"/>
+      <w:lvlText w:val=""/>
+      <w:lvlJc w:val="left"/>
+      <w:pPr>
+        <w:tabs>
+          <w:tab w:val="num" w:pos="4320"/>
+        </w:tabs>
+        <w:ind w:left="4320" w:hanging="360"/>
+      </w:pPr>
+      <w:rPr>
+        <w:rFonts w:ascii="Wingdings" w:hAnsi="Wingdings" w:hint="default"/>
+        <w:sz w:val="20"/>
+      </w:rPr>
+    </w:lvl>
+    <w:lvl w:ilvl="6" w:tentative="1">
+      <w:start w:val="1"/>
+      <w:numFmt w:val="bullet"/>
+      <w:lvlText w:val=""/>
+      <w:lvlJc w:val="left"/>
+      <w:pPr>
+        <w:tabs>
+          <w:tab w:val="num" w:pos="5040"/>
+        </w:tabs>
+        <w:ind w:left="5040" w:hanging="360"/>
+      </w:pPr>
+      <w:rPr>
+        <w:rFonts w:ascii="Wingdings" w:hAnsi="Wingdings" w:hint="default"/>
+        <w:sz w:val="20"/>
+      </w:rPr>
+    </w:lvl>
+    <w:lvl w:ilvl="7" w:tentative="1">
+      <w:start w:val="1"/>
+      <w:numFmt w:val="bullet"/>
+      <w:lvlText w:val=""/>
+      <w:lvlJc w:val="left"/>
+      <w:pPr>
+        <w:tabs>
+          <w:tab w:val="num" w:pos="5760"/>
+        </w:tabs>
+        <w:ind w:left="5760" w:hanging="360"/>
+      </w:pPr>
+      <w:rPr>
+        <w:rFonts w:ascii="Wingdings" w:hAnsi="Wingdings" w:hint="default"/>
+        <w:sz w:val="20"/>
+      </w:rPr>
+    </w:lvl>
+    <w:lvl w:ilvl="8" w:tentative="1">
+      <w:start w:val="1"/>
+      <w:numFmt w:val="bullet"/>
+      <w:lvlText w:val=""/>
+      <w:lvlJc w:val="left"/>
+      <w:pPr>
+        <w:tabs>
+          <w:tab w:val="num" w:pos="6480"/>
+        </w:tabs>
+        <w:ind w:left="6480" w:hanging="360"/>
+      </w:pPr>
+      <w:rPr>
+        <w:rFonts w:ascii="Wingdings" w:hAnsi="Wingdings" w:hint="default"/>
+        <w:sz w:val="20"/>
+      </w:rPr>
+    </w:lvl>
+  </w:abstractNum>
+  <w:abstractNum w:abstractNumId="33" w15:restartNumberingAfterBreak="0">
+    <w:nsid w:val="709C5CF3"/>
+    <w:multiLevelType w:val="multilevel"/>
+    <w:tmpl w:val="28D0F67C"/>
+    <w:lvl w:ilvl="0">
+      <w:start w:val="1"/>
+      <w:numFmt w:val="bullet"/>
+      <w:lvlText w:val=""/>
+      <w:lvlJc w:val="left"/>
+      <w:pPr>
+        <w:tabs>
+          <w:tab w:val="num" w:pos="720"/>
+        </w:tabs>
+        <w:ind w:left="720" w:hanging="360"/>
+      </w:pPr>
+      <w:rPr>
+        <w:rFonts w:ascii="Symbol" w:hAnsi="Symbol" w:hint="default"/>
+        <w:sz w:val="20"/>
+      </w:rPr>
+    </w:lvl>
+    <w:lvl w:ilvl="1" w:tentative="1">
+      <w:start w:val="1"/>
+      <w:numFmt w:val="bullet"/>
+      <w:lvlText w:val="o"/>
+      <w:lvlJc w:val="left"/>
+      <w:pPr>
+        <w:tabs>
+          <w:tab w:val="num" w:pos="1440"/>
+        </w:tabs>
+        <w:ind w:left="1440" w:hanging="360"/>
+      </w:pPr>
+      <w:rPr>
+        <w:rFonts w:ascii="Courier New" w:hAnsi="Courier New" w:hint="default"/>
+        <w:sz w:val="20"/>
+      </w:rPr>
+    </w:lvl>
+    <w:lvl w:ilvl="2" w:tentative="1">
+      <w:start w:val="1"/>
+      <w:numFmt w:val="bullet"/>
+      <w:lvlText w:val=""/>
+      <w:lvlJc w:val="left"/>
+      <w:pPr>
+        <w:tabs>
+          <w:tab w:val="num" w:pos="2160"/>
+        </w:tabs>
+        <w:ind w:left="2160" w:hanging="360"/>
+      </w:pPr>
+      <w:rPr>
+        <w:rFonts w:ascii="Wingdings" w:hAnsi="Wingdings" w:hint="default"/>
+        <w:sz w:val="20"/>
+      </w:rPr>
+    </w:lvl>
+    <w:lvl w:ilvl="3" w:tentative="1">
+      <w:start w:val="1"/>
+      <w:numFmt w:val="bullet"/>
+      <w:lvlText w:val=""/>
+      <w:lvlJc w:val="left"/>
+      <w:pPr>
+        <w:tabs>
+          <w:tab w:val="num" w:pos="2880"/>
+        </w:tabs>
+        <w:ind w:left="2880" w:hanging="360"/>
+      </w:pPr>
+      <w:rPr>
+        <w:rFonts w:ascii="Wingdings" w:hAnsi="Wingdings" w:hint="default"/>
+        <w:sz w:val="20"/>
+      </w:rPr>
+    </w:lvl>
+    <w:lvl w:ilvl="4" w:tentative="1">
+      <w:start w:val="1"/>
+      <w:numFmt w:val="bullet"/>
+      <w:lvlText w:val=""/>
+      <w:lvlJc w:val="left"/>
+      <w:pPr>
+        <w:tabs>
+          <w:tab w:val="num" w:pos="3600"/>
+        </w:tabs>
+        <w:ind w:left="3600" w:hanging="360"/>
+      </w:pPr>
+      <w:rPr>
+        <w:rFonts w:ascii="Wingdings" w:hAnsi="Wingdings" w:hint="default"/>
+        <w:sz w:val="20"/>
+      </w:rPr>
+    </w:lvl>
+    <w:lvl w:ilvl="5" w:tentative="1">
+      <w:start w:val="1"/>
+      <w:numFmt w:val="bullet"/>
+      <w:lvlText w:val=""/>
+      <w:lvlJc w:val="left"/>
+      <w:pPr>
+        <w:tabs>
+          <w:tab w:val="num" w:pos="4320"/>
+        </w:tabs>
+        <w:ind w:left="4320" w:hanging="360"/>
+      </w:pPr>
+      <w:rPr>
+        <w:rFonts w:ascii="Wingdings" w:hAnsi="Wingdings" w:hint="default"/>
+        <w:sz w:val="20"/>
+      </w:rPr>
+    </w:lvl>
+    <w:lvl w:ilvl="6" w:tentative="1">
+      <w:start w:val="1"/>
+      <w:numFmt w:val="bullet"/>
+      <w:lvlText w:val=""/>
+      <w:lvlJc w:val="left"/>
+      <w:pPr>
+        <w:tabs>
+          <w:tab w:val="num" w:pos="5040"/>
+        </w:tabs>
+        <w:ind w:left="5040" w:hanging="360"/>
+      </w:pPr>
+      <w:rPr>
+        <w:rFonts w:ascii="Wingdings" w:hAnsi="Wingdings" w:hint="default"/>
+        <w:sz w:val="20"/>
+      </w:rPr>
+    </w:lvl>
+    <w:lvl w:ilvl="7" w:tentative="1">
+      <w:start w:val="1"/>
+      <w:numFmt w:val="bullet"/>
+      <w:lvlText w:val=""/>
+      <w:lvlJc w:val="left"/>
+      <w:pPr>
+        <w:tabs>
+          <w:tab w:val="num" w:pos="5760"/>
+        </w:tabs>
+        <w:ind w:left="5760" w:hanging="360"/>
+      </w:pPr>
+      <w:rPr>
+        <w:rFonts w:ascii="Wingdings" w:hAnsi="Wingdings" w:hint="default"/>
+        <w:sz w:val="20"/>
+      </w:rPr>
+    </w:lvl>
+    <w:lvl w:ilvl="8" w:tentative="1">
+      <w:start w:val="1"/>
+      <w:numFmt w:val="bullet"/>
+      <w:lvlText w:val=""/>
+      <w:lvlJc w:val="left"/>
+      <w:pPr>
+        <w:tabs>
+          <w:tab w:val="num" w:pos="6480"/>
+        </w:tabs>
+        <w:ind w:left="6480" w:hanging="360"/>
+      </w:pPr>
+      <w:rPr>
+        <w:rFonts w:ascii="Wingdings" w:hAnsi="Wingdings" w:hint="default"/>
+        <w:sz w:val="20"/>
+      </w:rPr>
+    </w:lvl>
+  </w:abstractNum>
+  <w:abstractNum w:abstractNumId="34" w15:restartNumberingAfterBreak="0">
+    <w:nsid w:val="71CB3C75"/>
+    <w:multiLevelType w:val="multilevel"/>
+    <w:tmpl w:val="26388F06"/>
+    <w:lvl w:ilvl="0">
+      <w:start w:val="1"/>
+      <w:numFmt w:val="decimal"/>
+      <w:lvlText w:val="%1."/>
+      <w:lvlJc w:val="left"/>
+      <w:pPr>
+        <w:tabs>
+          <w:tab w:val="num" w:pos="720"/>
+        </w:tabs>
+        <w:ind w:left="720" w:hanging="360"/>
+      </w:pPr>
+    </w:lvl>
+    <w:lvl w:ilvl="1" w:tentative="1">
+      <w:start w:val="1"/>
+      <w:numFmt w:val="decimal"/>
+      <w:lvlText w:val="%2."/>
+      <w:lvlJc w:val="left"/>
+      <w:pPr>
+        <w:tabs>
+          <w:tab w:val="num" w:pos="1440"/>
+        </w:tabs>
+        <w:ind w:left="1440" w:hanging="360"/>
+      </w:pPr>
+    </w:lvl>
+    <w:lvl w:ilvl="2" w:tentative="1">
+      <w:start w:val="1"/>
+      <w:numFmt w:val="decimal"/>
+      <w:lvlText w:val="%3."/>
+      <w:lvlJc w:val="left"/>
+      <w:pPr>
+        <w:tabs>
+          <w:tab w:val="num" w:pos="2160"/>
+        </w:tabs>
+        <w:ind w:left="2160" w:hanging="360"/>
+      </w:pPr>
+    </w:lvl>
+    <w:lvl w:ilvl="3" w:tentative="1">
+      <w:start w:val="1"/>
+      <w:numFmt w:val="decimal"/>
+      <w:lvlText w:val="%4."/>
+      <w:lvlJc w:val="left"/>
+      <w:pPr>
+        <w:tabs>
+          <w:tab w:val="num" w:pos="2880"/>
+        </w:tabs>
+        <w:ind w:left="2880" w:hanging="360"/>
+      </w:pPr>
+    </w:lvl>
+    <w:lvl w:ilvl="4" w:tentative="1">
+      <w:start w:val="1"/>
+      <w:numFmt w:val="decimal"/>
+      <w:lvlText w:val="%5."/>
+      <w:lvlJc w:val="left"/>
+      <w:pPr>
+        <w:tabs>
+          <w:tab w:val="num" w:pos="3600"/>
+        </w:tabs>
+        <w:ind w:left="3600" w:hanging="360"/>
+      </w:pPr>
+    </w:lvl>
+    <w:lvl w:ilvl="5" w:tentative="1">
+      <w:start w:val="1"/>
+      <w:numFmt w:val="decimal"/>
+      <w:lvlText w:val="%6."/>
+      <w:lvlJc w:val="left"/>
+      <w:pPr>
+        <w:tabs>
+          <w:tab w:val="num" w:pos="4320"/>
+        </w:tabs>
+        <w:ind w:left="4320" w:hanging="360"/>
+      </w:pPr>
+    </w:lvl>
+    <w:lvl w:ilvl="6" w:tentative="1">
+      <w:start w:val="1"/>
+      <w:numFmt w:val="decimal"/>
+      <w:lvlText w:val="%7."/>
+      <w:lvlJc w:val="left"/>
+      <w:pPr>
+        <w:tabs>
+          <w:tab w:val="num" w:pos="5040"/>
+        </w:tabs>
+        <w:ind w:left="5040" w:hanging="360"/>
+      </w:pPr>
+    </w:lvl>
+    <w:lvl w:ilvl="7" w:tentative="1">
+      <w:start w:val="1"/>
+      <w:numFmt w:val="decimal"/>
+      <w:lvlText w:val="%8."/>
+      <w:lvlJc w:val="left"/>
+      <w:pPr>
+        <w:tabs>
+          <w:tab w:val="num" w:pos="5760"/>
+        </w:tabs>
+        <w:ind w:left="5760" w:hanging="360"/>
+      </w:pPr>
+    </w:lvl>
+    <w:lvl w:ilvl="8" w:tentative="1">
+      <w:start w:val="1"/>
+      <w:numFmt w:val="decimal"/>
+      <w:lvlText w:val="%9."/>
+      <w:lvlJc w:val="left"/>
+      <w:pPr>
+        <w:tabs>
+          <w:tab w:val="num" w:pos="6480"/>
+        </w:tabs>
+        <w:ind w:left="6480" w:hanging="360"/>
+      </w:pPr>
+    </w:lvl>
+  </w:abstractNum>
+  <w:abstractNum w:abstractNumId="35" w15:restartNumberingAfterBreak="0">
+    <w:nsid w:val="75870CA7"/>
+    <w:multiLevelType w:val="multilevel"/>
+    <w:tmpl w:val="144648B0"/>
+    <w:lvl w:ilvl="0">
+      <w:start w:val="1"/>
+      <w:numFmt w:val="bullet"/>
+      <w:lvlText w:val=""/>
+      <w:lvlJc w:val="left"/>
+      <w:pPr>
+        <w:tabs>
+          <w:tab w:val="num" w:pos="720"/>
+        </w:tabs>
+        <w:ind w:left="720" w:hanging="360"/>
+      </w:pPr>
+      <w:rPr>
+        <w:rFonts w:ascii="Symbol" w:hAnsi="Symbol" w:hint="default"/>
+        <w:sz w:val="20"/>
+      </w:rPr>
+    </w:lvl>
+    <w:lvl w:ilvl="1" w:tentative="1">
+      <w:start w:val="1"/>
+      <w:numFmt w:val="bullet"/>
+      <w:lvlText w:val="o"/>
+      <w:lvlJc w:val="left"/>
+      <w:pPr>
+        <w:tabs>
+          <w:tab w:val="num" w:pos="1440"/>
+        </w:tabs>
+        <w:ind w:left="1440" w:hanging="360"/>
+      </w:pPr>
+      <w:rPr>
+        <w:rFonts w:ascii="Courier New" w:hAnsi="Courier New" w:hint="default"/>
+        <w:sz w:val="20"/>
+      </w:rPr>
+    </w:lvl>
+    <w:lvl w:ilvl="2" w:tentative="1">
+      <w:start w:val="1"/>
+      <w:numFmt w:val="bullet"/>
+      <w:lvlText w:val=""/>
+      <w:lvlJc w:val="left"/>
+      <w:pPr>
+        <w:tabs>
+          <w:tab w:val="num" w:pos="2160"/>
+        </w:tabs>
+        <w:ind w:left="2160" w:hanging="360"/>
+      </w:pPr>
+      <w:rPr>
+        <w:rFonts w:ascii="Wingdings" w:hAnsi="Wingdings" w:hint="default"/>
+        <w:sz w:val="20"/>
+      </w:rPr>
+    </w:lvl>
+    <w:lvl w:ilvl="3" w:tentative="1">
+      <w:start w:val="1"/>
+      <w:numFmt w:val="bullet"/>
+      <w:lvlText w:val=""/>
+      <w:lvlJc w:val="left"/>
+      <w:pPr>
+        <w:tabs>
+          <w:tab w:val="num" w:pos="2880"/>
+        </w:tabs>
+        <w:ind w:left="2880" w:hanging="360"/>
+      </w:pPr>
+      <w:rPr>
+        <w:rFonts w:ascii="Wingdings" w:hAnsi="Wingdings" w:hint="default"/>
+        <w:sz w:val="20"/>
+      </w:rPr>
+    </w:lvl>
+    <w:lvl w:ilvl="4" w:tentative="1">
+      <w:start w:val="1"/>
+      <w:numFmt w:val="bullet"/>
+      <w:lvlText w:val=""/>
+      <w:lvlJc w:val="left"/>
+      <w:pPr>
+        <w:tabs>
+          <w:tab w:val="num" w:pos="3600"/>
+        </w:tabs>
+        <w:ind w:left="3600" w:hanging="360"/>
+      </w:pPr>
+      <w:rPr>
+        <w:rFonts w:ascii="Wingdings" w:hAnsi="Wingdings" w:hint="default"/>
+        <w:sz w:val="20"/>
+      </w:rPr>
+    </w:lvl>
+    <w:lvl w:ilvl="5" w:tentative="1">
+      <w:start w:val="1"/>
+      <w:numFmt w:val="bullet"/>
+      <w:lvlText w:val=""/>
+      <w:lvlJc w:val="left"/>
+      <w:pPr>
+        <w:tabs>
+          <w:tab w:val="num" w:pos="4320"/>
+        </w:tabs>
+        <w:ind w:left="4320" w:hanging="360"/>
+      </w:pPr>
+      <w:rPr>
+        <w:rFonts w:ascii="Wingdings" w:hAnsi="Wingdings" w:hint="default"/>
+        <w:sz w:val="20"/>
+      </w:rPr>
+    </w:lvl>
+    <w:lvl w:ilvl="6" w:tentative="1">
+      <w:start w:val="1"/>
+      <w:numFmt w:val="bullet"/>
+      <w:lvlText w:val=""/>
+      <w:lvlJc w:val="left"/>
+      <w:pPr>
+        <w:tabs>
+          <w:tab w:val="num" w:pos="5040"/>
+        </w:tabs>
+        <w:ind w:left="5040" w:hanging="360"/>
+      </w:pPr>
+      <w:rPr>
+        <w:rFonts w:ascii="Wingdings" w:hAnsi="Wingdings" w:hint="default"/>
+        <w:sz w:val="20"/>
+      </w:rPr>
+    </w:lvl>
+    <w:lvl w:ilvl="7" w:tentative="1">
+      <w:start w:val="1"/>
+      <w:numFmt w:val="bullet"/>
+      <w:lvlText w:val=""/>
+      <w:lvlJc w:val="left"/>
+      <w:pPr>
+        <w:tabs>
+          <w:tab w:val="num" w:pos="5760"/>
+        </w:tabs>
+        <w:ind w:left="5760" w:hanging="360"/>
+      </w:pPr>
+      <w:rPr>
+        <w:rFonts w:ascii="Wingdings" w:hAnsi="Wingdings" w:hint="default"/>
+        <w:sz w:val="20"/>
+      </w:rPr>
+    </w:lvl>
+    <w:lvl w:ilvl="8" w:tentative="1">
+      <w:start w:val="1"/>
+      <w:numFmt w:val="bullet"/>
+      <w:lvlText w:val=""/>
+      <w:lvlJc w:val="left"/>
+      <w:pPr>
+        <w:tabs>
+          <w:tab w:val="num" w:pos="6480"/>
+        </w:tabs>
+        <w:ind w:left="6480" w:hanging="360"/>
+      </w:pPr>
+      <w:rPr>
+        <w:rFonts w:ascii="Wingdings" w:hAnsi="Wingdings" w:hint="default"/>
+        <w:sz w:val="20"/>
+      </w:rPr>
+    </w:lvl>
+  </w:abstractNum>
+  <w:abstractNum w:abstractNumId="36" w15:restartNumberingAfterBreak="0">
+    <w:nsid w:val="76B12327"/>
+    <w:multiLevelType w:val="multilevel"/>
+    <w:tmpl w:val="843A3E36"/>
+    <w:lvl w:ilvl="0">
+      <w:start w:val="1"/>
+      <w:numFmt w:val="bullet"/>
+      <w:lvlText w:val=""/>
+      <w:lvlJc w:val="left"/>
+      <w:pPr>
+        <w:tabs>
+          <w:tab w:val="num" w:pos="720"/>
+        </w:tabs>
+        <w:ind w:left="720" w:hanging="360"/>
+      </w:pPr>
+      <w:rPr>
+        <w:rFonts w:ascii="Symbol" w:hAnsi="Symbol" w:hint="default"/>
+        <w:sz w:val="20"/>
+      </w:rPr>
+    </w:lvl>
+    <w:lvl w:ilvl="1" w:tentative="1">
+      <w:start w:val="1"/>
+      <w:numFmt w:val="bullet"/>
+      <w:lvlText w:val="o"/>
+      <w:lvlJc w:val="left"/>
+      <w:pPr>
+        <w:tabs>
+          <w:tab w:val="num" w:pos="1440"/>
+        </w:tabs>
+        <w:ind w:left="1440" w:hanging="360"/>
+      </w:pPr>
+      <w:rPr>
+        <w:rFonts w:ascii="Courier New" w:hAnsi="Courier New" w:hint="default"/>
+        <w:sz w:val="20"/>
+      </w:rPr>
+    </w:lvl>
+    <w:lvl w:ilvl="2" w:tentative="1">
+      <w:start w:val="1"/>
+      <w:numFmt w:val="bullet"/>
+      <w:lvlText w:val=""/>
+      <w:lvlJc w:val="left"/>
+      <w:pPr>
+        <w:tabs>
+          <w:tab w:val="num" w:pos="2160"/>
+        </w:tabs>
+        <w:ind w:left="2160" w:hanging="360"/>
+      </w:pPr>
+      <w:rPr>
+        <w:rFonts w:ascii="Wingdings" w:hAnsi="Wingdings" w:hint="default"/>
+        <w:sz w:val="20"/>
+      </w:rPr>
+    </w:lvl>
+    <w:lvl w:ilvl="3" w:tentative="1">
+      <w:start w:val="1"/>
+      <w:numFmt w:val="bullet"/>
+      <w:lvlText w:val=""/>
+      <w:lvlJc w:val="left"/>
+      <w:pPr>
+        <w:tabs>
+          <w:tab w:val="num" w:pos="2880"/>
+        </w:tabs>
+        <w:ind w:left="2880" w:hanging="360"/>
+      </w:pPr>
+      <w:rPr>
+        <w:rFonts w:ascii="Wingdings" w:hAnsi="Wingdings" w:hint="default"/>
+        <w:sz w:val="20"/>
+      </w:rPr>
+    </w:lvl>
+    <w:lvl w:ilvl="4" w:tentative="1">
+      <w:start w:val="1"/>
+      <w:numFmt w:val="bullet"/>
+      <w:lvlText w:val=""/>
+      <w:lvlJc w:val="left"/>
+      <w:pPr>
+        <w:tabs>
+          <w:tab w:val="num" w:pos="3600"/>
+        </w:tabs>
+        <w:ind w:left="3600" w:hanging="360"/>
+      </w:pPr>
+      <w:rPr>
+        <w:rFonts w:ascii="Wingdings" w:hAnsi="Wingdings" w:hint="default"/>
+        <w:sz w:val="20"/>
+      </w:rPr>
+    </w:lvl>
+    <w:lvl w:ilvl="5" w:tentative="1">
+      <w:start w:val="1"/>
+      <w:numFmt w:val="bullet"/>
+      <w:lvlText w:val=""/>
+      <w:lvlJc w:val="left"/>
+      <w:pPr>
+        <w:tabs>
+          <w:tab w:val="num" w:pos="4320"/>
+        </w:tabs>
+        <w:ind w:left="4320" w:hanging="360"/>
+      </w:pPr>
+      <w:rPr>
+        <w:rFonts w:ascii="Wingdings" w:hAnsi="Wingdings" w:hint="default"/>
+        <w:sz w:val="20"/>
+      </w:rPr>
+    </w:lvl>
+    <w:lvl w:ilvl="6" w:tentative="1">
+      <w:start w:val="1"/>
+      <w:numFmt w:val="bullet"/>
+      <w:lvlText w:val=""/>
+      <w:lvlJc w:val="left"/>
+      <w:pPr>
+        <w:tabs>
+          <w:tab w:val="num" w:pos="5040"/>
+        </w:tabs>
+        <w:ind w:left="5040" w:hanging="360"/>
+      </w:pPr>
+      <w:rPr>
+        <w:rFonts w:ascii="Wingdings" w:hAnsi="Wingdings" w:hint="default"/>
+        <w:sz w:val="20"/>
+      </w:rPr>
+    </w:lvl>
+    <w:lvl w:ilvl="7" w:tentative="1">
+      <w:start w:val="1"/>
+      <w:numFmt w:val="bullet"/>
+      <w:lvlText w:val=""/>
+      <w:lvlJc w:val="left"/>
+      <w:pPr>
+        <w:tabs>
+          <w:tab w:val="num" w:pos="5760"/>
+        </w:tabs>
+        <w:ind w:left="5760" w:hanging="360"/>
+      </w:pPr>
+      <w:rPr>
+        <w:rFonts w:ascii="Wingdings" w:hAnsi="Wingdings" w:hint="default"/>
+        <w:sz w:val="20"/>
+      </w:rPr>
+    </w:lvl>
+    <w:lvl w:ilvl="8" w:tentative="1">
+      <w:start w:val="1"/>
+      <w:numFmt w:val="bullet"/>
+      <w:lvlText w:val=""/>
+      <w:lvlJc w:val="left"/>
+      <w:pPr>
+        <w:tabs>
+          <w:tab w:val="num" w:pos="6480"/>
+        </w:tabs>
+        <w:ind w:left="6480" w:hanging="360"/>
+      </w:pPr>
+      <w:rPr>
+        <w:rFonts w:ascii="Wingdings" w:hAnsi="Wingdings" w:hint="default"/>
+        <w:sz w:val="20"/>
+      </w:rPr>
+    </w:lvl>
+  </w:abstractNum>
+  <w:abstractNum w:abstractNumId="37" w15:restartNumberingAfterBreak="0">
+    <w:nsid w:val="78262DBA"/>
+    <w:multiLevelType w:val="multilevel"/>
+    <w:tmpl w:val="FBA6CD52"/>
+    <w:lvl w:ilvl="0">
+      <w:start w:val="1"/>
+      <w:numFmt w:val="bullet"/>
+      <w:lvlText w:val=""/>
+      <w:lvlJc w:val="left"/>
+      <w:pPr>
+        <w:tabs>
+          <w:tab w:val="num" w:pos="720"/>
+        </w:tabs>
+        <w:ind w:left="720" w:hanging="360"/>
+      </w:pPr>
+      <w:rPr>
+        <w:rFonts w:ascii="Symbol" w:hAnsi="Symbol" w:hint="default"/>
+        <w:sz w:val="20"/>
+      </w:rPr>
+    </w:lvl>
+    <w:lvl w:ilvl="1" w:tentative="1">
+      <w:start w:val="1"/>
+      <w:numFmt w:val="bullet"/>
+      <w:lvlText w:val="o"/>
+      <w:lvlJc w:val="left"/>
+      <w:pPr>
+        <w:tabs>
+          <w:tab w:val="num" w:pos="1440"/>
+        </w:tabs>
+        <w:ind w:left="1440" w:hanging="360"/>
+      </w:pPr>
+      <w:rPr>
+        <w:rFonts w:ascii="Courier New" w:hAnsi="Courier New" w:hint="default"/>
+        <w:sz w:val="20"/>
+      </w:rPr>
+    </w:lvl>
+    <w:lvl w:ilvl="2" w:tentative="1">
+      <w:start w:val="1"/>
+      <w:numFmt w:val="bullet"/>
+      <w:lvlText w:val=""/>
+      <w:lvlJc w:val="left"/>
+      <w:pPr>
+        <w:tabs>
+          <w:tab w:val="num" w:pos="2160"/>
+        </w:tabs>
+        <w:ind w:left="2160" w:hanging="360"/>
+      </w:pPr>
+      <w:rPr>
+        <w:rFonts w:ascii="Wingdings" w:hAnsi="Wingdings" w:hint="default"/>
+        <w:sz w:val="20"/>
+      </w:rPr>
+    </w:lvl>
+    <w:lvl w:ilvl="3" w:tentative="1">
+      <w:start w:val="1"/>
+      <w:numFmt w:val="bullet"/>
+      <w:lvlText w:val=""/>
+      <w:lvlJc w:val="left"/>
+      <w:pPr>
+        <w:tabs>
+          <w:tab w:val="num" w:pos="2880"/>
+        </w:tabs>
+        <w:ind w:left="2880" w:hanging="360"/>
+      </w:pPr>
+      <w:rPr>
+        <w:rFonts w:ascii="Wingdings" w:hAnsi="Wingdings" w:hint="default"/>
+        <w:sz w:val="20"/>
+      </w:rPr>
+    </w:lvl>
+    <w:lvl w:ilvl="4" w:tentative="1">
+      <w:start w:val="1"/>
+      <w:numFmt w:val="bullet"/>
+      <w:lvlText w:val=""/>
+      <w:lvlJc w:val="left"/>
+      <w:pPr>
+        <w:tabs>
+          <w:tab w:val="num" w:pos="3600"/>
+        </w:tabs>
+        <w:ind w:left="3600" w:hanging="360"/>
+      </w:pPr>
+      <w:rPr>
+        <w:rFonts w:ascii="Wingdings" w:hAnsi="Wingdings" w:hint="default"/>
+        <w:sz w:val="20"/>
+      </w:rPr>
+    </w:lvl>
+    <w:lvl w:ilvl="5" w:tentative="1">
+      <w:start w:val="1"/>
+      <w:numFmt w:val="bullet"/>
+      <w:lvlText w:val=""/>
+      <w:lvlJc w:val="left"/>
+      <w:pPr>
+        <w:tabs>
+          <w:tab w:val="num" w:pos="4320"/>
+        </w:tabs>
+        <w:ind w:left="4320" w:hanging="360"/>
+      </w:pPr>
+      <w:rPr>
+        <w:rFonts w:ascii="Wingdings" w:hAnsi="Wingdings" w:hint="default"/>
+        <w:sz w:val="20"/>
+      </w:rPr>
+    </w:lvl>
+    <w:lvl w:ilvl="6" w:tentative="1">
+      <w:start w:val="1"/>
+      <w:numFmt w:val="bullet"/>
+      <w:lvlText w:val=""/>
+      <w:lvlJc w:val="left"/>
+      <w:pPr>
+        <w:tabs>
+          <w:tab w:val="num" w:pos="5040"/>
+        </w:tabs>
+        <w:ind w:left="5040" w:hanging="360"/>
+      </w:pPr>
+      <w:rPr>
+        <w:rFonts w:ascii="Wingdings" w:hAnsi="Wingdings" w:hint="default"/>
+        <w:sz w:val="20"/>
+      </w:rPr>
+    </w:lvl>
+    <w:lvl w:ilvl="7" w:tentative="1">
+      <w:start w:val="1"/>
+      <w:numFmt w:val="bullet"/>
+      <w:lvlText w:val=""/>
+      <w:lvlJc w:val="left"/>
+      <w:pPr>
+        <w:tabs>
+          <w:tab w:val="num" w:pos="5760"/>
+        </w:tabs>
+        <w:ind w:left="5760" w:hanging="360"/>
+      </w:pPr>
+      <w:rPr>
+        <w:rFonts w:ascii="Wingdings" w:hAnsi="Wingdings" w:hint="default"/>
+        <w:sz w:val="20"/>
+      </w:rPr>
+    </w:lvl>
+    <w:lvl w:ilvl="8" w:tentative="1">
+      <w:start w:val="1"/>
+      <w:numFmt w:val="bullet"/>
+      <w:lvlText w:val=""/>
+      <w:lvlJc w:val="left"/>
+      <w:pPr>
+        <w:tabs>
+          <w:tab w:val="num" w:pos="6480"/>
+        </w:tabs>
+        <w:ind w:left="6480" w:hanging="360"/>
+      </w:pPr>
+      <w:rPr>
+        <w:rFonts w:ascii="Wingdings" w:hAnsi="Wingdings" w:hint="default"/>
+        <w:sz w:val="20"/>
+      </w:rPr>
+    </w:lvl>
+  </w:abstractNum>
+  <w:abstractNum w:abstractNumId="38" w15:restartNumberingAfterBreak="0">
+    <w:nsid w:val="7F437CDC"/>
+    <w:multiLevelType w:val="multilevel"/>
+    <w:tmpl w:val="D12E797E"/>
+    <w:lvl w:ilvl="0">
+      <w:start w:val="1"/>
+      <w:numFmt w:val="bullet"/>
+      <w:lvlText w:val=""/>
+      <w:lvlJc w:val="left"/>
+      <w:pPr>
+        <w:tabs>
+          <w:tab w:val="num" w:pos="720"/>
+        </w:tabs>
+        <w:ind w:left="720" w:hanging="360"/>
+      </w:pPr>
+      <w:rPr>
+        <w:rFonts w:ascii="Symbol" w:hAnsi="Symbol" w:hint="default"/>
+        <w:sz w:val="20"/>
+      </w:rPr>
+    </w:lvl>
+    <w:lvl w:ilvl="1" w:tentative="1">
+      <w:start w:val="1"/>
+      <w:numFmt w:val="bullet"/>
+      <w:lvlText w:val="o"/>
+      <w:lvlJc w:val="left"/>
+      <w:pPr>
+        <w:tabs>
+          <w:tab w:val="num" w:pos="1440"/>
+        </w:tabs>
+        <w:ind w:left="1440" w:hanging="360"/>
+      </w:pPr>
+      <w:rPr>
+        <w:rFonts w:ascii="Courier New" w:hAnsi="Courier New" w:hint="default"/>
+        <w:sz w:val="20"/>
+      </w:rPr>
+    </w:lvl>
+    <w:lvl w:ilvl="2" w:tentative="1">
+      <w:start w:val="1"/>
+      <w:numFmt w:val="bullet"/>
+      <w:lvlText w:val=""/>
+      <w:lvlJc w:val="left"/>
+      <w:pPr>
+        <w:tabs>
+          <w:tab w:val="num" w:pos="2160"/>
+        </w:tabs>
+        <w:ind w:left="2160" w:hanging="360"/>
+      </w:pPr>
+      <w:rPr>
+        <w:rFonts w:ascii="Wingdings" w:hAnsi="Wingdings" w:hint="default"/>
+        <w:sz w:val="20"/>
+      </w:rPr>
+    </w:lvl>
+    <w:lvl w:ilvl="3" w:tentative="1">
+      <w:start w:val="1"/>
+      <w:numFmt w:val="bullet"/>
+      <w:lvlText w:val=""/>
+      <w:lvlJc w:val="left"/>
+      <w:pPr>
+        <w:tabs>
+          <w:tab w:val="num" w:pos="2880"/>
+        </w:tabs>
+        <w:ind w:left="2880" w:hanging="360"/>
+      </w:pPr>
+      <w:rPr>
+        <w:rFonts w:ascii="Wingdings" w:hAnsi="Wingdings" w:hint="default"/>
+        <w:sz w:val="20"/>
+      </w:rPr>
+    </w:lvl>
+    <w:lvl w:ilvl="4" w:tentative="1">
+      <w:start w:val="1"/>
+      <w:numFmt w:val="bullet"/>
+      <w:lvlText w:val=""/>
+      <w:lvlJc w:val="left"/>
+      <w:pPr>
+        <w:tabs>
+          <w:tab w:val="num" w:pos="3600"/>
+        </w:tabs>
+        <w:ind w:left="3600" w:hanging="360"/>
+      </w:pPr>
+      <w:rPr>
+        <w:rFonts w:ascii="Wingdings" w:hAnsi="Wingdings" w:hint="default"/>
+        <w:sz w:val="20"/>
+      </w:rPr>
+    </w:lvl>
+    <w:lvl w:ilvl="5" w:tentative="1">
+      <w:start w:val="1"/>
+      <w:numFmt w:val="bullet"/>
+      <w:lvlText w:val=""/>
+      <w:lvlJc w:val="left"/>
+      <w:pPr>
+        <w:tabs>
+          <w:tab w:val="num" w:pos="4320"/>
+        </w:tabs>
+        <w:ind w:left="4320" w:hanging="360"/>
+      </w:pPr>
+      <w:rPr>
+        <w:rFonts w:ascii="Wingdings" w:hAnsi="Wingdings" w:hint="default"/>
+        <w:sz w:val="20"/>
+      </w:rPr>
+    </w:lvl>
+    <w:lvl w:ilvl="6" w:tentative="1">
+      <w:start w:val="1"/>
+      <w:numFmt w:val="bullet"/>
+      <w:lvlText w:val=""/>
+      <w:lvlJc w:val="left"/>
+      <w:pPr>
+        <w:tabs>
+          <w:tab w:val="num" w:pos="5040"/>
+        </w:tabs>
+        <w:ind w:left="5040" w:hanging="360"/>
+      </w:pPr>
+      <w:rPr>
+        <w:rFonts w:ascii="Wingdings" w:hAnsi="Wingdings" w:hint="default"/>
+        <w:sz w:val="20"/>
+      </w:rPr>
+    </w:lvl>
+    <w:lvl w:ilvl="7" w:tentative="1">
+      <w:start w:val="1"/>
+      <w:numFmt w:val="bullet"/>
+      <w:lvlText w:val=""/>
+      <w:lvlJc w:val="left"/>
+      <w:pPr>
+        <w:tabs>
+          <w:tab w:val="num" w:pos="5760"/>
+        </w:tabs>
+        <w:ind w:left="5760" w:hanging="360"/>
+      </w:pPr>
+      <w:rPr>
+        <w:rFonts w:ascii="Wingdings" w:hAnsi="Wingdings" w:hint="default"/>
+        <w:sz w:val="20"/>
+      </w:rPr>
+    </w:lvl>
+    <w:lvl w:ilvl="8" w:tentative="1">
+      <w:start w:val="1"/>
+      <w:numFmt w:val="bullet"/>
+      <w:lvlText w:val=""/>
+      <w:lvlJc w:val="left"/>
+      <w:pPr>
+        <w:tabs>
+          <w:tab w:val="num" w:pos="6480"/>
+        </w:tabs>
+        <w:ind w:left="6480" w:hanging="360"/>
+      </w:pPr>
+      <w:rPr>
+        <w:rFonts w:ascii="Wingdings" w:hAnsi="Wingdings" w:hint="default"/>
+        <w:sz w:val="20"/>
+      </w:rPr>
+    </w:lvl>
+  </w:abstractNum>
+  <w:num w:numId="1" w16cid:durableId="689914293">
+    <w:abstractNumId w:val="3"/>
+  </w:num>
+  <w:num w:numId="2" w16cid:durableId="2001233899">
+    <w:abstractNumId w:val="23"/>
+  </w:num>
+  <w:num w:numId="3" w16cid:durableId="751008960">
+    <w:abstractNumId w:val="5"/>
+  </w:num>
+  <w:num w:numId="4" w16cid:durableId="632715214">
+    <w:abstractNumId w:val="27"/>
+  </w:num>
+  <w:num w:numId="5" w16cid:durableId="1281495591">
+    <w:abstractNumId w:val="28"/>
+  </w:num>
+  <w:num w:numId="6" w16cid:durableId="1962488946">
+    <w:abstractNumId w:val="25"/>
+  </w:num>
+  <w:num w:numId="7" w16cid:durableId="1922526360">
+    <w:abstractNumId w:val="31"/>
+  </w:num>
+  <w:num w:numId="8" w16cid:durableId="1255363780">
+    <w:abstractNumId w:val="11"/>
+  </w:num>
+  <w:num w:numId="9" w16cid:durableId="1771005632">
+    <w:abstractNumId w:val="2"/>
+  </w:num>
+  <w:num w:numId="10" w16cid:durableId="1404915382">
+    <w:abstractNumId w:val="14"/>
+  </w:num>
+  <w:num w:numId="11" w16cid:durableId="644971983">
+    <w:abstractNumId w:val="20"/>
+  </w:num>
+  <w:num w:numId="12" w16cid:durableId="923338725">
+    <w:abstractNumId w:val="34"/>
+  </w:num>
+  <w:num w:numId="13" w16cid:durableId="1927837545">
+    <w:abstractNumId w:val="29"/>
+  </w:num>
+  <w:num w:numId="14" w16cid:durableId="1899633738">
+    <w:abstractNumId w:val="8"/>
+  </w:num>
+  <w:num w:numId="15" w16cid:durableId="1559130063">
+    <w:abstractNumId w:val="33"/>
+  </w:num>
+  <w:num w:numId="16" w16cid:durableId="1612518646">
+    <w:abstractNumId w:val="10"/>
+  </w:num>
+  <w:num w:numId="17" w16cid:durableId="312569439">
+    <w:abstractNumId w:val="24"/>
+  </w:num>
+  <w:num w:numId="18" w16cid:durableId="2079470492">
+    <w:abstractNumId w:val="36"/>
+  </w:num>
+  <w:num w:numId="19" w16cid:durableId="2005816579">
+    <w:abstractNumId w:val="32"/>
+  </w:num>
+  <w:num w:numId="20" w16cid:durableId="1304626818">
+    <w:abstractNumId w:val="12"/>
+  </w:num>
+  <w:num w:numId="21" w16cid:durableId="1711223153">
+    <w:abstractNumId w:val="26"/>
+  </w:num>
+  <w:num w:numId="22" w16cid:durableId="878980782">
+    <w:abstractNumId w:val="38"/>
+  </w:num>
+  <w:num w:numId="23" w16cid:durableId="95172245">
+    <w:abstractNumId w:val="7"/>
+  </w:num>
+  <w:num w:numId="24" w16cid:durableId="575238154">
+    <w:abstractNumId w:val="16"/>
+  </w:num>
+  <w:num w:numId="25" w16cid:durableId="520820943">
+    <w:abstractNumId w:val="37"/>
+  </w:num>
+  <w:num w:numId="26" w16cid:durableId="658659934">
+    <w:abstractNumId w:val="0"/>
+  </w:num>
+  <w:num w:numId="27" w16cid:durableId="1929655423">
+    <w:abstractNumId w:val="22"/>
+  </w:num>
+  <w:num w:numId="28" w16cid:durableId="1359814757">
+    <w:abstractNumId w:val="17"/>
+  </w:num>
+  <w:num w:numId="29" w16cid:durableId="498927773">
+    <w:abstractNumId w:val="6"/>
+  </w:num>
+  <w:num w:numId="30" w16cid:durableId="227814299">
+    <w:abstractNumId w:val="21"/>
+  </w:num>
+  <w:num w:numId="31" w16cid:durableId="283343499">
+    <w:abstractNumId w:val="9"/>
+  </w:num>
+  <w:num w:numId="32" w16cid:durableId="782504179">
     <w:abstractNumId w:val="1"/>
   </w:num>
-  <w:num w:numId="2">
-    <w:abstractNumId w:val="5"/>
+  <w:num w:numId="33" w16cid:durableId="2139907186">
+    <w:abstractNumId w:val="35"/>
   </w:num>
-  <w:num w:numId="3">
-    <w:abstractNumId w:val="2"/>
+  <w:num w:numId="34" w16cid:durableId="167985115">
+    <w:abstractNumId w:val="15"/>
   </w:num>
-  <w:num w:numId="4">
-    <w:abstractNumId w:val="7"/>
+  <w:num w:numId="35" w16cid:durableId="981422691">
+    <w:abstractNumId w:val="4"/>
   </w:num>
-  <w:num w:numId="5">
-    <w:abstractNumId w:val="8"/>
+  <w:num w:numId="36" w16cid:durableId="1408113262">
+    <w:abstractNumId w:val="30"/>
   </w:num>
-  <w:num w:numId="6">
-    <w:abstractNumId w:val="6"/>
+  <w:num w:numId="37" w16cid:durableId="551038707">
+    <w:abstractNumId w:val="13"/>
   </w:num>
-  <w:num w:numId="7">
-    <w:abstractNumId w:val="9"/>
+  <w:num w:numId="38" w16cid:durableId="722211832">
+    <w:abstractNumId w:val="18"/>
   </w:num>
-  <w:num w:numId="8">
-    <w:abstractNumId w:val="3"/>
-  </w:num>
-  <w:num w:numId="9">
-    <w:abstractNumId w:val="0"/>
-  </w:num>
-  <w:num w:numId="10">
-    <w:abstractNumId w:val="4"/>
+  <w:num w:numId="39" w16cid:durableId="880940246">
+    <w:abstractNumId w:val="19"/>
   </w:num>
 </w:numbering>
 </file>
 
 <file path=word/styles.xml><?xml version="1.0" encoding="utf-8"?>
-<w:styles xmlns:mc="http://schemas.openxmlformats.org/markup-compatibility/2006" xmlns:r="http://schemas.openxmlformats.org/officeDocument/2006/relationships" xmlns:w="http://schemas.openxmlformats.org/wordprocessingml/2006/main" xmlns:w14="http://schemas.microsoft.com/office/word/2010/wordml" xmlns:w15="http://schemas.microsoft.com/office/word/2012/wordml" xmlns:w16se="http://schemas.microsoft.com/office/word/2015/wordml/symex" mc:Ignorable="w14 w15 w16se">
+<w:styles xmlns:mc="http://schemas.openxmlformats.org/markup-compatibility/2006" xmlns:r="http://schemas.openxmlformats.org/officeDocument/2006/relationships" xmlns:w="http://schemas.openxmlformats.org/wordprocessingml/2006/main" xmlns:w14="http://schemas.microsoft.com/office/word/2010/wordml" xmlns:w15="http://schemas.microsoft.com/office/word/2012/wordml" xmlns:w16cex="http://schemas.microsoft.com/office/word/2018/wordml/cex" xmlns:w16cid="http://schemas.microsoft.com/office/word/2016/wordml/cid" xmlns:w16="http://schemas.microsoft.com/office/word/2018/wordml" xmlns:w16du="http://schemas.microsoft.com/office/word/2023/wordml/word16du" xmlns:w16sdtdh="http://schemas.microsoft.com/office/word/2020/wordml/sdtdatahash" xmlns:w16sdtfl="http://schemas.microsoft.com/office/word/2024/wordml/sdtformatlock" xmlns:w16se="http://schemas.microsoft.com/office/word/2015/wordml/symex" mc:Ignorable="w14 w15 w16se w16cid w16 w16cex w16sdtdh w16sdtfl w16du">
   <w:docDefaults>
     <w:rPrDefault>
       <w:rPr>
@@ -21833,7 +26014,7 @@
       </w:pPr>
     </w:pPrDefault>
   </w:docDefaults>
-  <w:latentStyles w:defLockedState="0" w:defUIPriority="99" w:defSemiHidden="0" w:defUnhideWhenUsed="0" w:defQFormat="0" w:count="371">
+  <w:latentStyles w:defLockedState="0" w:defUIPriority="99" w:defSemiHidden="0" w:defUnhideWhenUsed="0" w:defQFormat="0" w:count="376">
     <w:lsdException w:name="Normal" w:uiPriority="0" w:qFormat="1"/>
     <w:lsdException w:name="heading 1" w:uiPriority="9" w:qFormat="1"/>
     <w:lsdException w:name="heading 2" w:semiHidden="1" w:uiPriority="9" w:unhideWhenUsed="1" w:qFormat="1"/>
@@ -22205,10 +26386,36 @@
     <w:lsdException w:name="List Table 5 Dark Accent 6" w:uiPriority="50"/>
     <w:lsdException w:name="List Table 6 Colorful Accent 6" w:uiPriority="51"/>
     <w:lsdException w:name="List Table 7 Colorful Accent 6" w:uiPriority="52"/>
+    <w:lsdException w:name="Mention" w:semiHidden="1" w:unhideWhenUsed="1"/>
+    <w:lsdException w:name="Smart Hyperlink" w:semiHidden="1" w:unhideWhenUsed="1"/>
+    <w:lsdException w:name="Hashtag" w:semiHidden="1" w:unhideWhenUsed="1"/>
+    <w:lsdException w:name="Unresolved Mention" w:semiHidden="1" w:unhideWhenUsed="1"/>
+    <w:lsdException w:name="Smart Link" w:semiHidden="1" w:unhideWhenUsed="1"/>
   </w:latentStyles>
   <w:style w:type="paragraph" w:default="1" w:styleId="Normal">
     <w:name w:val="Normal"/>
     <w:qFormat/>
+  </w:style>
+  <w:style w:type="paragraph" w:styleId="Heading1">
+    <w:name w:val="heading 1"/>
+    <w:basedOn w:val="Normal"/>
+    <w:next w:val="Normal"/>
+    <w:link w:val="Heading1Char"/>
+    <w:uiPriority w:val="9"/>
+    <w:qFormat/>
+    <w:rsid w:val="00555B74"/>
+    <w:pPr>
+      <w:keepNext/>
+      <w:keepLines/>
+      <w:spacing w:before="240" w:after="0"/>
+      <w:outlineLvl w:val="0"/>
+    </w:pPr>
+    <w:rPr>
+      <w:rFonts w:asciiTheme="majorHAnsi" w:eastAsiaTheme="majorEastAsia" w:hAnsiTheme="majorHAnsi" w:cstheme="majorBidi"/>
+      <w:color w:val="2E74B5" w:themeColor="accent1" w:themeShade="BF"/>
+      <w:sz w:val="32"/>
+      <w:szCs w:val="32"/>
+    </w:rPr>
   </w:style>
   <w:style w:type="paragraph" w:styleId="Heading2">
     <w:name w:val="heading 2"/>
@@ -22278,7 +26485,6 @@
   <w:style w:type="character" w:default="1" w:styleId="DefaultParagraphFont">
     <w:name w:val="Default Paragraph Font"/>
     <w:uiPriority w:val="1"/>
-    <w:semiHidden/>
     <w:unhideWhenUsed/>
   </w:style>
   <w:style w:type="table" w:default="1" w:styleId="TableNormal">
@@ -22486,6 +26692,28 @@
     <w:name w:val="hljs-comment"/>
     <w:basedOn w:val="DefaultParagraphFont"/>
     <w:rsid w:val="0041275C"/>
+  </w:style>
+  <w:style w:type="paragraph" w:styleId="NoSpacing">
+    <w:name w:val="No Spacing"/>
+    <w:uiPriority w:val="1"/>
+    <w:qFormat/>
+    <w:rsid w:val="009C623B"/>
+    <w:pPr>
+      <w:spacing w:after="0" w:line="240" w:lineRule="auto"/>
+    </w:pPr>
+  </w:style>
+  <w:style w:type="character" w:customStyle="1" w:styleId="Heading1Char">
+    <w:name w:val="Heading 1 Char"/>
+    <w:basedOn w:val="DefaultParagraphFont"/>
+    <w:link w:val="Heading1"/>
+    <w:uiPriority w:val="9"/>
+    <w:rsid w:val="00555B74"/>
+    <w:rPr>
+      <w:rFonts w:asciiTheme="majorHAnsi" w:eastAsiaTheme="majorEastAsia" w:hAnsiTheme="majorHAnsi" w:cstheme="majorBidi"/>
+      <w:color w:val="2E74B5" w:themeColor="accent1" w:themeShade="BF"/>
+      <w:sz w:val="32"/>
+      <w:szCs w:val="32"/>
+    </w:rPr>
   </w:style>
 </w:styles>
 </file>
